--- a/Data Cleaning.docx
+++ b/Data Cleaning.docx
@@ -45,7 +45,15 @@
         </w:numPr>
       </w:pPr>
       <w:r>
-        <w:t>Checked for duplicate rows using duplicated().</w:t>
+        <w:t xml:space="preserve">Checked for duplicate rows using </w:t>
+      </w:r>
+      <w:proofErr w:type="gramStart"/>
+      <w:r>
+        <w:t>duplicated(</w:t>
+      </w:r>
+      <w:proofErr w:type="gramEnd"/>
+      <w:r>
+        <w:t>).</w:t>
       </w:r>
     </w:p>
     <w:p>
@@ -86,7 +94,15 @@
       </w:r>
       <w:proofErr w:type="spellEnd"/>
       <w:r>
-        <w:t>().sum().</w:t>
+        <w:t>(</w:t>
+      </w:r>
+      <w:proofErr w:type="gramStart"/>
+      <w:r>
+        <w:t>).sum</w:t>
+      </w:r>
+      <w:proofErr w:type="gramEnd"/>
+      <w:r>
+        <w:t>().</w:t>
       </w:r>
     </w:p>
     <w:p>
@@ -275,7 +291,21 @@
         <w:rPr>
           <w:lang w:eastAsia="en-IN"/>
         </w:rPr>
-        <w:t>['Income'].quantile(0.25)</w:t>
+        <w:t>['Income'</w:t>
+      </w:r>
+      <w:proofErr w:type="gramStart"/>
+      <w:r>
+        <w:rPr>
+          <w:lang w:eastAsia="en-IN"/>
+        </w:rPr>
+        <w:t>].quantile</w:t>
+      </w:r>
+      <w:proofErr w:type="gramEnd"/>
+      <w:r>
+        <w:rPr>
+          <w:lang w:eastAsia="en-IN"/>
+        </w:rPr>
+        <w:t>(0.25)</w:t>
       </w:r>
     </w:p>
     <w:p>
@@ -304,7 +334,21 @@
         <w:rPr>
           <w:lang w:eastAsia="en-IN"/>
         </w:rPr>
-        <w:t>['Income'].quantile(0.75)</w:t>
+        <w:t>['Income'</w:t>
+      </w:r>
+      <w:proofErr w:type="gramStart"/>
+      <w:r>
+        <w:rPr>
+          <w:lang w:eastAsia="en-IN"/>
+        </w:rPr>
+        <w:t>].quantile</w:t>
+      </w:r>
+      <w:proofErr w:type="gramEnd"/>
+      <w:r>
+        <w:rPr>
+          <w:lang w:eastAsia="en-IN"/>
+        </w:rPr>
+        <w:t>(0.75)</w:t>
       </w:r>
     </w:p>
     <w:p>
@@ -427,7 +471,15 @@
         <w:t xml:space="preserve">Family Size </w:t>
       </w:r>
       <w:r>
-        <w:t>= Number of adult +Number of children</w:t>
+        <w:t xml:space="preserve">= Number of </w:t>
+      </w:r>
+      <w:proofErr w:type="gramStart"/>
+      <w:r>
+        <w:t>adult</w:t>
+      </w:r>
+      <w:proofErr w:type="gramEnd"/>
+      <w:r>
+        <w:t xml:space="preserve"> +Number of children</w:t>
       </w:r>
     </w:p>
     <w:p>
@@ -527,9 +579,17 @@
         <w:rPr>
           <w:lang w:eastAsia="en-IN"/>
         </w:rPr>
-        <w:t>marketing_campaign_df.drop</w:t>
+        <w:t>marketing_campaign_</w:t>
+      </w:r>
+      <w:proofErr w:type="gramStart"/>
+      <w:r>
+        <w:rPr>
+          <w:lang w:eastAsia="en-IN"/>
+        </w:rPr>
+        <w:t>df.drop</w:t>
       </w:r>
       <w:proofErr w:type="spellEnd"/>
+      <w:proofErr w:type="gramEnd"/>
       <w:r>
         <w:rPr>
           <w:lang w:eastAsia="en-IN"/>
@@ -548,7 +608,35 @@
         <w:rPr>
           <w:lang w:eastAsia="en-IN"/>
         </w:rPr>
-        <w:t>'],axis=1,inplace=True)</w:t>
+        <w:t>'</w:t>
+      </w:r>
+      <w:proofErr w:type="gramStart"/>
+      <w:r>
+        <w:rPr>
+          <w:lang w:eastAsia="en-IN"/>
+        </w:rPr>
+        <w:t>],axis</w:t>
+      </w:r>
+      <w:proofErr w:type="gramEnd"/>
+      <w:r>
+        <w:rPr>
+          <w:lang w:eastAsia="en-IN"/>
+        </w:rPr>
+        <w:t>=</w:t>
+      </w:r>
+      <w:proofErr w:type="gramStart"/>
+      <w:r>
+        <w:rPr>
+          <w:lang w:eastAsia="en-IN"/>
+        </w:rPr>
+        <w:t>1,inplace</w:t>
+      </w:r>
+      <w:proofErr w:type="gramEnd"/>
+      <w:r>
+        <w:rPr>
+          <w:lang w:eastAsia="en-IN"/>
+        </w:rPr>
+        <w:t>=True)</w:t>
       </w:r>
     </w:p>
     <w:p>
@@ -1345,14 +1433,7 @@
           <w:b/>
           <w:bCs/>
         </w:rPr>
-        <w:t>P</w:t>
-      </w:r>
-      <w:r>
-        <w:rPr>
-          <w:b/>
-          <w:bCs/>
-        </w:rPr>
-        <w:t>urchases made with a discount</w:t>
+        <w:t>Purchases made with a discount</w:t>
       </w:r>
     </w:p>
     <w:p>
@@ -1427,14 +1508,7 @@
           <w:b/>
           <w:bCs/>
         </w:rPr>
-        <w:t>P</w:t>
-      </w:r>
-      <w:r>
-        <w:rPr>
-          <w:b/>
-          <w:bCs/>
-        </w:rPr>
-        <w:t>urchases made through the company's web site</w:t>
+        <w:t>Purchases made through the company's web site</w:t>
       </w:r>
     </w:p>
     <w:p>
@@ -1509,14 +1583,7 @@
           <w:b/>
           <w:bCs/>
         </w:rPr>
-        <w:t>P</w:t>
-      </w:r>
-      <w:r>
-        <w:rPr>
-          <w:b/>
-          <w:bCs/>
-        </w:rPr>
-        <w:t>urchases made using a catalogue</w:t>
+        <w:t>Purchases made using a catalogue</w:t>
       </w:r>
     </w:p>
     <w:p>
@@ -1591,14 +1658,7 @@
           <w:b/>
           <w:bCs/>
         </w:rPr>
-        <w:t>P</w:t>
-      </w:r>
-      <w:r>
-        <w:rPr>
-          <w:b/>
-          <w:bCs/>
-        </w:rPr>
-        <w:t>urchases made directly in stores</w:t>
+        <w:t>Purchases made directly in stores</w:t>
       </w:r>
     </w:p>
     <w:p>
@@ -1673,14 +1733,7 @@
           <w:b/>
           <w:bCs/>
         </w:rPr>
-        <w:t>V</w:t>
-      </w:r>
-      <w:r>
-        <w:rPr>
-          <w:b/>
-          <w:bCs/>
-        </w:rPr>
-        <w:t>isits to company's web site in the last month</w:t>
+        <w:t>Visits to company's web site in the last month</w:t>
       </w:r>
     </w:p>
     <w:p>
@@ -1728,7 +1781,15 @@
         </w:numPr>
       </w:pPr>
       <w:r>
-        <w:t>The maximum visits (10) is relatively limited, showing low spread.</w:t>
+        <w:t xml:space="preserve">The maximum visits (10) </w:t>
+      </w:r>
+      <w:proofErr w:type="gramStart"/>
+      <w:r>
+        <w:t>is</w:t>
+      </w:r>
+      <w:proofErr w:type="gramEnd"/>
+      <w:r>
+        <w:t xml:space="preserve"> relatively limited, showing low spread.</w:t>
       </w:r>
     </w:p>
     <w:p>
@@ -1896,7 +1957,15 @@
         </w:numPr>
       </w:pPr>
       <w:r>
-        <w:t xml:space="preserve">Nearly equal share of customers have no children (47.17%) </w:t>
+        <w:t xml:space="preserve">Nearly equal share of customers </w:t>
+      </w:r>
+      <w:proofErr w:type="gramStart"/>
+      <w:r>
+        <w:t>have</w:t>
+      </w:r>
+      <w:proofErr w:type="gramEnd"/>
+      <w:r>
+        <w:t xml:space="preserve"> no children (47.17%) </w:t>
       </w:r>
     </w:p>
     <w:p>
@@ -2138,21 +2207,6 @@
     </w:p>
     <w:p>
       <w:pPr>
-        <w:rPr>
-          <w:b/>
-          <w:bCs/>
-        </w:rPr>
-      </w:pPr>
-      <w:r>
-        <w:rPr>
-          <w:b/>
-          <w:bCs/>
-        </w:rPr>
-        <w:t>Binary variables:</w:t>
-      </w:r>
-    </w:p>
-    <w:p>
-      <w:pPr>
         <w:numPr>
           <w:ilvl w:val="0"/>
           <w:numId w:val="23"/>
@@ -2167,7 +2221,17 @@
           <w:b/>
           <w:bCs/>
         </w:rPr>
-        <w:t xml:space="preserve">AcceptedCmp1 </w:t>
+        <w:t>Accepted</w:t>
+      </w:r>
+      <w:r>
+        <w:rPr>
+          <w:b/>
+          <w:bCs/>
+        </w:rPr>
+        <w:t xml:space="preserve"> in first campaign: </w:t>
+      </w:r>
+      <w:r>
+        <w:t>Only 13.44% of customers accepted the first campaign offer, whereas 86.56% did not, indicating a relatively low campaign success rate.</w:t>
       </w:r>
     </w:p>
     <w:p>
@@ -2186,7 +2250,24 @@
           <w:b/>
           <w:bCs/>
         </w:rPr>
-        <w:t xml:space="preserve">AcceptedCmp2 </w:t>
+        <w:t>Accepted</w:t>
+      </w:r>
+      <w:r>
+        <w:rPr>
+          <w:b/>
+          <w:bCs/>
+        </w:rPr>
+        <w:t xml:space="preserve"> in second campaign:</w:t>
+      </w:r>
+      <w:r>
+        <w:rPr>
+          <w:b/>
+          <w:bCs/>
+        </w:rPr>
+        <w:t xml:space="preserve"> </w:t>
+      </w:r>
+      <w:r>
+        <w:t>Campaign 2 had a very low acceptance rate of 1.44%, with 98.56% of customers not accepting the offer, indicating poor campaign effectiveness.</w:t>
       </w:r>
     </w:p>
     <w:p>
@@ -2206,7 +2287,31 @@
           <w:bCs/>
         </w:rPr>
         <w:lastRenderedPageBreak/>
-        <w:t xml:space="preserve">AcceptedCmp3 </w:t>
+        <w:t>Accepted</w:t>
+      </w:r>
+      <w:r>
+        <w:rPr>
+          <w:b/>
+          <w:bCs/>
+        </w:rPr>
+        <w:t xml:space="preserve"> in third campaign:</w:t>
+      </w:r>
+      <w:r>
+        <w:rPr>
+          <w:b/>
+          <w:bCs/>
+        </w:rPr>
+        <w:t xml:space="preserve"> </w:t>
+      </w:r>
+      <w:r>
+        <w:t>Campaign 3 achieved a 6.24% acceptance rate, while 93.76% of customers did not accept the offer, indicating limited campaign success</w:t>
+      </w:r>
+      <w:r>
+        <w:rPr>
+          <w:b/>
+          <w:bCs/>
+        </w:rPr>
+        <w:t>.</w:t>
       </w:r>
     </w:p>
     <w:p>
@@ -2225,7 +2330,24 @@
           <w:b/>
           <w:bCs/>
         </w:rPr>
-        <w:t xml:space="preserve">AcceptedCmp4 </w:t>
+        <w:t>Accepted</w:t>
+      </w:r>
+      <w:r>
+        <w:rPr>
+          <w:b/>
+          <w:bCs/>
+        </w:rPr>
+        <w:t xml:space="preserve"> in fourth campaign:</w:t>
+      </w:r>
+      <w:r>
+        <w:rPr>
+          <w:b/>
+          <w:bCs/>
+        </w:rPr>
+        <w:t xml:space="preserve"> </w:t>
+      </w:r>
+      <w:r>
+        <w:t>Campaign 4 recorded a low acceptance rate of 5.68%, with 94.32% of customers not accepting the offer, indicating limited campaign effectiveness.</w:t>
       </w:r>
     </w:p>
     <w:p>
@@ -2244,7 +2366,24 @@
           <w:b/>
           <w:bCs/>
         </w:rPr>
-        <w:t xml:space="preserve">AcceptedCmp5 </w:t>
+        <w:t>Accepted</w:t>
+      </w:r>
+      <w:r>
+        <w:rPr>
+          <w:b/>
+          <w:bCs/>
+        </w:rPr>
+        <w:t xml:space="preserve"> in fifth campaign:</w:t>
+      </w:r>
+      <w:r>
+        <w:rPr>
+          <w:b/>
+          <w:bCs/>
+        </w:rPr>
+        <w:t xml:space="preserve"> </w:t>
+      </w:r>
+      <w:r>
+        <w:t>Campaign 5 achieved an acceptance rate of 4.57%, while 95.43% of customers did not accept the offer, indicating a low level of customer engagement.</w:t>
       </w:r>
     </w:p>
     <w:p>
@@ -2263,139 +2402,948 @@
           <w:b/>
           <w:bCs/>
         </w:rPr>
-        <w:t xml:space="preserve">Response </w:t>
-      </w:r>
-    </w:p>
-    <w:p>
-      <w:pPr>
-        <w:rPr>
-          <w:b/>
-          <w:bCs/>
-        </w:rPr>
-      </w:pPr>
-      <w:proofErr w:type="spellStart"/>
-      <w:r>
-        <w:rPr>
-          <w:b/>
-          <w:bCs/>
-        </w:rPr>
-        <w:t>Analyze</w:t>
-      </w:r>
-      <w:proofErr w:type="spellEnd"/>
-      <w:r>
-        <w:rPr>
-          <w:b/>
-          <w:bCs/>
-        </w:rPr>
-        <w:t>:</w:t>
-      </w:r>
-    </w:p>
-    <w:p>
-      <w:pPr>
-        <w:numPr>
-          <w:ilvl w:val="0"/>
-          <w:numId w:val="24"/>
-        </w:numPr>
-        <w:rPr>
-          <w:b/>
-          <w:bCs/>
-        </w:rPr>
-      </w:pPr>
-      <w:r>
-        <w:rPr>
-          <w:b/>
-          <w:bCs/>
-        </w:rPr>
-        <w:t xml:space="preserve">Acceptance rates </w:t>
-      </w:r>
-    </w:p>
-    <w:p>
-      <w:pPr>
-        <w:numPr>
-          <w:ilvl w:val="0"/>
-          <w:numId w:val="24"/>
-        </w:numPr>
-        <w:rPr>
-          <w:b/>
-          <w:bCs/>
-        </w:rPr>
-      </w:pPr>
-      <w:r>
-        <w:rPr>
-          <w:b/>
-          <w:bCs/>
-        </w:rPr>
-        <w:t xml:space="preserve">Response rate to latest campaign </w:t>
-      </w:r>
-    </w:p>
-    <w:p>
-      <w:pPr>
-        <w:rPr>
-          <w:b/>
-          <w:bCs/>
-        </w:rPr>
-      </w:pPr>
-      <w:r>
-        <w:rPr>
-          <w:b/>
-          <w:bCs/>
-        </w:rPr>
-        <w:t>Example:</w:t>
-      </w:r>
-    </w:p>
-    <w:p>
-      <w:pPr>
-        <w:rPr>
-          <w:b/>
-          <w:bCs/>
-        </w:rPr>
-      </w:pPr>
-      <w:proofErr w:type="spellStart"/>
-      <w:r>
-        <w:rPr>
-          <w:b/>
-          <w:bCs/>
-        </w:rPr>
-        <w:t>df</w:t>
-      </w:r>
-      <w:proofErr w:type="spellEnd"/>
-      <w:r>
-        <w:rPr>
-          <w:b/>
-          <w:bCs/>
-        </w:rPr>
-        <w:t>['Response'].</w:t>
-      </w:r>
-      <w:proofErr w:type="spellStart"/>
-      <w:r>
-        <w:rPr>
-          <w:b/>
-          <w:bCs/>
-        </w:rPr>
-        <w:t>value_counts</w:t>
-      </w:r>
-      <w:proofErr w:type="spellEnd"/>
-      <w:r>
-        <w:rPr>
-          <w:b/>
-          <w:bCs/>
-        </w:rPr>
-        <w:t>(normalize=True)*100</w:t>
-      </w:r>
-    </w:p>
-    <w:p>
-      <w:pPr>
-        <w:rPr>
-          <w:b/>
-          <w:bCs/>
-        </w:rPr>
-      </w:pPr>
-      <w:r>
-        <w:rPr>
-          <w:b/>
-          <w:bCs/>
-        </w:rPr>
-        <w:pict w14:anchorId="65C4FFD7">
+        <w:t>Accepted</w:t>
+      </w:r>
+      <w:r>
+        <w:rPr>
+          <w:b/>
+          <w:bCs/>
+        </w:rPr>
+        <w:t xml:space="preserve"> in sixth (last) campaign:</w:t>
+      </w:r>
+      <w:r>
+        <w:rPr>
+          <w:b/>
+          <w:bCs/>
+        </w:rPr>
+        <w:t xml:space="preserve"> </w:t>
+      </w:r>
+      <w:r>
+        <w:t>Campaign 6 recorded an acceptance rate of 14.75%, while 85.25% of customers did not accept the offer, making it the most successful campaign among the six campaigns.</w:t>
+      </w:r>
+    </w:p>
+    <w:p>
+      <w:pPr>
+        <w:rPr>
+          <w:b/>
+          <w:bCs/>
+        </w:rPr>
+      </w:pPr>
+      <w:r>
+        <w:rPr>
+          <w:b/>
+          <w:bCs/>
+        </w:rPr>
+        <w:t>Complaint Analysis</w:t>
+      </w:r>
+    </w:p>
+    <w:p>
+      <w:r>
+        <w:t>Customer complaints were very low, with only 0.76% of customers lodging complaints, while 99.24% reported no complaints, indicating a high level of customer satisfaction.</w:t>
+      </w:r>
+    </w:p>
+    <w:p>
+      <w:pPr>
+        <w:rPr>
+          <w:b/>
+          <w:bCs/>
+          <w:sz w:val="24"/>
+          <w:szCs w:val="24"/>
+        </w:rPr>
+      </w:pPr>
+      <w:r>
+        <w:rPr>
+          <w:b/>
+          <w:bCs/>
+          <w:sz w:val="24"/>
+          <w:szCs w:val="24"/>
+        </w:rPr>
+        <w:t>Bivariate Analysis</w:t>
+      </w:r>
+    </w:p>
+    <w:p>
+      <w:pPr>
+        <w:rPr>
+          <w:b/>
+          <w:bCs/>
+          <w:sz w:val="24"/>
+          <w:szCs w:val="24"/>
+        </w:rPr>
+      </w:pPr>
+      <w:r>
+        <w:rPr>
+          <w:b/>
+          <w:bCs/>
+          <w:sz w:val="24"/>
+          <w:szCs w:val="24"/>
+        </w:rPr>
+        <w:t>Response vs Income</w:t>
+      </w:r>
+    </w:p>
+    <w:p>
+      <w:pPr>
+        <w:rPr>
+          <w:b/>
+          <w:bCs/>
+          <w:sz w:val="24"/>
+          <w:szCs w:val="24"/>
+        </w:rPr>
+      </w:pPr>
+      <w:r>
+        <w:rPr>
+          <w:b/>
+          <w:bCs/>
+          <w:sz w:val="24"/>
+          <w:szCs w:val="24"/>
+        </w:rPr>
+        <w:t>The heatmap reveals a strong positive relationship between income and campaign acceptance. As income increases, acceptance rates generally rise across all campaigns.</w:t>
+      </w:r>
+    </w:p>
+    <w:p>
+      <w:pPr>
+        <w:rPr>
+          <w:b/>
+          <w:bCs/>
+          <w:i/>
+          <w:iCs/>
+          <w:sz w:val="24"/>
+          <w:szCs w:val="24"/>
+        </w:rPr>
+      </w:pPr>
+      <w:r>
+        <w:rPr>
+          <w:b/>
+          <w:bCs/>
+          <w:i/>
+          <w:iCs/>
+          <w:sz w:val="24"/>
+          <w:szCs w:val="24"/>
+        </w:rPr>
+        <w:t>Key Findings</w:t>
+      </w:r>
+    </w:p>
+    <w:p>
+      <w:pPr>
+        <w:numPr>
+          <w:ilvl w:val="0"/>
+          <w:numId w:val="29"/>
+        </w:numPr>
+        <w:rPr>
+          <w:b/>
+          <w:bCs/>
+          <w:sz w:val="24"/>
+          <w:szCs w:val="24"/>
+        </w:rPr>
+      </w:pPr>
+      <w:r>
+        <w:rPr>
+          <w:b/>
+          <w:bCs/>
+          <w:sz w:val="24"/>
+          <w:szCs w:val="24"/>
+        </w:rPr>
+        <w:t xml:space="preserve">Higher-income customers are more responsive </w:t>
+      </w:r>
+    </w:p>
+    <w:p>
+      <w:pPr>
+        <w:numPr>
+          <w:ilvl w:val="1"/>
+          <w:numId w:val="29"/>
+        </w:numPr>
+        <w:rPr>
+          <w:b/>
+          <w:bCs/>
+          <w:sz w:val="24"/>
+          <w:szCs w:val="24"/>
+        </w:rPr>
+      </w:pPr>
+      <w:r>
+        <w:rPr>
+          <w:b/>
+          <w:bCs/>
+          <w:sz w:val="24"/>
+          <w:szCs w:val="24"/>
+        </w:rPr>
+        <w:t xml:space="preserve">The highest income group (92,591–159,700) consistently shows the highest acceptance rates across all campaigns. </w:t>
+      </w:r>
+    </w:p>
+    <w:p>
+      <w:pPr>
+        <w:numPr>
+          <w:ilvl w:val="1"/>
+          <w:numId w:val="29"/>
+        </w:numPr>
+        <w:rPr>
+          <w:b/>
+          <w:bCs/>
+          <w:sz w:val="24"/>
+          <w:szCs w:val="24"/>
+        </w:rPr>
+      </w:pPr>
+      <w:r>
+        <w:rPr>
+          <w:b/>
+          <w:bCs/>
+          <w:sz w:val="24"/>
+          <w:szCs w:val="24"/>
+        </w:rPr>
+        <w:t xml:space="preserve">The final campaign (Response) achieved a 25.8% acceptance rate in this segment, compared to only 4.1% in the lowest income group. </w:t>
+      </w:r>
+    </w:p>
+    <w:p>
+      <w:pPr>
+        <w:numPr>
+          <w:ilvl w:val="0"/>
+          <w:numId w:val="29"/>
+        </w:numPr>
+        <w:rPr>
+          <w:b/>
+          <w:bCs/>
+          <w:sz w:val="24"/>
+          <w:szCs w:val="24"/>
+        </w:rPr>
+      </w:pPr>
+      <w:r>
+        <w:rPr>
+          <w:b/>
+          <w:bCs/>
+          <w:sz w:val="24"/>
+          <w:szCs w:val="24"/>
+        </w:rPr>
+        <w:t xml:space="preserve">Campaign 1 was highly effective among affluent customers </w:t>
+      </w:r>
+    </w:p>
+    <w:p>
+      <w:pPr>
+        <w:numPr>
+          <w:ilvl w:val="1"/>
+          <w:numId w:val="29"/>
+        </w:numPr>
+        <w:rPr>
+          <w:b/>
+          <w:bCs/>
+          <w:sz w:val="24"/>
+          <w:szCs w:val="24"/>
+        </w:rPr>
+      </w:pPr>
+      <w:r>
+        <w:rPr>
+          <w:b/>
+          <w:bCs/>
+          <w:sz w:val="24"/>
+          <w:szCs w:val="24"/>
+        </w:rPr>
+        <w:t xml:space="preserve">Acceptance increased steadily from 3.9% in the lowest income group to 22.9% in the highest income group. </w:t>
+      </w:r>
+    </w:p>
+    <w:p>
+      <w:pPr>
+        <w:numPr>
+          <w:ilvl w:val="1"/>
+          <w:numId w:val="29"/>
+        </w:numPr>
+        <w:rPr>
+          <w:b/>
+          <w:bCs/>
+          <w:sz w:val="24"/>
+          <w:szCs w:val="24"/>
+        </w:rPr>
+      </w:pPr>
+      <w:r>
+        <w:rPr>
+          <w:b/>
+          <w:bCs/>
+          <w:sz w:val="24"/>
+          <w:szCs w:val="24"/>
+        </w:rPr>
+        <w:t xml:space="preserve">This suggests Campaign 1 strongly appealed to higher-income customers. </w:t>
+      </w:r>
+    </w:p>
+    <w:p>
+      <w:pPr>
+        <w:numPr>
+          <w:ilvl w:val="0"/>
+          <w:numId w:val="29"/>
+        </w:numPr>
+        <w:rPr>
+          <w:b/>
+          <w:bCs/>
+          <w:sz w:val="24"/>
+          <w:szCs w:val="24"/>
+        </w:rPr>
+      </w:pPr>
+      <w:r>
+        <w:rPr>
+          <w:b/>
+          <w:bCs/>
+          <w:sz w:val="24"/>
+          <w:szCs w:val="24"/>
+        </w:rPr>
+        <w:t xml:space="preserve">Campaign 2 performed poorly across all segments </w:t>
+      </w:r>
+    </w:p>
+    <w:p>
+      <w:pPr>
+        <w:numPr>
+          <w:ilvl w:val="1"/>
+          <w:numId w:val="29"/>
+        </w:numPr>
+        <w:rPr>
+          <w:b/>
+          <w:bCs/>
+          <w:sz w:val="24"/>
+          <w:szCs w:val="24"/>
+        </w:rPr>
+      </w:pPr>
+      <w:r>
+        <w:rPr>
+          <w:b/>
+          <w:bCs/>
+          <w:sz w:val="24"/>
+          <w:szCs w:val="24"/>
+        </w:rPr>
+        <w:t xml:space="preserve">Acceptance rates remained very low, ranging from 0.4% to 2.3%. </w:t>
+      </w:r>
+    </w:p>
+    <w:p>
+      <w:pPr>
+        <w:numPr>
+          <w:ilvl w:val="1"/>
+          <w:numId w:val="29"/>
+        </w:numPr>
+        <w:rPr>
+          <w:b/>
+          <w:bCs/>
+          <w:sz w:val="24"/>
+          <w:szCs w:val="24"/>
+        </w:rPr>
+      </w:pPr>
+      <w:r>
+        <w:rPr>
+          <w:b/>
+          <w:bCs/>
+          <w:sz w:val="24"/>
+          <w:szCs w:val="24"/>
+        </w:rPr>
+        <w:t xml:space="preserve">Income had only a limited impact on its performance. </w:t>
+      </w:r>
+    </w:p>
+    <w:p>
+      <w:pPr>
+        <w:numPr>
+          <w:ilvl w:val="0"/>
+          <w:numId w:val="29"/>
+        </w:numPr>
+        <w:rPr>
+          <w:b/>
+          <w:bCs/>
+          <w:sz w:val="24"/>
+          <w:szCs w:val="24"/>
+        </w:rPr>
+      </w:pPr>
+      <w:r>
+        <w:rPr>
+          <w:b/>
+          <w:bCs/>
+          <w:sz w:val="24"/>
+          <w:szCs w:val="24"/>
+        </w:rPr>
+        <w:t xml:space="preserve">Campaigns 3, 4, and 5 show moderate income effects </w:t>
+      </w:r>
+    </w:p>
+    <w:p>
+      <w:pPr>
+        <w:numPr>
+          <w:ilvl w:val="1"/>
+          <w:numId w:val="29"/>
+        </w:numPr>
+        <w:rPr>
+          <w:b/>
+          <w:bCs/>
+          <w:sz w:val="24"/>
+          <w:szCs w:val="24"/>
+        </w:rPr>
+      </w:pPr>
+      <w:r>
+        <w:rPr>
+          <w:b/>
+          <w:bCs/>
+          <w:sz w:val="24"/>
+          <w:szCs w:val="24"/>
+        </w:rPr>
+        <w:lastRenderedPageBreak/>
+        <w:t xml:space="preserve">Acceptance generally increases with income. </w:t>
+      </w:r>
+    </w:p>
+    <w:p>
+      <w:pPr>
+        <w:numPr>
+          <w:ilvl w:val="1"/>
+          <w:numId w:val="29"/>
+        </w:numPr>
+        <w:rPr>
+          <w:b/>
+          <w:bCs/>
+          <w:sz w:val="24"/>
+          <w:szCs w:val="24"/>
+        </w:rPr>
+      </w:pPr>
+      <w:r>
+        <w:rPr>
+          <w:b/>
+          <w:bCs/>
+          <w:sz w:val="24"/>
+          <w:szCs w:val="24"/>
+        </w:rPr>
+        <w:t xml:space="preserve">Campaign 5 shows one of the strongest improvements, rising from 0.7% in the lowest income group to 9.3% in the highest. </w:t>
+      </w:r>
+    </w:p>
+    <w:p>
+      <w:pPr>
+        <w:numPr>
+          <w:ilvl w:val="0"/>
+          <w:numId w:val="29"/>
+        </w:numPr>
+        <w:rPr>
+          <w:b/>
+          <w:bCs/>
+          <w:sz w:val="24"/>
+          <w:szCs w:val="24"/>
+        </w:rPr>
+      </w:pPr>
+      <w:r>
+        <w:rPr>
+          <w:b/>
+          <w:bCs/>
+          <w:sz w:val="24"/>
+          <w:szCs w:val="24"/>
+        </w:rPr>
+        <w:t xml:space="preserve">The final campaign was the most successful overall </w:t>
+      </w:r>
+    </w:p>
+    <w:p>
+      <w:pPr>
+        <w:numPr>
+          <w:ilvl w:val="1"/>
+          <w:numId w:val="29"/>
+        </w:numPr>
+        <w:rPr>
+          <w:b/>
+          <w:bCs/>
+          <w:sz w:val="24"/>
+          <w:szCs w:val="24"/>
+        </w:rPr>
+      </w:pPr>
+      <w:r>
+        <w:rPr>
+          <w:b/>
+          <w:bCs/>
+          <w:sz w:val="24"/>
+          <w:szCs w:val="24"/>
+        </w:rPr>
+        <w:t xml:space="preserve">Acceptance rates increased consistently across income levels: </w:t>
+      </w:r>
+    </w:p>
+    <w:p>
+      <w:pPr>
+        <w:numPr>
+          <w:ilvl w:val="2"/>
+          <w:numId w:val="29"/>
+        </w:numPr>
+        <w:rPr>
+          <w:b/>
+          <w:bCs/>
+          <w:sz w:val="24"/>
+          <w:szCs w:val="24"/>
+        </w:rPr>
+      </w:pPr>
+      <w:r>
+        <w:rPr>
+          <w:b/>
+          <w:bCs/>
+          <w:sz w:val="24"/>
+          <w:szCs w:val="24"/>
+        </w:rPr>
+        <w:t xml:space="preserve">Lowest income: 4.1% </w:t>
+      </w:r>
+    </w:p>
+    <w:p>
+      <w:pPr>
+        <w:numPr>
+          <w:ilvl w:val="2"/>
+          <w:numId w:val="29"/>
+        </w:numPr>
+        <w:rPr>
+          <w:b/>
+          <w:bCs/>
+          <w:sz w:val="24"/>
+          <w:szCs w:val="24"/>
+        </w:rPr>
+      </w:pPr>
+      <w:r>
+        <w:rPr>
+          <w:b/>
+          <w:bCs/>
+          <w:sz w:val="24"/>
+          <w:szCs w:val="24"/>
+        </w:rPr>
+        <w:t xml:space="preserve">Highest income: 25.8% </w:t>
+      </w:r>
+    </w:p>
+    <w:p>
+      <w:pPr>
+        <w:numPr>
+          <w:ilvl w:val="1"/>
+          <w:numId w:val="29"/>
+        </w:numPr>
+        <w:rPr>
+          <w:b/>
+          <w:bCs/>
+          <w:sz w:val="24"/>
+          <w:szCs w:val="24"/>
+        </w:rPr>
+      </w:pPr>
+      <w:r>
+        <w:rPr>
+          <w:b/>
+          <w:bCs/>
+          <w:sz w:val="24"/>
+          <w:szCs w:val="24"/>
+        </w:rPr>
+        <w:t>This indicates the final campaign was particularly effective among wealthier customers.</w:t>
+      </w:r>
+    </w:p>
+    <w:p>
+      <w:pPr>
+        <w:rPr>
+          <w:b/>
+          <w:bCs/>
+          <w:sz w:val="24"/>
+          <w:szCs w:val="24"/>
+        </w:rPr>
+      </w:pPr>
+      <w:r>
+        <w:rPr>
+          <w:b/>
+          <w:bCs/>
+          <w:sz w:val="24"/>
+          <w:szCs w:val="24"/>
+        </w:rPr>
+        <w:t>2. Response vs Age</w:t>
+      </w:r>
+    </w:p>
+    <w:p>
+      <w:pPr>
+        <w:rPr>
+          <w:b/>
+          <w:bCs/>
+          <w:sz w:val="24"/>
+          <w:szCs w:val="24"/>
+        </w:rPr>
+      </w:pPr>
+      <w:r>
+        <w:rPr>
+          <w:b/>
+          <w:bCs/>
+          <w:sz w:val="24"/>
+          <w:szCs w:val="24"/>
+        </w:rPr>
+        <w:t>The heatmap indicates that campaign acceptance generally increases with age. Older customers consistently show higher response rates across most campaigns compared to younger customers.</w:t>
+      </w:r>
+    </w:p>
+    <w:p>
+      <w:pPr>
+        <w:rPr>
+          <w:b/>
+          <w:bCs/>
+          <w:sz w:val="24"/>
+          <w:szCs w:val="24"/>
+        </w:rPr>
+      </w:pPr>
+      <w:r>
+        <w:rPr>
+          <w:b/>
+          <w:bCs/>
+          <w:sz w:val="24"/>
+          <w:szCs w:val="24"/>
+        </w:rPr>
+        <w:t>Key Findings</w:t>
+      </w:r>
+    </w:p>
+    <w:p>
+      <w:pPr>
+        <w:numPr>
+          <w:ilvl w:val="0"/>
+          <w:numId w:val="30"/>
+        </w:numPr>
+        <w:rPr>
+          <w:b/>
+          <w:bCs/>
+          <w:sz w:val="24"/>
+          <w:szCs w:val="24"/>
+        </w:rPr>
+      </w:pPr>
+      <w:r>
+        <w:rPr>
+          <w:b/>
+          <w:bCs/>
+          <w:sz w:val="24"/>
+          <w:szCs w:val="24"/>
+        </w:rPr>
+        <w:t xml:space="preserve">Older customers are more likely to accept campaigns </w:t>
+      </w:r>
+    </w:p>
+    <w:p>
+      <w:pPr>
+        <w:numPr>
+          <w:ilvl w:val="1"/>
+          <w:numId w:val="30"/>
+        </w:numPr>
+        <w:rPr>
+          <w:b/>
+          <w:bCs/>
+          <w:sz w:val="24"/>
+          <w:szCs w:val="24"/>
+        </w:rPr>
+      </w:pPr>
+      <w:r>
+        <w:rPr>
+          <w:b/>
+          <w:bCs/>
+          <w:sz w:val="24"/>
+          <w:szCs w:val="24"/>
+        </w:rPr>
+        <w:t xml:space="preserve">Acceptance rates increase steadily from the youngest group (30–44 years) to the oldest group (65–90 years). </w:t>
+      </w:r>
+    </w:p>
+    <w:p>
+      <w:pPr>
+        <w:numPr>
+          <w:ilvl w:val="1"/>
+          <w:numId w:val="30"/>
+        </w:numPr>
+        <w:rPr>
+          <w:b/>
+          <w:bCs/>
+          <w:sz w:val="24"/>
+          <w:szCs w:val="24"/>
+        </w:rPr>
+      </w:pPr>
+      <w:r>
+        <w:rPr>
+          <w:b/>
+          <w:bCs/>
+          <w:sz w:val="24"/>
+          <w:szCs w:val="24"/>
+        </w:rPr>
+        <w:t xml:space="preserve">This trend is especially visible in Campaign 1 and the final campaign (Response). </w:t>
+      </w:r>
+    </w:p>
+    <w:p>
+      <w:pPr>
+        <w:numPr>
+          <w:ilvl w:val="0"/>
+          <w:numId w:val="30"/>
+        </w:numPr>
+        <w:rPr>
+          <w:b/>
+          <w:bCs/>
+          <w:sz w:val="24"/>
+          <w:szCs w:val="24"/>
+        </w:rPr>
+      </w:pPr>
+      <w:r>
+        <w:rPr>
+          <w:b/>
+          <w:bCs/>
+          <w:sz w:val="24"/>
+          <w:szCs w:val="24"/>
+        </w:rPr>
+        <w:t xml:space="preserve">Campaign 1 shows the strongest age effect </w:t>
+      </w:r>
+    </w:p>
+    <w:p>
+      <w:pPr>
+        <w:numPr>
+          <w:ilvl w:val="1"/>
+          <w:numId w:val="30"/>
+        </w:numPr>
+        <w:rPr>
+          <w:b/>
+          <w:bCs/>
+          <w:sz w:val="24"/>
+          <w:szCs w:val="24"/>
+        </w:rPr>
+      </w:pPr>
+      <w:r>
+        <w:rPr>
+          <w:b/>
+          <w:bCs/>
+          <w:sz w:val="24"/>
+          <w:szCs w:val="24"/>
+        </w:rPr>
+        <w:t xml:space="preserve">Acceptance rises from 10.8% among customers aged 30–44 to 16.8% among those aged 65–90. </w:t>
+      </w:r>
+    </w:p>
+    <w:p>
+      <w:pPr>
+        <w:numPr>
+          <w:ilvl w:val="1"/>
+          <w:numId w:val="30"/>
+        </w:numPr>
+        <w:rPr>
+          <w:b/>
+          <w:bCs/>
+          <w:sz w:val="24"/>
+          <w:szCs w:val="24"/>
+        </w:rPr>
+      </w:pPr>
+      <w:r>
+        <w:rPr>
+          <w:b/>
+          <w:bCs/>
+          <w:sz w:val="24"/>
+          <w:szCs w:val="24"/>
+        </w:rPr>
+        <w:t xml:space="preserve">This suggests older customers were more receptive to the campaign offer. </w:t>
+      </w:r>
+    </w:p>
+    <w:p>
+      <w:pPr>
+        <w:numPr>
+          <w:ilvl w:val="0"/>
+          <w:numId w:val="30"/>
+        </w:numPr>
+        <w:rPr>
+          <w:b/>
+          <w:bCs/>
+          <w:sz w:val="24"/>
+          <w:szCs w:val="24"/>
+        </w:rPr>
+      </w:pPr>
+      <w:r>
+        <w:rPr>
+          <w:b/>
+          <w:bCs/>
+          <w:sz w:val="24"/>
+          <w:szCs w:val="24"/>
+        </w:rPr>
+        <w:t xml:space="preserve">Campaign 2 had the lowest performance </w:t>
+      </w:r>
+    </w:p>
+    <w:p>
+      <w:pPr>
+        <w:numPr>
+          <w:ilvl w:val="1"/>
+          <w:numId w:val="30"/>
+        </w:numPr>
+        <w:rPr>
+          <w:b/>
+          <w:bCs/>
+          <w:sz w:val="24"/>
+          <w:szCs w:val="24"/>
+        </w:rPr>
+      </w:pPr>
+      <w:r>
+        <w:rPr>
+          <w:b/>
+          <w:bCs/>
+          <w:sz w:val="24"/>
+          <w:szCs w:val="24"/>
+        </w:rPr>
+        <w:t xml:space="preserve">Acceptance rates remained very low across all age groups (1.0%–1.8%). </w:t>
+      </w:r>
+    </w:p>
+    <w:p>
+      <w:pPr>
+        <w:numPr>
+          <w:ilvl w:val="1"/>
+          <w:numId w:val="30"/>
+        </w:numPr>
+        <w:rPr>
+          <w:b/>
+          <w:bCs/>
+          <w:sz w:val="24"/>
+          <w:szCs w:val="24"/>
+        </w:rPr>
+      </w:pPr>
+      <w:r>
+        <w:rPr>
+          <w:b/>
+          <w:bCs/>
+          <w:sz w:val="24"/>
+          <w:szCs w:val="24"/>
+        </w:rPr>
+        <w:t xml:space="preserve">Age had only a minor influence on its effectiveness. </w:t>
+      </w:r>
+    </w:p>
+    <w:p>
+      <w:pPr>
+        <w:numPr>
+          <w:ilvl w:val="0"/>
+          <w:numId w:val="30"/>
+        </w:numPr>
+        <w:rPr>
+          <w:b/>
+          <w:bCs/>
+          <w:sz w:val="24"/>
+          <w:szCs w:val="24"/>
+        </w:rPr>
+      </w:pPr>
+      <w:r>
+        <w:rPr>
+          <w:b/>
+          <w:bCs/>
+          <w:sz w:val="24"/>
+          <w:szCs w:val="24"/>
+        </w:rPr>
+        <w:t xml:space="preserve">Campaigns 3, 4, and 5 show gradual improvement with age </w:t>
+      </w:r>
+    </w:p>
+    <w:p>
+      <w:pPr>
+        <w:numPr>
+          <w:ilvl w:val="1"/>
+          <w:numId w:val="30"/>
+        </w:numPr>
+        <w:rPr>
+          <w:b/>
+          <w:bCs/>
+          <w:sz w:val="24"/>
+          <w:szCs w:val="24"/>
+        </w:rPr>
+      </w:pPr>
+      <w:r>
+        <w:rPr>
+          <w:b/>
+          <w:bCs/>
+          <w:sz w:val="24"/>
+          <w:szCs w:val="24"/>
+        </w:rPr>
+        <w:t xml:space="preserve">Acceptance rates increase slightly as age increases. </w:t>
+      </w:r>
+    </w:p>
+    <w:p>
+      <w:pPr>
+        <w:numPr>
+          <w:ilvl w:val="1"/>
+          <w:numId w:val="30"/>
+        </w:numPr>
+        <w:rPr>
+          <w:b/>
+          <w:bCs/>
+          <w:sz w:val="24"/>
+          <w:szCs w:val="24"/>
+        </w:rPr>
+      </w:pPr>
+      <w:r>
+        <w:rPr>
+          <w:b/>
+          <w:bCs/>
+          <w:sz w:val="24"/>
+          <w:szCs w:val="24"/>
+        </w:rPr>
+        <w:t xml:space="preserve">The oldest age group consistently records the highest acceptance levels. </w:t>
+      </w:r>
+    </w:p>
+    <w:p>
+      <w:pPr>
+        <w:numPr>
+          <w:ilvl w:val="0"/>
+          <w:numId w:val="30"/>
+        </w:numPr>
+        <w:rPr>
+          <w:b/>
+          <w:bCs/>
+          <w:sz w:val="24"/>
+          <w:szCs w:val="24"/>
+        </w:rPr>
+      </w:pPr>
+      <w:r>
+        <w:rPr>
+          <w:b/>
+          <w:bCs/>
+          <w:sz w:val="24"/>
+          <w:szCs w:val="24"/>
+        </w:rPr>
+        <w:lastRenderedPageBreak/>
+        <w:t xml:space="preserve">The final campaign was the most successful </w:t>
+      </w:r>
+    </w:p>
+    <w:p>
+      <w:pPr>
+        <w:numPr>
+          <w:ilvl w:val="1"/>
+          <w:numId w:val="30"/>
+        </w:numPr>
+        <w:rPr>
+          <w:b/>
+          <w:bCs/>
+          <w:sz w:val="24"/>
+          <w:szCs w:val="24"/>
+        </w:rPr>
+      </w:pPr>
+      <w:r>
+        <w:rPr>
+          <w:b/>
+          <w:bCs/>
+          <w:sz w:val="24"/>
+          <w:szCs w:val="24"/>
+        </w:rPr>
+        <w:t xml:space="preserve">Response rates increased from 12.2% in the youngest group to 18.3% in the oldest group. </w:t>
+      </w:r>
+    </w:p>
+    <w:p>
+      <w:pPr>
+        <w:numPr>
+          <w:ilvl w:val="1"/>
+          <w:numId w:val="30"/>
+        </w:numPr>
+        <w:rPr>
+          <w:b/>
+          <w:bCs/>
+          <w:sz w:val="24"/>
+          <w:szCs w:val="24"/>
+        </w:rPr>
+      </w:pPr>
+      <w:r>
+        <w:rPr>
+          <w:b/>
+          <w:bCs/>
+          <w:sz w:val="24"/>
+          <w:szCs w:val="24"/>
+        </w:rPr>
+        <w:t>This indicates that older customers were more engaged with the final marketing campaign.</w:t>
+      </w:r>
+    </w:p>
+    <w:p>
+      <w:pPr>
+        <w:rPr>
+          <w:b/>
+          <w:bCs/>
+          <w:sz w:val="24"/>
+          <w:szCs w:val="24"/>
+        </w:rPr>
+      </w:pPr>
+    </w:p>
+    <w:p>
+      <w:pPr>
+        <w:rPr>
+          <w:b/>
+          <w:bCs/>
+          <w:sz w:val="24"/>
+          <w:szCs w:val="24"/>
+        </w:rPr>
+      </w:pPr>
+      <w:r>
+        <w:rPr>
+          <w:b/>
+          <w:bCs/>
+          <w:sz w:val="24"/>
+          <w:szCs w:val="24"/>
+        </w:rPr>
+        <w:pict w14:anchorId="6814397A">
           <v:rect id="_x0000_i1026" style="width:0;height:1.5pt" o:hralign="center" o:hrstd="t" o:hr="t" fillcolor="#a0a0a0" stroked="f"/>
         </w:pict>
       </w:r>
@@ -2405,40 +3353,1309 @@
         <w:rPr>
           <w:b/>
           <w:bCs/>
-        </w:rPr>
-      </w:pPr>
-      <w:r>
-        <w:rPr>
-          <w:b/>
-          <w:bCs/>
-        </w:rPr>
-        <w:t>9. Complaint Analysis</w:t>
-      </w:r>
-    </w:p>
-    <w:p>
-      <w:pPr>
-        <w:numPr>
-          <w:ilvl w:val="0"/>
-          <w:numId w:val="25"/>
-        </w:numPr>
-        <w:rPr>
-          <w:b/>
-          <w:bCs/>
-        </w:rPr>
-      </w:pPr>
-      <w:r>
-        <w:rPr>
-          <w:b/>
-          <w:bCs/>
-        </w:rPr>
-        <w:t xml:space="preserve">Complain </w:t>
-      </w:r>
-    </w:p>
-    <w:p>
-      <w:pPr>
-        <w:rPr>
-          <w:b/>
-          <w:bCs/>
+          <w:sz w:val="24"/>
+          <w:szCs w:val="24"/>
+        </w:rPr>
+      </w:pPr>
+      <w:r>
+        <w:rPr>
+          <w:b/>
+          <w:bCs/>
+          <w:sz w:val="24"/>
+          <w:szCs w:val="24"/>
+        </w:rPr>
+        <w:t xml:space="preserve">3. Response vs </w:t>
+      </w:r>
+      <w:r>
+        <w:rPr>
+          <w:b/>
+          <w:bCs/>
+          <w:sz w:val="24"/>
+          <w:szCs w:val="24"/>
+        </w:rPr>
+        <w:t>Education</w:t>
+      </w:r>
+    </w:p>
+    <w:p>
+      <w:pPr>
+        <w:rPr>
+          <w:b/>
+          <w:bCs/>
+          <w:sz w:val="24"/>
+          <w:szCs w:val="24"/>
+        </w:rPr>
+      </w:pPr>
+      <w:r>
+        <w:rPr>
+          <w:b/>
+          <w:bCs/>
+          <w:sz w:val="24"/>
+          <w:szCs w:val="24"/>
+        </w:rPr>
+        <w:t>The heatmap shows that education level has some influence on campaign acceptance, although the effect is less pronounced than income and age.</w:t>
+      </w:r>
+    </w:p>
+    <w:p>
+      <w:pPr>
+        <w:rPr>
+          <w:b/>
+          <w:bCs/>
+          <w:sz w:val="24"/>
+          <w:szCs w:val="24"/>
+        </w:rPr>
+      </w:pPr>
+      <w:r>
+        <w:rPr>
+          <w:b/>
+          <w:bCs/>
+          <w:sz w:val="24"/>
+          <w:szCs w:val="24"/>
+        </w:rPr>
+        <w:t>Key Findings</w:t>
+      </w:r>
+    </w:p>
+    <w:p>
+      <w:pPr>
+        <w:numPr>
+          <w:ilvl w:val="0"/>
+          <w:numId w:val="31"/>
+        </w:numPr>
+        <w:rPr>
+          <w:b/>
+          <w:bCs/>
+          <w:sz w:val="24"/>
+          <w:szCs w:val="24"/>
+        </w:rPr>
+      </w:pPr>
+      <w:r>
+        <w:rPr>
+          <w:b/>
+          <w:bCs/>
+          <w:sz w:val="24"/>
+          <w:szCs w:val="24"/>
+        </w:rPr>
+        <w:t xml:space="preserve">Graduates are the most responsive customer segment </w:t>
+      </w:r>
+    </w:p>
+    <w:p>
+      <w:pPr>
+        <w:numPr>
+          <w:ilvl w:val="1"/>
+          <w:numId w:val="31"/>
+        </w:numPr>
+        <w:rPr>
+          <w:b/>
+          <w:bCs/>
+          <w:sz w:val="24"/>
+          <w:szCs w:val="24"/>
+        </w:rPr>
+      </w:pPr>
+      <w:r>
+        <w:rPr>
+          <w:b/>
+          <w:bCs/>
+          <w:sz w:val="24"/>
+          <w:szCs w:val="24"/>
+        </w:rPr>
+        <w:t xml:space="preserve">Graduates recorded the highest acceptance rates in: </w:t>
+      </w:r>
+    </w:p>
+    <w:p>
+      <w:pPr>
+        <w:numPr>
+          <w:ilvl w:val="2"/>
+          <w:numId w:val="31"/>
+        </w:numPr>
+        <w:rPr>
+          <w:b/>
+          <w:bCs/>
+          <w:sz w:val="24"/>
+          <w:szCs w:val="24"/>
+        </w:rPr>
+      </w:pPr>
+      <w:r>
+        <w:rPr>
+          <w:b/>
+          <w:bCs/>
+          <w:sz w:val="24"/>
+          <w:szCs w:val="24"/>
+        </w:rPr>
+        <w:t xml:space="preserve">Campaign 1 (17.2%) </w:t>
+      </w:r>
+    </w:p>
+    <w:p>
+      <w:pPr>
+        <w:numPr>
+          <w:ilvl w:val="2"/>
+          <w:numId w:val="31"/>
+        </w:numPr>
+        <w:rPr>
+          <w:b/>
+          <w:bCs/>
+          <w:sz w:val="24"/>
+          <w:szCs w:val="24"/>
+        </w:rPr>
+      </w:pPr>
+      <w:r>
+        <w:rPr>
+          <w:b/>
+          <w:bCs/>
+          <w:sz w:val="24"/>
+          <w:szCs w:val="24"/>
+        </w:rPr>
+        <w:t xml:space="preserve">Campaign 4 (6.8%) </w:t>
+      </w:r>
+    </w:p>
+    <w:p>
+      <w:pPr>
+        <w:numPr>
+          <w:ilvl w:val="2"/>
+          <w:numId w:val="31"/>
+        </w:numPr>
+        <w:rPr>
+          <w:b/>
+          <w:bCs/>
+          <w:sz w:val="24"/>
+          <w:szCs w:val="24"/>
+        </w:rPr>
+      </w:pPr>
+      <w:r>
+        <w:rPr>
+          <w:b/>
+          <w:bCs/>
+          <w:sz w:val="24"/>
+          <w:szCs w:val="24"/>
+        </w:rPr>
+        <w:t xml:space="preserve">Final campaign (17.3%) </w:t>
+      </w:r>
+    </w:p>
+    <w:p>
+      <w:pPr>
+        <w:numPr>
+          <w:ilvl w:val="1"/>
+          <w:numId w:val="31"/>
+        </w:numPr>
+        <w:rPr>
+          <w:b/>
+          <w:bCs/>
+          <w:sz w:val="24"/>
+          <w:szCs w:val="24"/>
+        </w:rPr>
+      </w:pPr>
+      <w:r>
+        <w:rPr>
+          <w:b/>
+          <w:bCs/>
+          <w:sz w:val="24"/>
+          <w:szCs w:val="24"/>
+        </w:rPr>
+        <w:t xml:space="preserve">This suggests graduate customers are more receptive to marketing campaigns. </w:t>
+      </w:r>
+    </w:p>
+    <w:p>
+      <w:pPr>
+        <w:numPr>
+          <w:ilvl w:val="0"/>
+          <w:numId w:val="31"/>
+        </w:numPr>
+        <w:rPr>
+          <w:b/>
+          <w:bCs/>
+          <w:sz w:val="24"/>
+          <w:szCs w:val="24"/>
+        </w:rPr>
+      </w:pPr>
+      <w:r>
+        <w:rPr>
+          <w:b/>
+          <w:bCs/>
+          <w:sz w:val="24"/>
+          <w:szCs w:val="24"/>
+        </w:rPr>
+        <w:t xml:space="preserve">Basic education customers show the lowest engagement </w:t>
+      </w:r>
+    </w:p>
+    <w:p>
+      <w:pPr>
+        <w:numPr>
+          <w:ilvl w:val="1"/>
+          <w:numId w:val="31"/>
+        </w:numPr>
+        <w:rPr>
+          <w:b/>
+          <w:bCs/>
+          <w:sz w:val="24"/>
+          <w:szCs w:val="24"/>
+        </w:rPr>
+      </w:pPr>
+      <w:r>
+        <w:rPr>
+          <w:b/>
+          <w:bCs/>
+          <w:sz w:val="24"/>
+          <w:szCs w:val="24"/>
+        </w:rPr>
+        <w:t xml:space="preserve">The Basic education group recorded the lowest final response rate (9.3%). </w:t>
+      </w:r>
+    </w:p>
+    <w:p>
+      <w:pPr>
+        <w:numPr>
+          <w:ilvl w:val="1"/>
+          <w:numId w:val="31"/>
+        </w:numPr>
+        <w:rPr>
+          <w:b/>
+          <w:bCs/>
+          <w:sz w:val="24"/>
+          <w:szCs w:val="24"/>
+        </w:rPr>
+      </w:pPr>
+      <w:r>
+        <w:rPr>
+          <w:b/>
+          <w:bCs/>
+          <w:sz w:val="24"/>
+          <w:szCs w:val="24"/>
+        </w:rPr>
+        <w:t xml:space="preserve">They also had relatively low acceptance rates across most campaigns. </w:t>
+      </w:r>
+    </w:p>
+    <w:p>
+      <w:pPr>
+        <w:numPr>
+          <w:ilvl w:val="0"/>
+          <w:numId w:val="31"/>
+        </w:numPr>
+        <w:rPr>
+          <w:b/>
+          <w:bCs/>
+          <w:sz w:val="24"/>
+          <w:szCs w:val="24"/>
+        </w:rPr>
+      </w:pPr>
+      <w:r>
+        <w:rPr>
+          <w:b/>
+          <w:bCs/>
+          <w:sz w:val="24"/>
+          <w:szCs w:val="24"/>
+        </w:rPr>
+        <w:t xml:space="preserve">Master's and PhD holders show moderate-to-high response rates </w:t>
+      </w:r>
+    </w:p>
+    <w:p>
+      <w:pPr>
+        <w:numPr>
+          <w:ilvl w:val="1"/>
+          <w:numId w:val="31"/>
+        </w:numPr>
+        <w:rPr>
+          <w:b/>
+          <w:bCs/>
+          <w:sz w:val="24"/>
+          <w:szCs w:val="24"/>
+        </w:rPr>
+      </w:pPr>
+      <w:r>
+        <w:rPr>
+          <w:b/>
+          <w:bCs/>
+          <w:sz w:val="24"/>
+          <w:szCs w:val="24"/>
+        </w:rPr>
+        <w:t xml:space="preserve">Final campaign response rates: </w:t>
+      </w:r>
+    </w:p>
+    <w:p>
+      <w:pPr>
+        <w:numPr>
+          <w:ilvl w:val="2"/>
+          <w:numId w:val="31"/>
+        </w:numPr>
+        <w:rPr>
+          <w:b/>
+          <w:bCs/>
+          <w:sz w:val="24"/>
+          <w:szCs w:val="24"/>
+        </w:rPr>
+      </w:pPr>
+      <w:r>
+        <w:rPr>
+          <w:b/>
+          <w:bCs/>
+          <w:sz w:val="24"/>
+          <w:szCs w:val="24"/>
+        </w:rPr>
+        <w:t xml:space="preserve">Master's: 14.3% </w:t>
+      </w:r>
+    </w:p>
+    <w:p>
+      <w:pPr>
+        <w:numPr>
+          <w:ilvl w:val="2"/>
+          <w:numId w:val="31"/>
+        </w:numPr>
+        <w:rPr>
+          <w:b/>
+          <w:bCs/>
+          <w:sz w:val="24"/>
+          <w:szCs w:val="24"/>
+        </w:rPr>
+      </w:pPr>
+      <w:r>
+        <w:rPr>
+          <w:b/>
+          <w:bCs/>
+          <w:sz w:val="24"/>
+          <w:szCs w:val="24"/>
+        </w:rPr>
+        <w:t xml:space="preserve">PhD: 13.8% </w:t>
+      </w:r>
+    </w:p>
+    <w:p>
+      <w:pPr>
+        <w:numPr>
+          <w:ilvl w:val="1"/>
+          <w:numId w:val="31"/>
+        </w:numPr>
+        <w:rPr>
+          <w:b/>
+          <w:bCs/>
+          <w:sz w:val="24"/>
+          <w:szCs w:val="24"/>
+        </w:rPr>
+      </w:pPr>
+      <w:r>
+        <w:rPr>
+          <w:b/>
+          <w:bCs/>
+          <w:sz w:val="24"/>
+          <w:szCs w:val="24"/>
+        </w:rPr>
+        <w:t xml:space="preserve">These groups are more responsive than Basic and 2n Cycle customers but less responsive than Graduates. </w:t>
+      </w:r>
+    </w:p>
+    <w:p>
+      <w:pPr>
+        <w:numPr>
+          <w:ilvl w:val="0"/>
+          <w:numId w:val="31"/>
+        </w:numPr>
+        <w:rPr>
+          <w:b/>
+          <w:bCs/>
+          <w:sz w:val="24"/>
+          <w:szCs w:val="24"/>
+        </w:rPr>
+      </w:pPr>
+      <w:r>
+        <w:rPr>
+          <w:b/>
+          <w:bCs/>
+          <w:sz w:val="24"/>
+          <w:szCs w:val="24"/>
+        </w:rPr>
+        <w:t xml:space="preserve">Campaign 2 performed poorly across all education levels </w:t>
+      </w:r>
+    </w:p>
+    <w:p>
+      <w:pPr>
+        <w:numPr>
+          <w:ilvl w:val="1"/>
+          <w:numId w:val="31"/>
+        </w:numPr>
+        <w:rPr>
+          <w:b/>
+          <w:bCs/>
+          <w:sz w:val="24"/>
+          <w:szCs w:val="24"/>
+        </w:rPr>
+      </w:pPr>
+      <w:r>
+        <w:rPr>
+          <w:b/>
+          <w:bCs/>
+          <w:sz w:val="24"/>
+          <w:szCs w:val="24"/>
+        </w:rPr>
+        <w:lastRenderedPageBreak/>
+        <w:t xml:space="preserve">Acceptance rates ranged only from 1.1% to 1.7%. </w:t>
+      </w:r>
+    </w:p>
+    <w:p>
+      <w:pPr>
+        <w:numPr>
+          <w:ilvl w:val="1"/>
+          <w:numId w:val="31"/>
+        </w:numPr>
+        <w:rPr>
+          <w:b/>
+          <w:bCs/>
+          <w:sz w:val="24"/>
+          <w:szCs w:val="24"/>
+        </w:rPr>
+      </w:pPr>
+      <w:r>
+        <w:rPr>
+          <w:b/>
+          <w:bCs/>
+          <w:sz w:val="24"/>
+          <w:szCs w:val="24"/>
+        </w:rPr>
+        <w:t xml:space="preserve">Education level had little impact on Campaign 2's effectiveness. </w:t>
+      </w:r>
+    </w:p>
+    <w:p>
+      <w:pPr>
+        <w:numPr>
+          <w:ilvl w:val="0"/>
+          <w:numId w:val="31"/>
+        </w:numPr>
+        <w:rPr>
+          <w:b/>
+          <w:bCs/>
+          <w:sz w:val="24"/>
+          <w:szCs w:val="24"/>
+        </w:rPr>
+      </w:pPr>
+      <w:r>
+        <w:rPr>
+          <w:b/>
+          <w:bCs/>
+          <w:sz w:val="24"/>
+          <w:szCs w:val="24"/>
+        </w:rPr>
+        <w:t xml:space="preserve">Campaign 1 and the Final Campaign were the most successful </w:t>
+      </w:r>
+    </w:p>
+    <w:p>
+      <w:pPr>
+        <w:numPr>
+          <w:ilvl w:val="1"/>
+          <w:numId w:val="31"/>
+        </w:numPr>
+        <w:rPr>
+          <w:b/>
+          <w:bCs/>
+          <w:sz w:val="24"/>
+          <w:szCs w:val="24"/>
+        </w:rPr>
+      </w:pPr>
+      <w:r>
+        <w:rPr>
+          <w:b/>
+          <w:bCs/>
+          <w:sz w:val="24"/>
+          <w:szCs w:val="24"/>
+        </w:rPr>
+        <w:t xml:space="preserve">Both campaigns achieved the highest acceptance rates across nearly all education groups. </w:t>
+      </w:r>
+    </w:p>
+    <w:p>
+      <w:pPr>
+        <w:numPr>
+          <w:ilvl w:val="1"/>
+          <w:numId w:val="31"/>
+        </w:numPr>
+        <w:rPr>
+          <w:b/>
+          <w:bCs/>
+          <w:sz w:val="24"/>
+          <w:szCs w:val="24"/>
+        </w:rPr>
+      </w:pPr>
+      <w:r>
+        <w:rPr>
+          <w:b/>
+          <w:bCs/>
+          <w:sz w:val="24"/>
+          <w:szCs w:val="24"/>
+        </w:rPr>
+        <w:t>The strongest performance was observed among Graduates.</w:t>
+      </w:r>
+    </w:p>
+    <w:p>
+      <w:pPr>
+        <w:rPr>
+          <w:b/>
+          <w:bCs/>
+          <w:sz w:val="24"/>
+          <w:szCs w:val="24"/>
+        </w:rPr>
+      </w:pPr>
+      <w:r>
+        <w:rPr>
+          <w:b/>
+          <w:bCs/>
+          <w:sz w:val="24"/>
+          <w:szCs w:val="24"/>
+        </w:rPr>
+        <w:pict w14:anchorId="6AEDDE93">
+          <v:rect id="_x0000_i1027" style="width:0;height:1.5pt" o:hralign="center" o:hrstd="t" o:hr="t" fillcolor="#a0a0a0" stroked="f"/>
+        </w:pict>
+      </w:r>
+    </w:p>
+    <w:p>
+      <w:pPr>
+        <w:rPr>
+          <w:b/>
+          <w:bCs/>
+          <w:sz w:val="24"/>
+          <w:szCs w:val="24"/>
+        </w:rPr>
+      </w:pPr>
+      <w:r>
+        <w:rPr>
+          <w:b/>
+          <w:bCs/>
+          <w:sz w:val="24"/>
+          <w:szCs w:val="24"/>
+        </w:rPr>
+        <w:t xml:space="preserve">4. </w:t>
+      </w:r>
+      <w:r>
+        <w:rPr>
+          <w:b/>
+          <w:bCs/>
+          <w:sz w:val="24"/>
+          <w:szCs w:val="24"/>
+        </w:rPr>
+        <w:t xml:space="preserve">Response vs </w:t>
+      </w:r>
+      <w:r>
+        <w:rPr>
+          <w:b/>
+          <w:bCs/>
+          <w:sz w:val="24"/>
+          <w:szCs w:val="24"/>
+        </w:rPr>
+        <w:t>Total spend</w:t>
+      </w:r>
+    </w:p>
+    <w:p>
+      <w:pPr>
+        <w:rPr>
+          <w:b/>
+          <w:bCs/>
+          <w:sz w:val="24"/>
+          <w:szCs w:val="24"/>
+        </w:rPr>
+      </w:pPr>
+      <w:r>
+        <w:rPr>
+          <w:b/>
+          <w:bCs/>
+          <w:sz w:val="24"/>
+          <w:szCs w:val="24"/>
+        </w:rPr>
+        <w:t>High-spending wine and meat customers are the most likely to respond positively to marketing campaigns, making them a key target segment for future promotions and personalized offers.</w:t>
+      </w:r>
+    </w:p>
+    <w:p>
+      <w:pPr>
+        <w:rPr>
+          <w:b/>
+          <w:bCs/>
+          <w:sz w:val="24"/>
+          <w:szCs w:val="24"/>
+        </w:rPr>
+      </w:pPr>
+      <w:r>
+        <w:rPr>
+          <w:b/>
+          <w:bCs/>
+          <w:sz w:val="24"/>
+          <w:szCs w:val="24"/>
+        </w:rPr>
+        <w:t>Key Findings</w:t>
+      </w:r>
+    </w:p>
+    <w:p>
+      <w:pPr>
+        <w:numPr>
+          <w:ilvl w:val="0"/>
+          <w:numId w:val="32"/>
+        </w:numPr>
+        <w:rPr>
+          <w:b/>
+          <w:bCs/>
+          <w:sz w:val="24"/>
+          <w:szCs w:val="24"/>
+        </w:rPr>
+      </w:pPr>
+      <w:r>
+        <w:rPr>
+          <w:b/>
+          <w:bCs/>
+          <w:sz w:val="24"/>
+          <w:szCs w:val="24"/>
+        </w:rPr>
+        <w:t xml:space="preserve">Wine is the most purchased product among responders </w:t>
+      </w:r>
+    </w:p>
+    <w:p>
+      <w:pPr>
+        <w:numPr>
+          <w:ilvl w:val="1"/>
+          <w:numId w:val="32"/>
+        </w:numPr>
+        <w:rPr>
+          <w:b/>
+          <w:bCs/>
+          <w:sz w:val="24"/>
+          <w:szCs w:val="24"/>
+        </w:rPr>
+      </w:pPr>
+      <w:r>
+        <w:rPr>
+          <w:b/>
+          <w:bCs/>
+          <w:sz w:val="24"/>
+          <w:szCs w:val="24"/>
+        </w:rPr>
+        <w:t xml:space="preserve">Customers who accepted campaigns spent the highest amount on Wines across all campaigns. </w:t>
+      </w:r>
+    </w:p>
+    <w:p>
+      <w:pPr>
+        <w:numPr>
+          <w:ilvl w:val="1"/>
+          <w:numId w:val="32"/>
+        </w:numPr>
+        <w:rPr>
+          <w:b/>
+          <w:bCs/>
+          <w:sz w:val="24"/>
+          <w:szCs w:val="24"/>
+        </w:rPr>
+      </w:pPr>
+      <w:r>
+        <w:rPr>
+          <w:b/>
+          <w:bCs/>
+          <w:sz w:val="24"/>
+          <w:szCs w:val="24"/>
+        </w:rPr>
+        <w:t xml:space="preserve">Spending ranges from 278 (Campaign 3) to 416 (Campaign 5). </w:t>
+      </w:r>
+    </w:p>
+    <w:p>
+      <w:pPr>
+        <w:numPr>
+          <w:ilvl w:val="0"/>
+          <w:numId w:val="32"/>
+        </w:numPr>
+        <w:rPr>
+          <w:b/>
+          <w:bCs/>
+          <w:sz w:val="24"/>
+          <w:szCs w:val="24"/>
+        </w:rPr>
+      </w:pPr>
+      <w:r>
+        <w:rPr>
+          <w:b/>
+          <w:bCs/>
+          <w:sz w:val="24"/>
+          <w:szCs w:val="24"/>
+        </w:rPr>
+        <w:t xml:space="preserve">Meat products are the second most important category </w:t>
+      </w:r>
+    </w:p>
+    <w:p>
+      <w:pPr>
+        <w:numPr>
+          <w:ilvl w:val="1"/>
+          <w:numId w:val="32"/>
+        </w:numPr>
+        <w:rPr>
+          <w:b/>
+          <w:bCs/>
+          <w:sz w:val="24"/>
+          <w:szCs w:val="24"/>
+        </w:rPr>
+      </w:pPr>
+      <w:r>
+        <w:rPr>
+          <w:b/>
+          <w:bCs/>
+          <w:sz w:val="24"/>
+          <w:szCs w:val="24"/>
+        </w:rPr>
+        <w:t xml:space="preserve">Responders consistently spent heavily on Meat Products. </w:t>
+      </w:r>
+    </w:p>
+    <w:p>
+      <w:pPr>
+        <w:numPr>
+          <w:ilvl w:val="1"/>
+          <w:numId w:val="32"/>
+        </w:numPr>
+        <w:rPr>
+          <w:b/>
+          <w:bCs/>
+          <w:sz w:val="24"/>
+          <w:szCs w:val="24"/>
+        </w:rPr>
+      </w:pPr>
+      <w:r>
+        <w:rPr>
+          <w:b/>
+          <w:bCs/>
+          <w:sz w:val="24"/>
+          <w:szCs w:val="24"/>
+        </w:rPr>
+        <w:t xml:space="preserve">Average spending ranges from 306 to 391. </w:t>
+      </w:r>
+    </w:p>
+    <w:p>
+      <w:pPr>
+        <w:numPr>
+          <w:ilvl w:val="0"/>
+          <w:numId w:val="32"/>
+        </w:numPr>
+        <w:rPr>
+          <w:b/>
+          <w:bCs/>
+          <w:sz w:val="24"/>
+          <w:szCs w:val="24"/>
+        </w:rPr>
+      </w:pPr>
+      <w:r>
+        <w:rPr>
+          <w:b/>
+          <w:bCs/>
+          <w:sz w:val="24"/>
+          <w:szCs w:val="24"/>
+        </w:rPr>
+        <w:t xml:space="preserve">Campaign 5 attracted the highest-value customers </w:t>
+      </w:r>
+    </w:p>
+    <w:p>
+      <w:pPr>
+        <w:numPr>
+          <w:ilvl w:val="1"/>
+          <w:numId w:val="32"/>
+        </w:numPr>
+        <w:rPr>
+          <w:b/>
+          <w:bCs/>
+          <w:sz w:val="24"/>
+          <w:szCs w:val="24"/>
+        </w:rPr>
+      </w:pPr>
+      <w:r>
+        <w:rPr>
+          <w:b/>
+          <w:bCs/>
+          <w:sz w:val="24"/>
+          <w:szCs w:val="24"/>
+        </w:rPr>
+        <w:t xml:space="preserve">Customers accepting Campaign 5 recorded the highest spending across almost all product categories: </w:t>
+      </w:r>
+    </w:p>
+    <w:p>
+      <w:pPr>
+        <w:numPr>
+          <w:ilvl w:val="2"/>
+          <w:numId w:val="32"/>
+        </w:numPr>
+        <w:rPr>
+          <w:b/>
+          <w:bCs/>
+          <w:sz w:val="24"/>
+          <w:szCs w:val="24"/>
+        </w:rPr>
+      </w:pPr>
+      <w:r>
+        <w:rPr>
+          <w:b/>
+          <w:bCs/>
+          <w:sz w:val="24"/>
+          <w:szCs w:val="24"/>
+        </w:rPr>
+        <w:t xml:space="preserve">Wines: 416 </w:t>
+      </w:r>
+    </w:p>
+    <w:p>
+      <w:pPr>
+        <w:numPr>
+          <w:ilvl w:val="2"/>
+          <w:numId w:val="32"/>
+        </w:numPr>
+        <w:rPr>
+          <w:b/>
+          <w:bCs/>
+          <w:sz w:val="24"/>
+          <w:szCs w:val="24"/>
+        </w:rPr>
+      </w:pPr>
+      <w:r>
+        <w:rPr>
+          <w:b/>
+          <w:bCs/>
+          <w:sz w:val="24"/>
+          <w:szCs w:val="24"/>
+        </w:rPr>
+        <w:t xml:space="preserve">Meat Products: 391 </w:t>
+      </w:r>
+    </w:p>
+    <w:p>
+      <w:pPr>
+        <w:numPr>
+          <w:ilvl w:val="2"/>
+          <w:numId w:val="32"/>
+        </w:numPr>
+        <w:rPr>
+          <w:b/>
+          <w:bCs/>
+          <w:sz w:val="24"/>
+          <w:szCs w:val="24"/>
+        </w:rPr>
+      </w:pPr>
+      <w:r>
+        <w:rPr>
+          <w:b/>
+          <w:bCs/>
+          <w:sz w:val="24"/>
+          <w:szCs w:val="24"/>
+        </w:rPr>
+        <w:t xml:space="preserve">Fish Products: 86 </w:t>
+      </w:r>
+    </w:p>
+    <w:p>
+      <w:pPr>
+        <w:numPr>
+          <w:ilvl w:val="2"/>
+          <w:numId w:val="32"/>
+        </w:numPr>
+        <w:rPr>
+          <w:b/>
+          <w:bCs/>
+          <w:sz w:val="24"/>
+          <w:szCs w:val="24"/>
+        </w:rPr>
+      </w:pPr>
+      <w:r>
+        <w:rPr>
+          <w:b/>
+          <w:bCs/>
+          <w:sz w:val="24"/>
+          <w:szCs w:val="24"/>
+        </w:rPr>
+        <w:t xml:space="preserve">Sweet Products: 39 </w:t>
+      </w:r>
+    </w:p>
+    <w:p>
+      <w:pPr>
+        <w:numPr>
+          <w:ilvl w:val="2"/>
+          <w:numId w:val="32"/>
+        </w:numPr>
+        <w:rPr>
+          <w:b/>
+          <w:bCs/>
+          <w:sz w:val="24"/>
+          <w:szCs w:val="24"/>
+        </w:rPr>
+      </w:pPr>
+      <w:r>
+        <w:rPr>
+          <w:b/>
+          <w:bCs/>
+          <w:sz w:val="24"/>
+          <w:szCs w:val="24"/>
+        </w:rPr>
+        <w:t xml:space="preserve">Gold Products: 55 </w:t>
+      </w:r>
+    </w:p>
+    <w:p>
+      <w:pPr>
+        <w:numPr>
+          <w:ilvl w:val="1"/>
+          <w:numId w:val="32"/>
+        </w:numPr>
+        <w:rPr>
+          <w:b/>
+          <w:bCs/>
+          <w:sz w:val="24"/>
+          <w:szCs w:val="24"/>
+        </w:rPr>
+      </w:pPr>
+      <w:r>
+        <w:rPr>
+          <w:b/>
+          <w:bCs/>
+          <w:sz w:val="24"/>
+          <w:szCs w:val="24"/>
+        </w:rPr>
+        <w:lastRenderedPageBreak/>
+        <w:t xml:space="preserve">This suggests Campaign 5 was particularly effective among high-spending customers. </w:t>
+      </w:r>
+    </w:p>
+    <w:p>
+      <w:pPr>
+        <w:numPr>
+          <w:ilvl w:val="0"/>
+          <w:numId w:val="32"/>
+        </w:numPr>
+        <w:rPr>
+          <w:b/>
+          <w:bCs/>
+          <w:sz w:val="24"/>
+          <w:szCs w:val="24"/>
+        </w:rPr>
+      </w:pPr>
+      <w:r>
+        <w:rPr>
+          <w:b/>
+          <w:bCs/>
+          <w:sz w:val="24"/>
+          <w:szCs w:val="24"/>
+        </w:rPr>
+        <w:t xml:space="preserve">Campaign 3 responders spent the least </w:t>
+      </w:r>
+    </w:p>
+    <w:p>
+      <w:pPr>
+        <w:numPr>
+          <w:ilvl w:val="1"/>
+          <w:numId w:val="32"/>
+        </w:numPr>
+        <w:rPr>
+          <w:b/>
+          <w:bCs/>
+          <w:sz w:val="24"/>
+          <w:szCs w:val="24"/>
+        </w:rPr>
+      </w:pPr>
+      <w:r>
+        <w:rPr>
+          <w:b/>
+          <w:bCs/>
+          <w:sz w:val="24"/>
+          <w:szCs w:val="24"/>
+        </w:rPr>
+        <w:t xml:space="preserve">Campaign 3 has the lowest average spending across most product categories. </w:t>
+      </w:r>
+    </w:p>
+    <w:p>
+      <w:pPr>
+        <w:numPr>
+          <w:ilvl w:val="1"/>
+          <w:numId w:val="32"/>
+        </w:numPr>
+        <w:rPr>
+          <w:b/>
+          <w:bCs/>
+          <w:sz w:val="24"/>
+          <w:szCs w:val="24"/>
+        </w:rPr>
+      </w:pPr>
+      <w:r>
+        <w:rPr>
+          <w:b/>
+          <w:bCs/>
+          <w:sz w:val="24"/>
+          <w:szCs w:val="24"/>
+        </w:rPr>
+        <w:t xml:space="preserve">This indicates it attracted relatively lower-value customers. </w:t>
+      </w:r>
+    </w:p>
+    <w:p>
+      <w:pPr>
+        <w:numPr>
+          <w:ilvl w:val="0"/>
+          <w:numId w:val="32"/>
+        </w:numPr>
+        <w:rPr>
+          <w:b/>
+          <w:bCs/>
+          <w:sz w:val="24"/>
+          <w:szCs w:val="24"/>
+        </w:rPr>
+      </w:pPr>
+      <w:r>
+        <w:rPr>
+          <w:b/>
+          <w:bCs/>
+          <w:sz w:val="24"/>
+          <w:szCs w:val="24"/>
+        </w:rPr>
+        <w:t xml:space="preserve">Fruits, Sweets, and </w:t>
+      </w:r>
+      <w:proofErr w:type="gramStart"/>
+      <w:r>
+        <w:rPr>
+          <w:b/>
+          <w:bCs/>
+          <w:sz w:val="24"/>
+          <w:szCs w:val="24"/>
+        </w:rPr>
+        <w:t>Gold</w:t>
+      </w:r>
+      <w:proofErr w:type="gramEnd"/>
+      <w:r>
+        <w:rPr>
+          <w:b/>
+          <w:bCs/>
+          <w:sz w:val="24"/>
+          <w:szCs w:val="24"/>
+        </w:rPr>
+        <w:t xml:space="preserve"> products contribute less to customer spending </w:t>
+      </w:r>
+    </w:p>
+    <w:p>
+      <w:pPr>
+        <w:numPr>
+          <w:ilvl w:val="1"/>
+          <w:numId w:val="32"/>
+        </w:numPr>
+        <w:rPr>
+          <w:b/>
+          <w:bCs/>
+          <w:sz w:val="24"/>
+          <w:szCs w:val="24"/>
+        </w:rPr>
+      </w:pPr>
+      <w:r>
+        <w:rPr>
+          <w:b/>
+          <w:bCs/>
+          <w:sz w:val="24"/>
+          <w:szCs w:val="24"/>
+        </w:rPr>
+        <w:t>Compared with Wines and Meat Products, spending on these categories is substantially lower across all campaigns.</w:t>
+      </w:r>
+    </w:p>
+    <w:p>
+      <w:pPr>
+        <w:rPr>
+          <w:b/>
+          <w:bCs/>
+          <w:sz w:val="24"/>
+          <w:szCs w:val="24"/>
+        </w:rPr>
+      </w:pPr>
+    </w:p>
+    <w:p>
+      <w:pPr>
+        <w:rPr>
+          <w:b/>
+          <w:bCs/>
+          <w:sz w:val="24"/>
+          <w:szCs w:val="24"/>
+        </w:rPr>
+      </w:pPr>
+      <w:r>
+        <w:rPr>
+          <w:b/>
+          <w:bCs/>
+          <w:sz w:val="24"/>
+          <w:szCs w:val="24"/>
+        </w:rPr>
+        <w:t xml:space="preserve">5. </w:t>
+      </w:r>
+      <w:r>
+        <w:rPr>
+          <w:b/>
+          <w:bCs/>
+          <w:sz w:val="24"/>
+          <w:szCs w:val="24"/>
+        </w:rPr>
+        <w:t>Response vs Number of Purchases</w:t>
+      </w:r>
+    </w:p>
+    <w:p>
+      <w:pPr>
+        <w:ind w:left="720"/>
+        <w:rPr>
+          <w:b/>
+          <w:bCs/>
+          <w:sz w:val="24"/>
+          <w:szCs w:val="24"/>
+        </w:rPr>
+      </w:pPr>
+      <w:r>
+        <w:rPr>
+          <w:b/>
+          <w:bCs/>
+          <w:sz w:val="24"/>
+          <w:szCs w:val="24"/>
+        </w:rPr>
+        <w:t>Customers with high store and web purchase activity are the most responsive to marketing campaigns and should be prioritized for future targeted promotions</w:t>
+      </w:r>
+    </w:p>
+    <w:p>
+      <w:pPr>
+        <w:ind w:left="720"/>
+        <w:rPr>
+          <w:b/>
+          <w:bCs/>
+          <w:sz w:val="24"/>
+          <w:szCs w:val="24"/>
+        </w:rPr>
+      </w:pPr>
+      <w:r>
+        <w:rPr>
+          <w:b/>
+          <w:bCs/>
+          <w:sz w:val="24"/>
+          <w:szCs w:val="24"/>
+        </w:rPr>
+        <w:t>Key Findings</w:t>
+      </w:r>
+    </w:p>
+    <w:p>
+      <w:pPr>
+        <w:numPr>
+          <w:ilvl w:val="0"/>
+          <w:numId w:val="33"/>
+        </w:numPr>
+        <w:rPr>
+          <w:b/>
+          <w:bCs/>
+          <w:sz w:val="24"/>
+          <w:szCs w:val="24"/>
+        </w:rPr>
+      </w:pPr>
+      <w:r>
+        <w:rPr>
+          <w:b/>
+          <w:bCs/>
+          <w:sz w:val="24"/>
+          <w:szCs w:val="24"/>
+        </w:rPr>
+        <w:t xml:space="preserve">Store purchases are the highest across all campaigns </w:t>
+      </w:r>
+    </w:p>
+    <w:p>
+      <w:pPr>
+        <w:numPr>
+          <w:ilvl w:val="1"/>
+          <w:numId w:val="33"/>
+        </w:numPr>
+        <w:rPr>
+          <w:b/>
+          <w:bCs/>
+          <w:sz w:val="24"/>
+          <w:szCs w:val="24"/>
+        </w:rPr>
+      </w:pPr>
+      <w:r>
+        <w:rPr>
+          <w:b/>
+          <w:bCs/>
+          <w:sz w:val="24"/>
+          <w:szCs w:val="24"/>
+        </w:rPr>
+        <w:t xml:space="preserve">Customers who accepted campaigns made around 5–6 store purchases on average. </w:t>
+      </w:r>
+    </w:p>
+    <w:p>
+      <w:pPr>
+        <w:numPr>
+          <w:ilvl w:val="1"/>
+          <w:numId w:val="33"/>
+        </w:numPr>
+        <w:rPr>
+          <w:b/>
+          <w:bCs/>
+          <w:sz w:val="24"/>
+          <w:szCs w:val="24"/>
+        </w:rPr>
+      </w:pPr>
+      <w:r>
+        <w:rPr>
+          <w:b/>
+          <w:bCs/>
+          <w:sz w:val="24"/>
+          <w:szCs w:val="24"/>
+        </w:rPr>
+        <w:t xml:space="preserve">This is the highest among all purchase channels, indicating that responders are primarily store shoppers. </w:t>
+      </w:r>
+    </w:p>
+    <w:p>
+      <w:pPr>
+        <w:numPr>
+          <w:ilvl w:val="0"/>
+          <w:numId w:val="33"/>
+        </w:numPr>
+        <w:rPr>
+          <w:b/>
+          <w:bCs/>
+          <w:sz w:val="24"/>
+          <w:szCs w:val="24"/>
+        </w:rPr>
+      </w:pPr>
+      <w:r>
+        <w:rPr>
+          <w:b/>
+          <w:bCs/>
+          <w:sz w:val="24"/>
+          <w:szCs w:val="24"/>
+        </w:rPr>
+        <w:t xml:space="preserve">Web purchases are the second most common channel </w:t>
+      </w:r>
+    </w:p>
+    <w:p>
+      <w:pPr>
+        <w:numPr>
+          <w:ilvl w:val="1"/>
+          <w:numId w:val="33"/>
+        </w:numPr>
+        <w:rPr>
+          <w:b/>
+          <w:bCs/>
+          <w:sz w:val="24"/>
+          <w:szCs w:val="24"/>
+        </w:rPr>
+      </w:pPr>
+      <w:r>
+        <w:rPr>
+          <w:b/>
+          <w:bCs/>
+          <w:sz w:val="24"/>
+          <w:szCs w:val="24"/>
+        </w:rPr>
+        <w:t xml:space="preserve">Responders made approximately 4–5 web purchases on average. </w:t>
+      </w:r>
+    </w:p>
+    <w:p>
+      <w:pPr>
+        <w:numPr>
+          <w:ilvl w:val="1"/>
+          <w:numId w:val="33"/>
+        </w:numPr>
+        <w:rPr>
+          <w:b/>
+          <w:bCs/>
+          <w:sz w:val="24"/>
+          <w:szCs w:val="24"/>
+        </w:rPr>
+      </w:pPr>
+      <w:r>
+        <w:rPr>
+          <w:b/>
+          <w:bCs/>
+          <w:sz w:val="24"/>
+          <w:szCs w:val="24"/>
+        </w:rPr>
+        <w:t xml:space="preserve">This suggests strong online engagement among campaign responders. </w:t>
+      </w:r>
+    </w:p>
+    <w:p>
+      <w:pPr>
+        <w:numPr>
+          <w:ilvl w:val="0"/>
+          <w:numId w:val="33"/>
+        </w:numPr>
+        <w:rPr>
+          <w:b/>
+          <w:bCs/>
+          <w:sz w:val="24"/>
+          <w:szCs w:val="24"/>
         </w:rPr>
       </w:pPr>
       <w:proofErr w:type="spellStart"/>
@@ -2446,14 +4663,1321 @@
         <w:rPr>
           <w:b/>
           <w:bCs/>
-        </w:rPr>
-        <w:t>Analyze</w:t>
+          <w:sz w:val="24"/>
+          <w:szCs w:val="24"/>
+        </w:rPr>
+        <w:t>Catalog</w:t>
       </w:r>
       <w:proofErr w:type="spellEnd"/>
       <w:r>
         <w:rPr>
           <w:b/>
           <w:bCs/>
+          <w:sz w:val="24"/>
+          <w:szCs w:val="24"/>
+        </w:rPr>
+        <w:t xml:space="preserve"> purchases show moderate activity </w:t>
+      </w:r>
+    </w:p>
+    <w:p>
+      <w:pPr>
+        <w:numPr>
+          <w:ilvl w:val="1"/>
+          <w:numId w:val="33"/>
+        </w:numPr>
+        <w:rPr>
+          <w:b/>
+          <w:bCs/>
+          <w:sz w:val="24"/>
+          <w:szCs w:val="24"/>
+        </w:rPr>
+      </w:pPr>
+      <w:r>
+        <w:rPr>
+          <w:b/>
+          <w:bCs/>
+          <w:sz w:val="24"/>
+          <w:szCs w:val="24"/>
+        </w:rPr>
+        <w:t xml:space="preserve">Customers who accepted campaigns made about 2–3 </w:t>
+      </w:r>
+      <w:proofErr w:type="spellStart"/>
+      <w:r>
+        <w:rPr>
+          <w:b/>
+          <w:bCs/>
+          <w:sz w:val="24"/>
+          <w:szCs w:val="24"/>
+        </w:rPr>
+        <w:t>catalog</w:t>
+      </w:r>
+      <w:proofErr w:type="spellEnd"/>
+      <w:r>
+        <w:rPr>
+          <w:b/>
+          <w:bCs/>
+          <w:sz w:val="24"/>
+          <w:szCs w:val="24"/>
+        </w:rPr>
+        <w:t xml:space="preserve"> purchases. </w:t>
+      </w:r>
+    </w:p>
+    <w:p>
+      <w:pPr>
+        <w:numPr>
+          <w:ilvl w:val="1"/>
+          <w:numId w:val="33"/>
+        </w:numPr>
+        <w:rPr>
+          <w:b/>
+          <w:bCs/>
+          <w:sz w:val="24"/>
+          <w:szCs w:val="24"/>
+        </w:rPr>
+      </w:pPr>
+      <w:proofErr w:type="spellStart"/>
+      <w:r>
+        <w:rPr>
+          <w:b/>
+          <w:bCs/>
+          <w:sz w:val="24"/>
+          <w:szCs w:val="24"/>
+        </w:rPr>
+        <w:t>Catalog</w:t>
+      </w:r>
+      <w:proofErr w:type="spellEnd"/>
+      <w:r>
+        <w:rPr>
+          <w:b/>
+          <w:bCs/>
+          <w:sz w:val="24"/>
+          <w:szCs w:val="24"/>
+        </w:rPr>
+        <w:t xml:space="preserve"> shopping contributes to campaign response but less than web and store channels. </w:t>
+      </w:r>
+    </w:p>
+    <w:p>
+      <w:pPr>
+        <w:numPr>
+          <w:ilvl w:val="0"/>
+          <w:numId w:val="33"/>
+        </w:numPr>
+        <w:rPr>
+          <w:b/>
+          <w:bCs/>
+          <w:sz w:val="24"/>
+          <w:szCs w:val="24"/>
+        </w:rPr>
+      </w:pPr>
+      <w:r>
+        <w:rPr>
+          <w:b/>
+          <w:bCs/>
+          <w:sz w:val="24"/>
+          <w:szCs w:val="24"/>
+        </w:rPr>
+        <w:t xml:space="preserve">Deal purchases remain relatively low </w:t>
+      </w:r>
+    </w:p>
+    <w:p>
+      <w:pPr>
+        <w:numPr>
+          <w:ilvl w:val="1"/>
+          <w:numId w:val="33"/>
+        </w:numPr>
+        <w:rPr>
+          <w:b/>
+          <w:bCs/>
+          <w:sz w:val="24"/>
+          <w:szCs w:val="24"/>
+        </w:rPr>
+      </w:pPr>
+      <w:r>
+        <w:rPr>
+          <w:b/>
+          <w:bCs/>
+          <w:sz w:val="24"/>
+          <w:szCs w:val="24"/>
+        </w:rPr>
+        <w:t xml:space="preserve">Across all campaigns, customers made only about 2 deal purchases on average. </w:t>
+      </w:r>
+    </w:p>
+    <w:p>
+      <w:pPr>
+        <w:numPr>
+          <w:ilvl w:val="1"/>
+          <w:numId w:val="33"/>
+        </w:numPr>
+        <w:rPr>
+          <w:b/>
+          <w:bCs/>
+          <w:sz w:val="24"/>
+          <w:szCs w:val="24"/>
+        </w:rPr>
+      </w:pPr>
+      <w:r>
+        <w:rPr>
+          <w:b/>
+          <w:bCs/>
+          <w:sz w:val="24"/>
+          <w:szCs w:val="24"/>
+        </w:rPr>
+        <w:lastRenderedPageBreak/>
+        <w:t xml:space="preserve">Campaign acceptance does not appear to be strongly driven by discount-based purchases. </w:t>
+      </w:r>
+    </w:p>
+    <w:p>
+      <w:pPr>
+        <w:numPr>
+          <w:ilvl w:val="0"/>
+          <w:numId w:val="33"/>
+        </w:numPr>
+        <w:rPr>
+          <w:b/>
+          <w:bCs/>
+          <w:sz w:val="24"/>
+          <w:szCs w:val="24"/>
+        </w:rPr>
+      </w:pPr>
+      <w:r>
+        <w:rPr>
+          <w:b/>
+          <w:bCs/>
+          <w:sz w:val="24"/>
+          <w:szCs w:val="24"/>
+        </w:rPr>
+        <w:t xml:space="preserve">Campaign 5 attracted the most engaged customers </w:t>
+      </w:r>
+    </w:p>
+    <w:p>
+      <w:pPr>
+        <w:numPr>
+          <w:ilvl w:val="1"/>
+          <w:numId w:val="33"/>
+        </w:numPr>
+        <w:rPr>
+          <w:b/>
+          <w:bCs/>
+          <w:sz w:val="24"/>
+          <w:szCs w:val="24"/>
+        </w:rPr>
+      </w:pPr>
+      <w:r>
+        <w:rPr>
+          <w:b/>
+          <w:bCs/>
+          <w:sz w:val="24"/>
+          <w:szCs w:val="24"/>
+        </w:rPr>
+        <w:t xml:space="preserve">Campaign 5 responders recorded the highest averages for: </w:t>
+      </w:r>
+    </w:p>
+    <w:p>
+      <w:pPr>
+        <w:numPr>
+          <w:ilvl w:val="2"/>
+          <w:numId w:val="33"/>
+        </w:numPr>
+        <w:rPr>
+          <w:b/>
+          <w:bCs/>
+          <w:sz w:val="24"/>
+          <w:szCs w:val="24"/>
+        </w:rPr>
+      </w:pPr>
+      <w:r>
+        <w:rPr>
+          <w:b/>
+          <w:bCs/>
+          <w:sz w:val="24"/>
+          <w:szCs w:val="24"/>
+        </w:rPr>
+        <w:t xml:space="preserve">Web Purchases (~5.2) </w:t>
+      </w:r>
+    </w:p>
+    <w:p>
+      <w:pPr>
+        <w:numPr>
+          <w:ilvl w:val="2"/>
+          <w:numId w:val="33"/>
+        </w:numPr>
+        <w:rPr>
+          <w:b/>
+          <w:bCs/>
+          <w:sz w:val="24"/>
+          <w:szCs w:val="24"/>
+        </w:rPr>
+      </w:pPr>
+      <w:proofErr w:type="spellStart"/>
+      <w:r>
+        <w:rPr>
+          <w:b/>
+          <w:bCs/>
+          <w:sz w:val="24"/>
+          <w:szCs w:val="24"/>
+        </w:rPr>
+        <w:t>Catalog</w:t>
+      </w:r>
+      <w:proofErr w:type="spellEnd"/>
+      <w:r>
+        <w:rPr>
+          <w:b/>
+          <w:bCs/>
+          <w:sz w:val="24"/>
+          <w:szCs w:val="24"/>
+        </w:rPr>
+        <w:t xml:space="preserve"> Purchases (~3.0) </w:t>
+      </w:r>
+    </w:p>
+    <w:p>
+      <w:pPr>
+        <w:numPr>
+          <w:ilvl w:val="2"/>
+          <w:numId w:val="33"/>
+        </w:numPr>
+        <w:rPr>
+          <w:b/>
+          <w:bCs/>
+          <w:sz w:val="24"/>
+          <w:szCs w:val="24"/>
+        </w:rPr>
+      </w:pPr>
+      <w:r>
+        <w:rPr>
+          <w:b/>
+          <w:bCs/>
+          <w:sz w:val="24"/>
+          <w:szCs w:val="24"/>
+        </w:rPr>
+        <w:t xml:space="preserve">Store Purchases (~5.8) </w:t>
+      </w:r>
+    </w:p>
+    <w:p>
+      <w:pPr>
+        <w:numPr>
+          <w:ilvl w:val="1"/>
+          <w:numId w:val="33"/>
+        </w:numPr>
+        <w:rPr>
+          <w:b/>
+          <w:bCs/>
+          <w:sz w:val="24"/>
+          <w:szCs w:val="24"/>
+        </w:rPr>
+      </w:pPr>
+      <w:r>
+        <w:rPr>
+          <w:b/>
+          <w:bCs/>
+          <w:sz w:val="24"/>
+          <w:szCs w:val="24"/>
+        </w:rPr>
+        <w:t xml:space="preserve">This indicates Campaign 5 was particularly successful among highly active shoppers. </w:t>
+      </w:r>
+    </w:p>
+    <w:p>
+      <w:pPr>
+        <w:numPr>
+          <w:ilvl w:val="0"/>
+          <w:numId w:val="33"/>
+        </w:numPr>
+        <w:rPr>
+          <w:b/>
+          <w:bCs/>
+          <w:sz w:val="24"/>
+          <w:szCs w:val="24"/>
+        </w:rPr>
+      </w:pPr>
+      <w:r>
+        <w:rPr>
+          <w:b/>
+          <w:bCs/>
+          <w:sz w:val="24"/>
+          <w:szCs w:val="24"/>
+        </w:rPr>
+        <w:t xml:space="preserve">Campaign 3 attracted comparatively </w:t>
+      </w:r>
+      <w:proofErr w:type="gramStart"/>
+      <w:r>
+        <w:rPr>
+          <w:b/>
+          <w:bCs/>
+          <w:sz w:val="24"/>
+          <w:szCs w:val="24"/>
+        </w:rPr>
+        <w:t>less</w:t>
+      </w:r>
+      <w:proofErr w:type="gramEnd"/>
+      <w:r>
+        <w:rPr>
+          <w:b/>
+          <w:bCs/>
+          <w:sz w:val="24"/>
+          <w:szCs w:val="24"/>
+        </w:rPr>
+        <w:t xml:space="preserve"> active customers </w:t>
+      </w:r>
+    </w:p>
+    <w:p>
+      <w:pPr>
+        <w:numPr>
+          <w:ilvl w:val="1"/>
+          <w:numId w:val="33"/>
+        </w:numPr>
+        <w:rPr>
+          <w:b/>
+          <w:bCs/>
+          <w:sz w:val="24"/>
+          <w:szCs w:val="24"/>
+        </w:rPr>
+      </w:pPr>
+      <w:r>
+        <w:rPr>
+          <w:b/>
+          <w:bCs/>
+          <w:sz w:val="24"/>
+          <w:szCs w:val="24"/>
+        </w:rPr>
+        <w:t xml:space="preserve">Campaign 3 shows the lowest averages across most purchase channels. </w:t>
+      </w:r>
+    </w:p>
+    <w:p>
+      <w:pPr>
+        <w:numPr>
+          <w:ilvl w:val="1"/>
+          <w:numId w:val="33"/>
+        </w:numPr>
+        <w:rPr>
+          <w:b/>
+          <w:bCs/>
+          <w:sz w:val="24"/>
+          <w:szCs w:val="24"/>
+        </w:rPr>
+      </w:pPr>
+      <w:r>
+        <w:rPr>
+          <w:b/>
+          <w:bCs/>
+          <w:sz w:val="24"/>
+          <w:szCs w:val="24"/>
+        </w:rPr>
+        <w:t>These customers appear less engaged than responders to other campaigns.</w:t>
+      </w:r>
+    </w:p>
+    <w:p>
+      <w:pPr>
+        <w:rPr>
+          <w:b/>
+          <w:bCs/>
+          <w:sz w:val="24"/>
+          <w:szCs w:val="24"/>
+        </w:rPr>
+      </w:pPr>
+      <w:r>
+        <w:rPr>
+          <w:b/>
+          <w:bCs/>
+          <w:sz w:val="24"/>
+          <w:szCs w:val="24"/>
+        </w:rPr>
+        <w:t>Response vs Country</w:t>
+      </w:r>
+    </w:p>
+    <w:p>
+      <w:pPr>
+        <w:pStyle w:val="ListParagraph"/>
+        <w:numPr>
+          <w:ilvl w:val="0"/>
+          <w:numId w:val="23"/>
+        </w:numPr>
+        <w:rPr>
+          <w:sz w:val="24"/>
+          <w:szCs w:val="24"/>
+        </w:rPr>
+      </w:pPr>
+      <w:r>
+        <w:rPr>
+          <w:sz w:val="24"/>
+          <w:szCs w:val="24"/>
+        </w:rPr>
+        <w:t xml:space="preserve">Australia achieved the highest latest campaign response rate (20.1%), indicating the strongest customer engagement. </w:t>
+      </w:r>
+    </w:p>
+    <w:p>
+      <w:pPr>
+        <w:pStyle w:val="ListParagraph"/>
+        <w:numPr>
+          <w:ilvl w:val="0"/>
+          <w:numId w:val="23"/>
+        </w:numPr>
+        <w:rPr>
+          <w:sz w:val="24"/>
+          <w:szCs w:val="24"/>
+        </w:rPr>
+      </w:pPr>
+      <w:r>
+        <w:rPr>
+          <w:sz w:val="24"/>
+          <w:szCs w:val="24"/>
+        </w:rPr>
+        <w:t xml:space="preserve">India (18.8%) and Germany (16.8%) also showed high response rates, suggesting effective campaign performance in these markets. </w:t>
+      </w:r>
+    </w:p>
+    <w:p>
+      <w:pPr>
+        <w:pStyle w:val="ListParagraph"/>
+        <w:numPr>
+          <w:ilvl w:val="0"/>
+          <w:numId w:val="23"/>
+        </w:numPr>
+        <w:rPr>
+          <w:sz w:val="24"/>
+          <w:szCs w:val="24"/>
+        </w:rPr>
+      </w:pPr>
+      <w:r>
+        <w:rPr>
+          <w:sz w:val="24"/>
+          <w:szCs w:val="24"/>
+        </w:rPr>
+        <w:t xml:space="preserve">Campaign 2 was the least successful across all countries, with acceptance rates ranging from 0.8% to 1.6%. </w:t>
+      </w:r>
+    </w:p>
+    <w:p>
+      <w:pPr>
+        <w:pStyle w:val="ListParagraph"/>
+        <w:numPr>
+          <w:ilvl w:val="0"/>
+          <w:numId w:val="23"/>
+        </w:numPr>
+        <w:rPr>
+          <w:sz w:val="24"/>
+          <w:szCs w:val="24"/>
+        </w:rPr>
+      </w:pPr>
+      <w:r>
+        <w:rPr>
+          <w:sz w:val="24"/>
+          <w:szCs w:val="24"/>
+        </w:rPr>
+        <w:t xml:space="preserve">Campaigns 3, 4, and 5 had moderate and relatively consistent acceptance rates (around 4–7%) across countries. </w:t>
+      </w:r>
+    </w:p>
+    <w:p>
+      <w:pPr>
+        <w:pStyle w:val="ListParagraph"/>
+        <w:numPr>
+          <w:ilvl w:val="0"/>
+          <w:numId w:val="23"/>
+        </w:numPr>
+        <w:rPr>
+          <w:sz w:val="24"/>
+          <w:szCs w:val="24"/>
+        </w:rPr>
+      </w:pPr>
+      <w:r>
+        <w:rPr>
+          <w:sz w:val="24"/>
+          <w:szCs w:val="24"/>
+        </w:rPr>
+        <w:t xml:space="preserve">The latest campaign (Response) outperformed all previous campaigns in every country, indicating improved marketing effectiveness. </w:t>
+      </w:r>
+    </w:p>
+    <w:p>
+      <w:pPr>
+        <w:pStyle w:val="ListParagraph"/>
+        <w:numPr>
+          <w:ilvl w:val="0"/>
+          <w:numId w:val="23"/>
+        </w:numPr>
+        <w:rPr>
+          <w:sz w:val="24"/>
+          <w:szCs w:val="24"/>
+        </w:rPr>
+      </w:pPr>
+      <w:r>
+        <w:rPr>
+          <w:sz w:val="24"/>
+          <w:szCs w:val="24"/>
+        </w:rPr>
+        <w:t>Mexico recorded the lowest overall campaign acceptance, highlighting an opportunity to improve marketing strategies in that market.</w:t>
+      </w:r>
+    </w:p>
+    <w:p>
+      <w:pPr>
+        <w:rPr>
+          <w:b/>
+          <w:bCs/>
+          <w:sz w:val="24"/>
+          <w:szCs w:val="24"/>
+        </w:rPr>
+      </w:pPr>
+      <w:r>
+        <w:rPr>
+          <w:b/>
+          <w:bCs/>
+          <w:sz w:val="24"/>
+          <w:szCs w:val="24"/>
+        </w:rPr>
+        <w:t>Segmentation</w:t>
+      </w:r>
+      <w:r>
+        <w:rPr>
+          <w:b/>
+          <w:bCs/>
+          <w:sz w:val="24"/>
+          <w:szCs w:val="24"/>
+        </w:rPr>
+        <w:t xml:space="preserve"> rules</w:t>
+      </w:r>
+    </w:p>
+    <w:p>
+      <w:pPr>
+        <w:rPr>
+          <w:b/>
+          <w:bCs/>
+          <w:sz w:val="24"/>
+          <w:szCs w:val="24"/>
+        </w:rPr>
+      </w:pPr>
+      <w:r>
+        <w:rPr>
+          <w:b/>
+          <w:bCs/>
+          <w:sz w:val="24"/>
+          <w:szCs w:val="24"/>
+        </w:rPr>
+        <w:t>Rule based segmentation task:</w:t>
+      </w:r>
+    </w:p>
+    <w:tbl>
+      <w:tblPr>
+        <w:tblW w:w="0" w:type="auto"/>
+        <w:tblCellMar>
+          <w:top w:w="15" w:type="dxa"/>
+          <w:left w:w="15" w:type="dxa"/>
+          <w:bottom w:w="15" w:type="dxa"/>
+          <w:right w:w="15" w:type="dxa"/>
+        </w:tblCellMar>
+        <w:tblLook w:val="04A0" w:firstRow="1" w:lastRow="0" w:firstColumn="1" w:lastColumn="0" w:noHBand="0" w:noVBand="1"/>
+      </w:tblPr>
+      <w:tblGrid>
+        <w:gridCol w:w="2492"/>
+        <w:gridCol w:w="4820"/>
+      </w:tblGrid>
+      <w:tr>
+        <w:trPr>
+          <w:trHeight w:val="525"/>
+        </w:trPr>
+        <w:tc>
+          <w:tcPr>
+            <w:tcW w:w="0" w:type="auto"/>
+            <w:tcBorders>
+              <w:top w:val="single" w:sz="4" w:space="0" w:color="DDDDDD"/>
+              <w:left w:val="single" w:sz="4" w:space="0" w:color="DDDDDD"/>
+              <w:bottom w:val="single" w:sz="4" w:space="0" w:color="DDDDDD"/>
+              <w:right w:val="single" w:sz="4" w:space="0" w:color="DDDDDD"/>
+            </w:tcBorders>
+            <w:shd w:val="clear" w:color="auto" w:fill="F2F2F2"/>
+            <w:tcMar>
+              <w:top w:w="120" w:type="dxa"/>
+              <w:left w:w="120" w:type="dxa"/>
+              <w:bottom w:w="120" w:type="dxa"/>
+              <w:right w:w="120" w:type="dxa"/>
+            </w:tcMar>
+            <w:hideMark/>
+          </w:tcPr>
+          <w:p>
+            <w:pPr>
+              <w:rPr>
+                <w:b/>
+                <w:bCs/>
+                <w:sz w:val="24"/>
+                <w:szCs w:val="24"/>
+              </w:rPr>
+            </w:pPr>
+            <w:r>
+              <w:rPr>
+                <w:b/>
+                <w:bCs/>
+                <w:sz w:val="24"/>
+                <w:szCs w:val="24"/>
+              </w:rPr>
+              <w:t>Segment Name</w:t>
+            </w:r>
+          </w:p>
+        </w:tc>
+        <w:tc>
+          <w:tcPr>
+            <w:tcW w:w="0" w:type="auto"/>
+            <w:tcBorders>
+              <w:top w:val="single" w:sz="4" w:space="0" w:color="DDDDDD"/>
+              <w:left w:val="single" w:sz="4" w:space="0" w:color="DDDDDD"/>
+              <w:bottom w:val="single" w:sz="4" w:space="0" w:color="DDDDDD"/>
+              <w:right w:val="single" w:sz="4" w:space="0" w:color="DDDDDD"/>
+            </w:tcBorders>
+            <w:shd w:val="clear" w:color="auto" w:fill="F2F2F2"/>
+            <w:tcMar>
+              <w:top w:w="120" w:type="dxa"/>
+              <w:left w:w="120" w:type="dxa"/>
+              <w:bottom w:w="120" w:type="dxa"/>
+              <w:right w:w="120" w:type="dxa"/>
+            </w:tcMar>
+            <w:hideMark/>
+          </w:tcPr>
+          <w:p>
+            <w:pPr>
+              <w:rPr>
+                <w:b/>
+                <w:bCs/>
+                <w:sz w:val="24"/>
+                <w:szCs w:val="24"/>
+              </w:rPr>
+            </w:pPr>
+            <w:r>
+              <w:rPr>
+                <w:b/>
+                <w:bCs/>
+                <w:sz w:val="24"/>
+                <w:szCs w:val="24"/>
+              </w:rPr>
+              <w:t>Rule Definition</w:t>
+            </w:r>
+          </w:p>
+        </w:tc>
+      </w:tr>
+      <w:tr>
+        <w:trPr>
+          <w:trHeight w:val="525"/>
+        </w:trPr>
+        <w:tc>
+          <w:tcPr>
+            <w:tcW w:w="0" w:type="auto"/>
+            <w:tcBorders>
+              <w:top w:val="single" w:sz="4" w:space="0" w:color="DDDDDD"/>
+              <w:left w:val="single" w:sz="4" w:space="0" w:color="DDDDDD"/>
+              <w:bottom w:val="single" w:sz="4" w:space="0" w:color="DDDDDD"/>
+              <w:right w:val="single" w:sz="4" w:space="0" w:color="DDDDDD"/>
+            </w:tcBorders>
+            <w:tcMar>
+              <w:top w:w="120" w:type="dxa"/>
+              <w:left w:w="120" w:type="dxa"/>
+              <w:bottom w:w="120" w:type="dxa"/>
+              <w:right w:w="120" w:type="dxa"/>
+            </w:tcMar>
+            <w:hideMark/>
+          </w:tcPr>
+          <w:p>
+            <w:pPr>
+              <w:rPr>
+                <w:b/>
+                <w:bCs/>
+                <w:sz w:val="24"/>
+                <w:szCs w:val="24"/>
+              </w:rPr>
+            </w:pPr>
+            <w:r>
+              <w:rPr>
+                <w:b/>
+                <w:bCs/>
+                <w:sz w:val="24"/>
+                <w:szCs w:val="24"/>
+              </w:rPr>
+              <w:t>High Income</w:t>
+            </w:r>
+          </w:p>
+        </w:tc>
+        <w:tc>
+          <w:tcPr>
+            <w:tcW w:w="0" w:type="auto"/>
+            <w:tcBorders>
+              <w:top w:val="single" w:sz="4" w:space="0" w:color="DDDDDD"/>
+              <w:left w:val="single" w:sz="4" w:space="0" w:color="DDDDDD"/>
+              <w:bottom w:val="single" w:sz="4" w:space="0" w:color="DDDDDD"/>
+              <w:right w:val="single" w:sz="4" w:space="0" w:color="DDDDDD"/>
+            </w:tcBorders>
+            <w:tcMar>
+              <w:top w:w="120" w:type="dxa"/>
+              <w:left w:w="120" w:type="dxa"/>
+              <w:bottom w:w="120" w:type="dxa"/>
+              <w:right w:w="120" w:type="dxa"/>
+            </w:tcMar>
+            <w:hideMark/>
+          </w:tcPr>
+          <w:p>
+            <w:pPr>
+              <w:rPr>
+                <w:b/>
+                <w:bCs/>
+                <w:sz w:val="24"/>
+                <w:szCs w:val="24"/>
+              </w:rPr>
+            </w:pPr>
+            <w:r>
+              <w:rPr>
+                <w:b/>
+                <w:bCs/>
+                <w:sz w:val="24"/>
+                <w:szCs w:val="24"/>
+              </w:rPr>
+              <w:t>Income &gt; ₹86,000</w:t>
+            </w:r>
+          </w:p>
+        </w:tc>
+      </w:tr>
+      <w:tr>
+        <w:trPr>
+          <w:trHeight w:val="525"/>
+        </w:trPr>
+        <w:tc>
+          <w:tcPr>
+            <w:tcW w:w="0" w:type="auto"/>
+            <w:tcBorders>
+              <w:top w:val="single" w:sz="4" w:space="0" w:color="DDDDDD"/>
+              <w:left w:val="single" w:sz="4" w:space="0" w:color="DDDDDD"/>
+              <w:bottom w:val="single" w:sz="4" w:space="0" w:color="DDDDDD"/>
+              <w:right w:val="single" w:sz="4" w:space="0" w:color="DDDDDD"/>
+            </w:tcBorders>
+            <w:tcMar>
+              <w:top w:w="120" w:type="dxa"/>
+              <w:left w:w="120" w:type="dxa"/>
+              <w:bottom w:w="120" w:type="dxa"/>
+              <w:right w:w="120" w:type="dxa"/>
+            </w:tcMar>
+            <w:hideMark/>
+          </w:tcPr>
+          <w:p>
+            <w:pPr>
+              <w:rPr>
+                <w:b/>
+                <w:bCs/>
+                <w:sz w:val="24"/>
+                <w:szCs w:val="24"/>
+              </w:rPr>
+            </w:pPr>
+            <w:r>
+              <w:rPr>
+                <w:b/>
+                <w:bCs/>
+                <w:sz w:val="24"/>
+                <w:szCs w:val="24"/>
+              </w:rPr>
+              <w:lastRenderedPageBreak/>
+              <w:t>Young Customer</w:t>
+            </w:r>
+          </w:p>
+        </w:tc>
+        <w:tc>
+          <w:tcPr>
+            <w:tcW w:w="0" w:type="auto"/>
+            <w:tcBorders>
+              <w:top w:val="single" w:sz="4" w:space="0" w:color="DDDDDD"/>
+              <w:left w:val="single" w:sz="4" w:space="0" w:color="DDDDDD"/>
+              <w:bottom w:val="single" w:sz="4" w:space="0" w:color="DDDDDD"/>
+              <w:right w:val="single" w:sz="4" w:space="0" w:color="DDDDDD"/>
+            </w:tcBorders>
+            <w:tcMar>
+              <w:top w:w="120" w:type="dxa"/>
+              <w:left w:w="120" w:type="dxa"/>
+              <w:bottom w:w="120" w:type="dxa"/>
+              <w:right w:w="120" w:type="dxa"/>
+            </w:tcMar>
+            <w:hideMark/>
+          </w:tcPr>
+          <w:p>
+            <w:pPr>
+              <w:rPr>
+                <w:b/>
+                <w:bCs/>
+                <w:sz w:val="24"/>
+                <w:szCs w:val="24"/>
+              </w:rPr>
+            </w:pPr>
+            <w:r>
+              <w:rPr>
+                <w:b/>
+                <w:bCs/>
+                <w:sz w:val="24"/>
+                <w:szCs w:val="24"/>
+              </w:rPr>
+              <w:t xml:space="preserve">Age &lt; </w:t>
+            </w:r>
+            <w:r>
+              <w:rPr>
+                <w:b/>
+                <w:bCs/>
+                <w:sz w:val="24"/>
+                <w:szCs w:val="24"/>
+              </w:rPr>
+              <w:t>45</w:t>
+            </w:r>
+          </w:p>
+        </w:tc>
+      </w:tr>
+      <w:tr>
+        <w:trPr>
+          <w:trHeight w:val="525"/>
+        </w:trPr>
+        <w:tc>
+          <w:tcPr>
+            <w:tcW w:w="0" w:type="auto"/>
+            <w:tcBorders>
+              <w:top w:val="single" w:sz="4" w:space="0" w:color="DDDDDD"/>
+              <w:left w:val="single" w:sz="4" w:space="0" w:color="DDDDDD"/>
+              <w:bottom w:val="single" w:sz="4" w:space="0" w:color="DDDDDD"/>
+              <w:right w:val="single" w:sz="4" w:space="0" w:color="DDDDDD"/>
+            </w:tcBorders>
+            <w:tcMar>
+              <w:top w:w="120" w:type="dxa"/>
+              <w:left w:w="120" w:type="dxa"/>
+              <w:bottom w:w="120" w:type="dxa"/>
+              <w:right w:w="120" w:type="dxa"/>
+            </w:tcMar>
+            <w:hideMark/>
+          </w:tcPr>
+          <w:p>
+            <w:pPr>
+              <w:rPr>
+                <w:b/>
+                <w:bCs/>
+                <w:sz w:val="24"/>
+                <w:szCs w:val="24"/>
+              </w:rPr>
+            </w:pPr>
+            <w:r>
+              <w:rPr>
+                <w:b/>
+                <w:bCs/>
+                <w:sz w:val="24"/>
+                <w:szCs w:val="24"/>
+              </w:rPr>
+              <w:t>Campaign Responder</w:t>
+            </w:r>
+          </w:p>
+        </w:tc>
+        <w:tc>
+          <w:tcPr>
+            <w:tcW w:w="0" w:type="auto"/>
+            <w:tcBorders>
+              <w:top w:val="single" w:sz="4" w:space="0" w:color="DDDDDD"/>
+              <w:left w:val="single" w:sz="4" w:space="0" w:color="DDDDDD"/>
+              <w:bottom w:val="single" w:sz="4" w:space="0" w:color="DDDDDD"/>
+              <w:right w:val="single" w:sz="4" w:space="0" w:color="DDDDDD"/>
+            </w:tcBorders>
+            <w:tcMar>
+              <w:top w:w="120" w:type="dxa"/>
+              <w:left w:w="120" w:type="dxa"/>
+              <w:bottom w:w="120" w:type="dxa"/>
+              <w:right w:w="120" w:type="dxa"/>
+            </w:tcMar>
+            <w:hideMark/>
+          </w:tcPr>
+          <w:p>
+            <w:pPr>
+              <w:rPr>
+                <w:b/>
+                <w:bCs/>
+                <w:sz w:val="24"/>
+                <w:szCs w:val="24"/>
+              </w:rPr>
+            </w:pPr>
+            <w:r>
+              <w:rPr>
+                <w:b/>
+                <w:bCs/>
+                <w:sz w:val="24"/>
+                <w:szCs w:val="24"/>
+              </w:rPr>
+              <w:t>Response = 1</w:t>
+            </w:r>
+            <w:r>
+              <w:rPr>
+                <w:b/>
+                <w:bCs/>
+                <w:sz w:val="24"/>
+                <w:szCs w:val="24"/>
+              </w:rPr>
+              <w:t xml:space="preserve"> (accepted </w:t>
+            </w:r>
+            <w:proofErr w:type="spellStart"/>
+            <w:r>
+              <w:rPr>
+                <w:b/>
+                <w:bCs/>
+                <w:sz w:val="24"/>
+                <w:szCs w:val="24"/>
+              </w:rPr>
+              <w:t>atleast</w:t>
+            </w:r>
+            <w:proofErr w:type="spellEnd"/>
+            <w:r>
+              <w:rPr>
+                <w:b/>
+                <w:bCs/>
+                <w:sz w:val="24"/>
+                <w:szCs w:val="24"/>
+              </w:rPr>
+              <w:t xml:space="preserve"> one campaign)</w:t>
+            </w:r>
+          </w:p>
+        </w:tc>
+      </w:tr>
+      <w:tr>
+        <w:trPr>
+          <w:trHeight w:val="525"/>
+        </w:trPr>
+        <w:tc>
+          <w:tcPr>
+            <w:tcW w:w="0" w:type="auto"/>
+            <w:tcBorders>
+              <w:top w:val="single" w:sz="4" w:space="0" w:color="DDDDDD"/>
+              <w:left w:val="single" w:sz="4" w:space="0" w:color="DDDDDD"/>
+              <w:bottom w:val="single" w:sz="4" w:space="0" w:color="DDDDDD"/>
+              <w:right w:val="single" w:sz="4" w:space="0" w:color="DDDDDD"/>
+            </w:tcBorders>
+            <w:tcMar>
+              <w:top w:w="120" w:type="dxa"/>
+              <w:left w:w="120" w:type="dxa"/>
+              <w:bottom w:w="120" w:type="dxa"/>
+              <w:right w:w="120" w:type="dxa"/>
+            </w:tcMar>
+            <w:hideMark/>
+          </w:tcPr>
+          <w:p>
+            <w:pPr>
+              <w:rPr>
+                <w:b/>
+                <w:bCs/>
+                <w:sz w:val="24"/>
+                <w:szCs w:val="24"/>
+              </w:rPr>
+            </w:pPr>
+            <w:r>
+              <w:rPr>
+                <w:b/>
+                <w:bCs/>
+                <w:sz w:val="24"/>
+                <w:szCs w:val="24"/>
+              </w:rPr>
+              <w:t>High Web Engagement</w:t>
+            </w:r>
+          </w:p>
+        </w:tc>
+        <w:tc>
+          <w:tcPr>
+            <w:tcW w:w="0" w:type="auto"/>
+            <w:tcBorders>
+              <w:top w:val="single" w:sz="4" w:space="0" w:color="DDDDDD"/>
+              <w:left w:val="single" w:sz="4" w:space="0" w:color="DDDDDD"/>
+              <w:bottom w:val="single" w:sz="4" w:space="0" w:color="DDDDDD"/>
+              <w:right w:val="single" w:sz="4" w:space="0" w:color="DDDDDD"/>
+            </w:tcBorders>
+            <w:tcMar>
+              <w:top w:w="120" w:type="dxa"/>
+              <w:left w:w="120" w:type="dxa"/>
+              <w:bottom w:w="120" w:type="dxa"/>
+              <w:right w:w="120" w:type="dxa"/>
+            </w:tcMar>
+            <w:hideMark/>
+          </w:tcPr>
+          <w:p>
+            <w:pPr>
+              <w:rPr>
+                <w:b/>
+                <w:bCs/>
+                <w:sz w:val="24"/>
+                <w:szCs w:val="24"/>
+              </w:rPr>
+            </w:pPr>
+            <w:proofErr w:type="spellStart"/>
+            <w:r>
+              <w:rPr>
+                <w:b/>
+                <w:bCs/>
+                <w:sz w:val="24"/>
+                <w:szCs w:val="24"/>
+              </w:rPr>
+              <w:t>NumWebVisitsMonth</w:t>
+            </w:r>
+            <w:proofErr w:type="spellEnd"/>
+            <w:r>
+              <w:rPr>
+                <w:b/>
+                <w:bCs/>
+                <w:sz w:val="24"/>
+                <w:szCs w:val="24"/>
+              </w:rPr>
+              <w:t xml:space="preserve"> &gt; </w:t>
+            </w:r>
+            <w:r>
+              <w:rPr>
+                <w:b/>
+                <w:bCs/>
+                <w:sz w:val="24"/>
+                <w:szCs w:val="24"/>
+              </w:rPr>
+              <w:t>7</w:t>
+            </w:r>
+          </w:p>
+        </w:tc>
+      </w:tr>
+      <w:tr>
+        <w:trPr>
+          <w:trHeight w:val="525"/>
+        </w:trPr>
+        <w:tc>
+          <w:tcPr>
+            <w:tcW w:w="0" w:type="auto"/>
+            <w:tcBorders>
+              <w:top w:val="single" w:sz="4" w:space="0" w:color="DDDDDD"/>
+              <w:left w:val="single" w:sz="4" w:space="0" w:color="DDDDDD"/>
+              <w:bottom w:val="single" w:sz="4" w:space="0" w:color="DDDDDD"/>
+              <w:right w:val="single" w:sz="4" w:space="0" w:color="DDDDDD"/>
+            </w:tcBorders>
+            <w:tcMar>
+              <w:top w:w="120" w:type="dxa"/>
+              <w:left w:w="120" w:type="dxa"/>
+              <w:bottom w:w="120" w:type="dxa"/>
+              <w:right w:w="120" w:type="dxa"/>
+            </w:tcMar>
+            <w:hideMark/>
+          </w:tcPr>
+          <w:p>
+            <w:pPr>
+              <w:rPr>
+                <w:b/>
+                <w:bCs/>
+                <w:sz w:val="24"/>
+                <w:szCs w:val="24"/>
+              </w:rPr>
+            </w:pPr>
+            <w:r>
+              <w:rPr>
+                <w:b/>
+                <w:bCs/>
+                <w:sz w:val="24"/>
+                <w:szCs w:val="24"/>
+              </w:rPr>
+              <w:t>Family Customer</w:t>
+            </w:r>
+          </w:p>
+        </w:tc>
+        <w:tc>
+          <w:tcPr>
+            <w:tcW w:w="0" w:type="auto"/>
+            <w:tcBorders>
+              <w:top w:val="single" w:sz="4" w:space="0" w:color="DDDDDD"/>
+              <w:left w:val="single" w:sz="4" w:space="0" w:color="DDDDDD"/>
+              <w:bottom w:val="single" w:sz="4" w:space="0" w:color="DDDDDD"/>
+              <w:right w:val="single" w:sz="4" w:space="0" w:color="DDDDDD"/>
+            </w:tcBorders>
+            <w:tcMar>
+              <w:top w:w="120" w:type="dxa"/>
+              <w:left w:w="120" w:type="dxa"/>
+              <w:bottom w:w="120" w:type="dxa"/>
+              <w:right w:w="120" w:type="dxa"/>
+            </w:tcMar>
+            <w:hideMark/>
+          </w:tcPr>
+          <w:p>
+            <w:pPr>
+              <w:rPr>
+                <w:b/>
+                <w:bCs/>
+                <w:sz w:val="24"/>
+                <w:szCs w:val="24"/>
+              </w:rPr>
+            </w:pPr>
+            <w:r>
+              <w:rPr>
+                <w:b/>
+                <w:bCs/>
+                <w:sz w:val="24"/>
+                <w:szCs w:val="24"/>
+              </w:rPr>
+              <w:t>Children &gt; 0</w:t>
+            </w:r>
+          </w:p>
+        </w:tc>
+      </w:tr>
+      <w:tr>
+        <w:trPr>
+          <w:trHeight w:val="525"/>
+        </w:trPr>
+        <w:tc>
+          <w:tcPr>
+            <w:tcW w:w="0" w:type="auto"/>
+            <w:tcBorders>
+              <w:top w:val="single" w:sz="4" w:space="0" w:color="DDDDDD"/>
+              <w:left w:val="single" w:sz="4" w:space="0" w:color="DDDDDD"/>
+              <w:bottom w:val="single" w:sz="4" w:space="0" w:color="DDDDDD"/>
+              <w:right w:val="single" w:sz="4" w:space="0" w:color="DDDDDD"/>
+            </w:tcBorders>
+            <w:tcMar>
+              <w:top w:w="120" w:type="dxa"/>
+              <w:left w:w="120" w:type="dxa"/>
+              <w:bottom w:w="120" w:type="dxa"/>
+              <w:right w:w="120" w:type="dxa"/>
+            </w:tcMar>
+            <w:hideMark/>
+          </w:tcPr>
+          <w:p>
+            <w:pPr>
+              <w:rPr>
+                <w:b/>
+                <w:bCs/>
+                <w:sz w:val="24"/>
+                <w:szCs w:val="24"/>
+              </w:rPr>
+            </w:pPr>
+            <w:r>
+              <w:rPr>
+                <w:b/>
+                <w:bCs/>
+                <w:sz w:val="24"/>
+                <w:szCs w:val="24"/>
+              </w:rPr>
+              <w:t>High Spender</w:t>
+            </w:r>
+          </w:p>
+        </w:tc>
+        <w:tc>
+          <w:tcPr>
+            <w:tcW w:w="0" w:type="auto"/>
+            <w:tcBorders>
+              <w:top w:val="single" w:sz="4" w:space="0" w:color="DDDDDD"/>
+              <w:left w:val="single" w:sz="4" w:space="0" w:color="DDDDDD"/>
+              <w:bottom w:val="single" w:sz="4" w:space="0" w:color="DDDDDD"/>
+              <w:right w:val="single" w:sz="4" w:space="0" w:color="DDDDDD"/>
+            </w:tcBorders>
+            <w:tcMar>
+              <w:top w:w="120" w:type="dxa"/>
+              <w:left w:w="120" w:type="dxa"/>
+              <w:bottom w:w="120" w:type="dxa"/>
+              <w:right w:w="120" w:type="dxa"/>
+            </w:tcMar>
+            <w:hideMark/>
+          </w:tcPr>
+          <w:p>
+            <w:pPr>
+              <w:rPr>
+                <w:b/>
+                <w:bCs/>
+                <w:sz w:val="24"/>
+                <w:szCs w:val="24"/>
+              </w:rPr>
+            </w:pPr>
+            <w:proofErr w:type="spellStart"/>
+            <w:r>
+              <w:rPr>
+                <w:b/>
+                <w:bCs/>
+                <w:sz w:val="24"/>
+                <w:szCs w:val="24"/>
+              </w:rPr>
+              <w:t>Total_Spend</w:t>
+            </w:r>
+            <w:proofErr w:type="spellEnd"/>
+            <w:r>
+              <w:rPr>
+                <w:b/>
+                <w:bCs/>
+                <w:sz w:val="24"/>
+                <w:szCs w:val="24"/>
+              </w:rPr>
+              <w:t xml:space="preserve"> &gt; 90th percentile</w:t>
+            </w:r>
+          </w:p>
+        </w:tc>
+      </w:tr>
+    </w:tbl>
+    <w:p>
+      <w:pPr>
+        <w:rPr>
+          <w:sz w:val="24"/>
+          <w:szCs w:val="24"/>
+        </w:rPr>
+      </w:pPr>
+      <w:r>
+        <w:rPr>
+          <w:sz w:val="24"/>
+          <w:szCs w:val="24"/>
+        </w:rPr>
+        <w:t xml:space="preserve">Customer segmentation was performed to group customers with similar demographic, </w:t>
+      </w:r>
+      <w:proofErr w:type="spellStart"/>
+      <w:r>
+        <w:rPr>
+          <w:sz w:val="24"/>
+          <w:szCs w:val="24"/>
+        </w:rPr>
+        <w:t>behavioral</w:t>
+      </w:r>
+      <w:proofErr w:type="spellEnd"/>
+      <w:r>
+        <w:rPr>
+          <w:sz w:val="24"/>
+          <w:szCs w:val="24"/>
+        </w:rPr>
+        <w:t xml:space="preserve">, and spending characteristics. By categorizing customers into segments such as High Income, Young Customer, Campaign Responder, High Web Engagement, Family Customer, and High Spender, the analysis provides actionable insights into customer </w:t>
+      </w:r>
+      <w:proofErr w:type="spellStart"/>
+      <w:r>
+        <w:rPr>
+          <w:sz w:val="24"/>
+          <w:szCs w:val="24"/>
+        </w:rPr>
+        <w:t>behavior</w:t>
+      </w:r>
+      <w:proofErr w:type="spellEnd"/>
+      <w:r>
+        <w:rPr>
+          <w:sz w:val="24"/>
+          <w:szCs w:val="24"/>
+        </w:rPr>
+        <w:t>. These segments help businesses identify valuable customers, personalize marketing campaigns, improve customer retention, optimize resource allocation, and support strategic decision-making.</w:t>
+      </w:r>
+    </w:p>
+    <w:p>
+      <w:pPr>
+        <w:rPr>
+          <w:sz w:val="24"/>
+          <w:szCs w:val="24"/>
+        </w:rPr>
+      </w:pPr>
+      <w:r>
+        <w:rPr>
+          <w:sz w:val="24"/>
+          <w:szCs w:val="24"/>
+        </w:rPr>
+        <w:t xml:space="preserve">SQL </w:t>
+      </w:r>
+    </w:p>
+    <w:p>
+      <w:pPr>
+        <w:rPr>
+          <w:sz w:val="24"/>
+          <w:szCs w:val="24"/>
+        </w:rPr>
+      </w:pPr>
+      <w:r>
+        <w:rPr>
+          <w:sz w:val="24"/>
+          <w:szCs w:val="24"/>
+        </w:rPr>
+        <w:t>A connection is established to the SQL database and the following tables</w:t>
+      </w:r>
+      <w:r>
+        <w:rPr>
+          <w:sz w:val="24"/>
+          <w:szCs w:val="24"/>
+        </w:rPr>
+        <w:t xml:space="preserve"> were created and loaded</w:t>
+      </w:r>
+      <w:r>
+        <w:rPr>
+          <w:sz w:val="24"/>
+          <w:szCs w:val="24"/>
         </w:rPr>
         <w:t>:</w:t>
       </w:r>
@@ -2462,197 +5986,181 @@
       <w:pPr>
         <w:numPr>
           <w:ilvl w:val="0"/>
-          <w:numId w:val="26"/>
-        </w:numPr>
-        <w:rPr>
-          <w:b/>
-          <w:bCs/>
-        </w:rPr>
-      </w:pPr>
-      <w:r>
-        <w:rPr>
-          <w:b/>
-          <w:bCs/>
-        </w:rPr>
-        <w:t xml:space="preserve">Percentage of customers who complained </w:t>
-      </w:r>
-    </w:p>
-    <w:p>
-      <w:pPr>
-        <w:numPr>
-          <w:ilvl w:val="0"/>
-          <w:numId w:val="26"/>
-        </w:numPr>
-        <w:rPr>
-          <w:b/>
-          <w:bCs/>
-        </w:rPr>
-      </w:pPr>
-      <w:r>
-        <w:rPr>
-          <w:b/>
-          <w:bCs/>
-        </w:rPr>
-        <w:t>Complaint frequency</w:t>
-      </w:r>
-    </w:p>
-    <w:p>
-      <w:pPr>
-        <w:rPr>
-          <w:b/>
-          <w:bCs/>
-        </w:rPr>
-      </w:pPr>
-      <w:r>
-        <w:rPr>
-          <w:b/>
-          <w:bCs/>
-        </w:rPr>
-        <w:t>Suggested Project Workflow</w:t>
-      </w:r>
-    </w:p>
-    <w:p>
-      <w:r>
-        <w:t>1. Data Collection</w:t>
-      </w:r>
-    </w:p>
-    <w:p>
-      <w:r>
-        <w:t xml:space="preserve">        ↓</w:t>
-      </w:r>
-    </w:p>
-    <w:p>
-      <w:r>
-        <w:t>2. Data Cleaning</w:t>
-      </w:r>
-    </w:p>
-    <w:p>
-      <w:r>
-        <w:t xml:space="preserve">   • Remove duplicates</w:t>
-      </w:r>
-    </w:p>
-    <w:p>
-      <w:r>
-        <w:t xml:space="preserve">   • Handle missing values</w:t>
-      </w:r>
-    </w:p>
-    <w:p>
-      <w:r>
-        <w:t xml:space="preserve">   • Convert data types</w:t>
-      </w:r>
-    </w:p>
-    <w:p>
-      <w:r>
-        <w:t xml:space="preserve">   • Detect/handle outliers</w:t>
-      </w:r>
-    </w:p>
-    <w:p>
-      <w:r>
-        <w:t xml:space="preserve">   • Feature engineering</w:t>
-      </w:r>
-    </w:p>
-    <w:p>
-      <w:r>
-        <w:t xml:space="preserve">        ↓</w:t>
-      </w:r>
-    </w:p>
-    <w:p>
-      <w:r>
-        <w:t>3. Exploratory Data Analysis (EDA)</w:t>
-      </w:r>
-    </w:p>
-    <w:p>
-      <w:r>
-        <w:t xml:space="preserve">        ↓</w:t>
-      </w:r>
-    </w:p>
-    <w:p>
-      <w:r>
-        <w:lastRenderedPageBreak/>
-        <w:t>4. Data Preprocessing</w:t>
-      </w:r>
-    </w:p>
-    <w:p>
-      <w:r>
-        <w:t xml:space="preserve">   • One-Hot Encoding</w:t>
-      </w:r>
-    </w:p>
-    <w:p>
-      <w:r>
-        <w:t xml:space="preserve">   • Feature Scaling (if required)</w:t>
-      </w:r>
-    </w:p>
-    <w:p>
-      <w:r>
-        <w:t xml:space="preserve">   • Train-Test Split</w:t>
-      </w:r>
-    </w:p>
-    <w:p>
-      <w:r>
-        <w:t xml:space="preserve">        ↓</w:t>
-      </w:r>
-    </w:p>
-    <w:p>
-      <w:r>
-        <w:t>5. Model Building</w:t>
-      </w:r>
-    </w:p>
-    <w:p>
-      <w:r>
-        <w:t xml:space="preserve">        ↓</w:t>
-      </w:r>
-    </w:p>
-    <w:p>
-      <w:r>
-        <w:t>6. Model Evaluation</w:t>
-      </w:r>
-    </w:p>
-    <w:p>
-      <w:r>
-        <w:t xml:space="preserve">        ↓</w:t>
-      </w:r>
-    </w:p>
-    <w:p>
-      <w:r>
-        <w:t>7. Conclusion and Recommendations</w:t>
-      </w:r>
-    </w:p>
-    <w:p>
-      <w:r>
-        <w:t xml:space="preserve">This structure is suitable for academic projects, internships, and portfolio projects because it separates </w:t>
-      </w:r>
-      <w:r>
-        <w:rPr>
-          <w:b/>
-          <w:bCs/>
-        </w:rPr>
-        <w:t>cleaning</w:t>
-      </w:r>
-      <w:r>
-        <w:t xml:space="preserve">, </w:t>
-      </w:r>
-      <w:r>
-        <w:rPr>
-          <w:b/>
-          <w:bCs/>
-        </w:rPr>
-        <w:t>EDA</w:t>
-      </w:r>
-      <w:r>
-        <w:t xml:space="preserve">, and </w:t>
-      </w:r>
-      <w:r>
-        <w:rPr>
-          <w:b/>
-          <w:bCs/>
-        </w:rPr>
-        <w:t>machine learning preprocessing</w:t>
-      </w:r>
-      <w:r>
-        <w:t xml:space="preserve"> into distinct, well-organized stages.</w:t>
-      </w:r>
-    </w:p>
-    <w:p/>
+          <w:numId w:val="35"/>
+        </w:numPr>
+        <w:rPr>
+          <w:sz w:val="24"/>
+          <w:szCs w:val="24"/>
+        </w:rPr>
+      </w:pPr>
+      <w:proofErr w:type="spellStart"/>
+      <w:r>
+        <w:rPr>
+          <w:b/>
+          <w:bCs/>
+          <w:sz w:val="24"/>
+          <w:szCs w:val="24"/>
+        </w:rPr>
+        <w:t>marketing_campaigns_data</w:t>
+      </w:r>
+      <w:proofErr w:type="spellEnd"/>
+      <w:r>
+        <w:rPr>
+          <w:sz w:val="24"/>
+          <w:szCs w:val="24"/>
+        </w:rPr>
+        <w:t xml:space="preserve"> used </w:t>
+      </w:r>
+      <w:r>
+        <w:rPr>
+          <w:i/>
+          <w:iCs/>
+          <w:sz w:val="24"/>
+          <w:szCs w:val="24"/>
+        </w:rPr>
+        <w:t>m</w:t>
+      </w:r>
+      <w:r>
+        <w:rPr>
+          <w:i/>
+          <w:iCs/>
+          <w:sz w:val="24"/>
+          <w:szCs w:val="24"/>
+        </w:rPr>
+        <w:t>arketing</w:t>
+      </w:r>
+      <w:r>
+        <w:rPr>
+          <w:i/>
+          <w:iCs/>
+          <w:sz w:val="24"/>
+          <w:szCs w:val="24"/>
+        </w:rPr>
+        <w:t>_c</w:t>
+      </w:r>
+      <w:r>
+        <w:rPr>
+          <w:i/>
+          <w:iCs/>
+          <w:sz w:val="24"/>
+          <w:szCs w:val="24"/>
+        </w:rPr>
+        <w:t>ampaign</w:t>
+      </w:r>
+      <w:r>
+        <w:rPr>
+          <w:i/>
+          <w:iCs/>
+          <w:sz w:val="24"/>
+          <w:szCs w:val="24"/>
+        </w:rPr>
+        <w:t>_a</w:t>
+      </w:r>
+      <w:r>
+        <w:rPr>
+          <w:i/>
+          <w:iCs/>
+          <w:sz w:val="24"/>
+          <w:szCs w:val="24"/>
+        </w:rPr>
+        <w:t>nalysis</w:t>
+      </w:r>
+      <w:r>
+        <w:rPr>
+          <w:i/>
+          <w:iCs/>
+          <w:sz w:val="24"/>
+          <w:szCs w:val="24"/>
+        </w:rPr>
+        <w:t>_data.csv</w:t>
+      </w:r>
+    </w:p>
+    <w:p>
+      <w:pPr>
+        <w:numPr>
+          <w:ilvl w:val="0"/>
+          <w:numId w:val="35"/>
+        </w:numPr>
+        <w:rPr>
+          <w:sz w:val="24"/>
+          <w:szCs w:val="24"/>
+        </w:rPr>
+      </w:pPr>
+      <w:proofErr w:type="spellStart"/>
+      <w:r>
+        <w:rPr>
+          <w:b/>
+          <w:bCs/>
+          <w:sz w:val="24"/>
+          <w:szCs w:val="24"/>
+        </w:rPr>
+        <w:t>derived_table</w:t>
+      </w:r>
+      <w:proofErr w:type="spellEnd"/>
+      <w:r>
+        <w:rPr>
+          <w:sz w:val="24"/>
+          <w:szCs w:val="24"/>
+        </w:rPr>
+        <w:t xml:space="preserve">, containing </w:t>
+      </w:r>
+      <w:r>
+        <w:rPr>
+          <w:i/>
+          <w:iCs/>
+          <w:sz w:val="24"/>
+          <w:szCs w:val="24"/>
+        </w:rPr>
+        <w:t>derived columns</w:t>
+      </w:r>
+    </w:p>
+    <w:p>
+      <w:pPr>
+        <w:numPr>
+          <w:ilvl w:val="0"/>
+          <w:numId w:val="35"/>
+        </w:numPr>
+        <w:rPr>
+          <w:sz w:val="24"/>
+          <w:szCs w:val="24"/>
+        </w:rPr>
+      </w:pPr>
+      <w:proofErr w:type="spellStart"/>
+      <w:r>
+        <w:rPr>
+          <w:b/>
+          <w:bCs/>
+          <w:sz w:val="24"/>
+          <w:szCs w:val="24"/>
+        </w:rPr>
+        <w:t>derived_segmentation_table</w:t>
+      </w:r>
+      <w:proofErr w:type="spellEnd"/>
+      <w:r>
+        <w:rPr>
+          <w:sz w:val="24"/>
+          <w:szCs w:val="24"/>
+        </w:rPr>
+        <w:t xml:space="preserve">, containing </w:t>
+      </w:r>
+      <w:r>
+        <w:rPr>
+          <w:i/>
+          <w:iCs/>
+          <w:sz w:val="24"/>
+          <w:szCs w:val="24"/>
+        </w:rPr>
+        <w:t>rule-based segmentation columns</w:t>
+      </w:r>
+    </w:p>
+    <w:p>
+      <w:pPr>
+        <w:rPr>
+          <w:sz w:val="24"/>
+          <w:szCs w:val="24"/>
+        </w:rPr>
+      </w:pPr>
+    </w:p>
     <w:sectPr>
       <w:pgSz w:w="11906" w:h="16838"/>
       <w:pgMar w:top="1440" w:right="1440" w:bottom="1440" w:left="1440" w:header="708" w:footer="708" w:gutter="0"/>
@@ -4017,6 +7525,155 @@
     </w:lvl>
   </w:abstractNum>
   <w:abstractNum w:abstractNumId="11" w15:restartNumberingAfterBreak="0">
+    <w:nsid w:val="25167222"/>
+    <w:multiLevelType w:val="multilevel"/>
+    <w:tmpl w:val="A47A6D8E"/>
+    <w:lvl w:ilvl="0">
+      <w:start w:val="1"/>
+      <w:numFmt w:val="bullet"/>
+      <w:lvlText w:val=""/>
+      <w:lvlJc w:val="left"/>
+      <w:pPr>
+        <w:tabs>
+          <w:tab w:val="num" w:pos="720"/>
+        </w:tabs>
+        <w:ind w:left="720" w:hanging="360"/>
+      </w:pPr>
+      <w:rPr>
+        <w:rFonts w:ascii="Symbol" w:hAnsi="Symbol" w:hint="default"/>
+        <w:sz w:val="20"/>
+      </w:rPr>
+    </w:lvl>
+    <w:lvl w:ilvl="1" w:tentative="1">
+      <w:start w:val="1"/>
+      <w:numFmt w:val="bullet"/>
+      <w:lvlText w:val="o"/>
+      <w:lvlJc w:val="left"/>
+      <w:pPr>
+        <w:tabs>
+          <w:tab w:val="num" w:pos="1440"/>
+        </w:tabs>
+        <w:ind w:left="1440" w:hanging="360"/>
+      </w:pPr>
+      <w:rPr>
+        <w:rFonts w:ascii="Courier New" w:hAnsi="Courier New" w:hint="default"/>
+        <w:sz w:val="20"/>
+      </w:rPr>
+    </w:lvl>
+    <w:lvl w:ilvl="2" w:tentative="1">
+      <w:start w:val="1"/>
+      <w:numFmt w:val="bullet"/>
+      <w:lvlText w:val=""/>
+      <w:lvlJc w:val="left"/>
+      <w:pPr>
+        <w:tabs>
+          <w:tab w:val="num" w:pos="2160"/>
+        </w:tabs>
+        <w:ind w:left="2160" w:hanging="360"/>
+      </w:pPr>
+      <w:rPr>
+        <w:rFonts w:ascii="Wingdings" w:hAnsi="Wingdings" w:hint="default"/>
+        <w:sz w:val="20"/>
+      </w:rPr>
+    </w:lvl>
+    <w:lvl w:ilvl="3" w:tentative="1">
+      <w:start w:val="1"/>
+      <w:numFmt w:val="bullet"/>
+      <w:lvlText w:val=""/>
+      <w:lvlJc w:val="left"/>
+      <w:pPr>
+        <w:tabs>
+          <w:tab w:val="num" w:pos="2880"/>
+        </w:tabs>
+        <w:ind w:left="2880" w:hanging="360"/>
+      </w:pPr>
+      <w:rPr>
+        <w:rFonts w:ascii="Wingdings" w:hAnsi="Wingdings" w:hint="default"/>
+        <w:sz w:val="20"/>
+      </w:rPr>
+    </w:lvl>
+    <w:lvl w:ilvl="4" w:tentative="1">
+      <w:start w:val="1"/>
+      <w:numFmt w:val="bullet"/>
+      <w:lvlText w:val=""/>
+      <w:lvlJc w:val="left"/>
+      <w:pPr>
+        <w:tabs>
+          <w:tab w:val="num" w:pos="3600"/>
+        </w:tabs>
+        <w:ind w:left="3600" w:hanging="360"/>
+      </w:pPr>
+      <w:rPr>
+        <w:rFonts w:ascii="Wingdings" w:hAnsi="Wingdings" w:hint="default"/>
+        <w:sz w:val="20"/>
+      </w:rPr>
+    </w:lvl>
+    <w:lvl w:ilvl="5" w:tentative="1">
+      <w:start w:val="1"/>
+      <w:numFmt w:val="bullet"/>
+      <w:lvlText w:val=""/>
+      <w:lvlJc w:val="left"/>
+      <w:pPr>
+        <w:tabs>
+          <w:tab w:val="num" w:pos="4320"/>
+        </w:tabs>
+        <w:ind w:left="4320" w:hanging="360"/>
+      </w:pPr>
+      <w:rPr>
+        <w:rFonts w:ascii="Wingdings" w:hAnsi="Wingdings" w:hint="default"/>
+        <w:sz w:val="20"/>
+      </w:rPr>
+    </w:lvl>
+    <w:lvl w:ilvl="6" w:tentative="1">
+      <w:start w:val="1"/>
+      <w:numFmt w:val="bullet"/>
+      <w:lvlText w:val=""/>
+      <w:lvlJc w:val="left"/>
+      <w:pPr>
+        <w:tabs>
+          <w:tab w:val="num" w:pos="5040"/>
+        </w:tabs>
+        <w:ind w:left="5040" w:hanging="360"/>
+      </w:pPr>
+      <w:rPr>
+        <w:rFonts w:ascii="Wingdings" w:hAnsi="Wingdings" w:hint="default"/>
+        <w:sz w:val="20"/>
+      </w:rPr>
+    </w:lvl>
+    <w:lvl w:ilvl="7" w:tentative="1">
+      <w:start w:val="1"/>
+      <w:numFmt w:val="bullet"/>
+      <w:lvlText w:val=""/>
+      <w:lvlJc w:val="left"/>
+      <w:pPr>
+        <w:tabs>
+          <w:tab w:val="num" w:pos="5760"/>
+        </w:tabs>
+        <w:ind w:left="5760" w:hanging="360"/>
+      </w:pPr>
+      <w:rPr>
+        <w:rFonts w:ascii="Wingdings" w:hAnsi="Wingdings" w:hint="default"/>
+        <w:sz w:val="20"/>
+      </w:rPr>
+    </w:lvl>
+    <w:lvl w:ilvl="8" w:tentative="1">
+      <w:start w:val="1"/>
+      <w:numFmt w:val="bullet"/>
+      <w:lvlText w:val=""/>
+      <w:lvlJc w:val="left"/>
+      <w:pPr>
+        <w:tabs>
+          <w:tab w:val="num" w:pos="6480"/>
+        </w:tabs>
+        <w:ind w:left="6480" w:hanging="360"/>
+      </w:pPr>
+      <w:rPr>
+        <w:rFonts w:ascii="Wingdings" w:hAnsi="Wingdings" w:hint="default"/>
+        <w:sz w:val="20"/>
+      </w:rPr>
+    </w:lvl>
+  </w:abstractNum>
+  <w:abstractNum w:abstractNumId="12" w15:restartNumberingAfterBreak="0">
     <w:nsid w:val="27B74C59"/>
     <w:multiLevelType w:val="hybridMultilevel"/>
     <w:tmpl w:val="91388846"/>
@@ -4129,7 +7786,7 @@
       </w:rPr>
     </w:lvl>
   </w:abstractNum>
-  <w:abstractNum w:abstractNumId="12" w15:restartNumberingAfterBreak="0">
+  <w:abstractNum w:abstractNumId="13" w15:restartNumberingAfterBreak="0">
     <w:nsid w:val="27DC6662"/>
     <w:multiLevelType w:val="multilevel"/>
     <w:tmpl w:val="0FC2D3DA"/>
@@ -4278,7 +7935,7 @@
       </w:rPr>
     </w:lvl>
   </w:abstractNum>
-  <w:abstractNum w:abstractNumId="13" w15:restartNumberingAfterBreak="0">
+  <w:abstractNum w:abstractNumId="14" w15:restartNumberingAfterBreak="0">
     <w:nsid w:val="2C7A76D7"/>
     <w:multiLevelType w:val="multilevel"/>
     <w:tmpl w:val="EBEA050C"/>
@@ -4427,7 +8084,7 @@
       </w:rPr>
     </w:lvl>
   </w:abstractNum>
-  <w:abstractNum w:abstractNumId="14" w15:restartNumberingAfterBreak="0">
+  <w:abstractNum w:abstractNumId="15" w15:restartNumberingAfterBreak="0">
     <w:nsid w:val="2CCB19D8"/>
     <w:multiLevelType w:val="hybridMultilevel"/>
     <w:tmpl w:val="4378D57A"/>
@@ -4540,7 +8197,245 @@
       </w:rPr>
     </w:lvl>
   </w:abstractNum>
-  <w:abstractNum w:abstractNumId="15" w15:restartNumberingAfterBreak="0">
+  <w:abstractNum w:abstractNumId="16" w15:restartNumberingAfterBreak="0">
+    <w:nsid w:val="34B8247C"/>
+    <w:multiLevelType w:val="multilevel"/>
+    <w:tmpl w:val="C062290C"/>
+    <w:lvl w:ilvl="0">
+      <w:start w:val="1"/>
+      <w:numFmt w:val="decimal"/>
+      <w:lvlText w:val="%1."/>
+      <w:lvlJc w:val="left"/>
+      <w:pPr>
+        <w:tabs>
+          <w:tab w:val="num" w:pos="720"/>
+        </w:tabs>
+        <w:ind w:left="720" w:hanging="360"/>
+      </w:pPr>
+    </w:lvl>
+    <w:lvl w:ilvl="1">
+      <w:start w:val="1"/>
+      <w:numFmt w:val="bullet"/>
+      <w:lvlText w:val="o"/>
+      <w:lvlJc w:val="left"/>
+      <w:pPr>
+        <w:tabs>
+          <w:tab w:val="num" w:pos="1440"/>
+        </w:tabs>
+        <w:ind w:left="1440" w:hanging="360"/>
+      </w:pPr>
+      <w:rPr>
+        <w:rFonts w:ascii="Courier New" w:hAnsi="Courier New" w:hint="default"/>
+        <w:sz w:val="20"/>
+      </w:rPr>
+    </w:lvl>
+    <w:lvl w:ilvl="2">
+      <w:start w:val="1"/>
+      <w:numFmt w:val="bullet"/>
+      <w:lvlText w:val=""/>
+      <w:lvlJc w:val="left"/>
+      <w:pPr>
+        <w:tabs>
+          <w:tab w:val="num" w:pos="2160"/>
+        </w:tabs>
+        <w:ind w:left="2160" w:hanging="360"/>
+      </w:pPr>
+      <w:rPr>
+        <w:rFonts w:ascii="Wingdings" w:hAnsi="Wingdings" w:hint="default"/>
+        <w:sz w:val="20"/>
+      </w:rPr>
+    </w:lvl>
+    <w:lvl w:ilvl="3" w:tentative="1">
+      <w:start w:val="1"/>
+      <w:numFmt w:val="decimal"/>
+      <w:lvlText w:val="%4."/>
+      <w:lvlJc w:val="left"/>
+      <w:pPr>
+        <w:tabs>
+          <w:tab w:val="num" w:pos="2880"/>
+        </w:tabs>
+        <w:ind w:left="2880" w:hanging="360"/>
+      </w:pPr>
+    </w:lvl>
+    <w:lvl w:ilvl="4" w:tentative="1">
+      <w:start w:val="1"/>
+      <w:numFmt w:val="decimal"/>
+      <w:lvlText w:val="%5."/>
+      <w:lvlJc w:val="left"/>
+      <w:pPr>
+        <w:tabs>
+          <w:tab w:val="num" w:pos="3600"/>
+        </w:tabs>
+        <w:ind w:left="3600" w:hanging="360"/>
+      </w:pPr>
+    </w:lvl>
+    <w:lvl w:ilvl="5" w:tentative="1">
+      <w:start w:val="1"/>
+      <w:numFmt w:val="decimal"/>
+      <w:lvlText w:val="%6."/>
+      <w:lvlJc w:val="left"/>
+      <w:pPr>
+        <w:tabs>
+          <w:tab w:val="num" w:pos="4320"/>
+        </w:tabs>
+        <w:ind w:left="4320" w:hanging="360"/>
+      </w:pPr>
+    </w:lvl>
+    <w:lvl w:ilvl="6" w:tentative="1">
+      <w:start w:val="1"/>
+      <w:numFmt w:val="decimal"/>
+      <w:lvlText w:val="%7."/>
+      <w:lvlJc w:val="left"/>
+      <w:pPr>
+        <w:tabs>
+          <w:tab w:val="num" w:pos="5040"/>
+        </w:tabs>
+        <w:ind w:left="5040" w:hanging="360"/>
+      </w:pPr>
+    </w:lvl>
+    <w:lvl w:ilvl="7" w:tentative="1">
+      <w:start w:val="1"/>
+      <w:numFmt w:val="decimal"/>
+      <w:lvlText w:val="%8."/>
+      <w:lvlJc w:val="left"/>
+      <w:pPr>
+        <w:tabs>
+          <w:tab w:val="num" w:pos="5760"/>
+        </w:tabs>
+        <w:ind w:left="5760" w:hanging="360"/>
+      </w:pPr>
+    </w:lvl>
+    <w:lvl w:ilvl="8" w:tentative="1">
+      <w:start w:val="1"/>
+      <w:numFmt w:val="decimal"/>
+      <w:lvlText w:val="%9."/>
+      <w:lvlJc w:val="left"/>
+      <w:pPr>
+        <w:tabs>
+          <w:tab w:val="num" w:pos="6480"/>
+        </w:tabs>
+        <w:ind w:left="6480" w:hanging="360"/>
+      </w:pPr>
+    </w:lvl>
+  </w:abstractNum>
+  <w:abstractNum w:abstractNumId="17" w15:restartNumberingAfterBreak="0">
+    <w:nsid w:val="35D8574A"/>
+    <w:multiLevelType w:val="multilevel"/>
+    <w:tmpl w:val="0AB07124"/>
+    <w:lvl w:ilvl="0">
+      <w:start w:val="1"/>
+      <w:numFmt w:val="decimal"/>
+      <w:lvlText w:val="%1."/>
+      <w:lvlJc w:val="left"/>
+      <w:pPr>
+        <w:tabs>
+          <w:tab w:val="num" w:pos="720"/>
+        </w:tabs>
+        <w:ind w:left="720" w:hanging="360"/>
+      </w:pPr>
+    </w:lvl>
+    <w:lvl w:ilvl="1">
+      <w:start w:val="1"/>
+      <w:numFmt w:val="bullet"/>
+      <w:lvlText w:val="o"/>
+      <w:lvlJc w:val="left"/>
+      <w:pPr>
+        <w:tabs>
+          <w:tab w:val="num" w:pos="1440"/>
+        </w:tabs>
+        <w:ind w:left="1440" w:hanging="360"/>
+      </w:pPr>
+      <w:rPr>
+        <w:rFonts w:ascii="Courier New" w:hAnsi="Courier New" w:hint="default"/>
+        <w:sz w:val="20"/>
+      </w:rPr>
+    </w:lvl>
+    <w:lvl w:ilvl="2" w:tentative="1">
+      <w:start w:val="1"/>
+      <w:numFmt w:val="decimal"/>
+      <w:lvlText w:val="%3."/>
+      <w:lvlJc w:val="left"/>
+      <w:pPr>
+        <w:tabs>
+          <w:tab w:val="num" w:pos="2160"/>
+        </w:tabs>
+        <w:ind w:left="2160" w:hanging="360"/>
+      </w:pPr>
+    </w:lvl>
+    <w:lvl w:ilvl="3" w:tentative="1">
+      <w:start w:val="1"/>
+      <w:numFmt w:val="decimal"/>
+      <w:lvlText w:val="%4."/>
+      <w:lvlJc w:val="left"/>
+      <w:pPr>
+        <w:tabs>
+          <w:tab w:val="num" w:pos="2880"/>
+        </w:tabs>
+        <w:ind w:left="2880" w:hanging="360"/>
+      </w:pPr>
+    </w:lvl>
+    <w:lvl w:ilvl="4" w:tentative="1">
+      <w:start w:val="1"/>
+      <w:numFmt w:val="decimal"/>
+      <w:lvlText w:val="%5."/>
+      <w:lvlJc w:val="left"/>
+      <w:pPr>
+        <w:tabs>
+          <w:tab w:val="num" w:pos="3600"/>
+        </w:tabs>
+        <w:ind w:left="3600" w:hanging="360"/>
+      </w:pPr>
+    </w:lvl>
+    <w:lvl w:ilvl="5" w:tentative="1">
+      <w:start w:val="1"/>
+      <w:numFmt w:val="decimal"/>
+      <w:lvlText w:val="%6."/>
+      <w:lvlJc w:val="left"/>
+      <w:pPr>
+        <w:tabs>
+          <w:tab w:val="num" w:pos="4320"/>
+        </w:tabs>
+        <w:ind w:left="4320" w:hanging="360"/>
+      </w:pPr>
+    </w:lvl>
+    <w:lvl w:ilvl="6" w:tentative="1">
+      <w:start w:val="1"/>
+      <w:numFmt w:val="decimal"/>
+      <w:lvlText w:val="%7."/>
+      <w:lvlJc w:val="left"/>
+      <w:pPr>
+        <w:tabs>
+          <w:tab w:val="num" w:pos="5040"/>
+        </w:tabs>
+        <w:ind w:left="5040" w:hanging="360"/>
+      </w:pPr>
+    </w:lvl>
+    <w:lvl w:ilvl="7" w:tentative="1">
+      <w:start w:val="1"/>
+      <w:numFmt w:val="decimal"/>
+      <w:lvlText w:val="%8."/>
+      <w:lvlJc w:val="left"/>
+      <w:pPr>
+        <w:tabs>
+          <w:tab w:val="num" w:pos="5760"/>
+        </w:tabs>
+        <w:ind w:left="5760" w:hanging="360"/>
+      </w:pPr>
+    </w:lvl>
+    <w:lvl w:ilvl="8" w:tentative="1">
+      <w:start w:val="1"/>
+      <w:numFmt w:val="decimal"/>
+      <w:lvlText w:val="%9."/>
+      <w:lvlJc w:val="left"/>
+      <w:pPr>
+        <w:tabs>
+          <w:tab w:val="num" w:pos="6480"/>
+        </w:tabs>
+        <w:ind w:left="6480" w:hanging="360"/>
+      </w:pPr>
+    </w:lvl>
+  </w:abstractNum>
+  <w:abstractNum w:abstractNumId="18" w15:restartNumberingAfterBreak="0">
     <w:nsid w:val="393D17CC"/>
     <w:multiLevelType w:val="hybridMultilevel"/>
     <w:tmpl w:val="43C67D28"/>
@@ -4653,7 +8548,7 @@
       </w:rPr>
     </w:lvl>
   </w:abstractNum>
-  <w:abstractNum w:abstractNumId="16" w15:restartNumberingAfterBreak="0">
+  <w:abstractNum w:abstractNumId="19" w15:restartNumberingAfterBreak="0">
     <w:nsid w:val="3B573D25"/>
     <w:multiLevelType w:val="multilevel"/>
     <w:tmpl w:val="DFA8E1C6"/>
@@ -4802,7 +8697,156 @@
       </w:rPr>
     </w:lvl>
   </w:abstractNum>
-  <w:abstractNum w:abstractNumId="17" w15:restartNumberingAfterBreak="0">
+  <w:abstractNum w:abstractNumId="20" w15:restartNumberingAfterBreak="0">
+    <w:nsid w:val="43B40052"/>
+    <w:multiLevelType w:val="multilevel"/>
+    <w:tmpl w:val="FE9E9ACE"/>
+    <w:lvl w:ilvl="0">
+      <w:start w:val="1"/>
+      <w:numFmt w:val="bullet"/>
+      <w:lvlText w:val=""/>
+      <w:lvlJc w:val="left"/>
+      <w:pPr>
+        <w:tabs>
+          <w:tab w:val="num" w:pos="720"/>
+        </w:tabs>
+        <w:ind w:left="720" w:hanging="360"/>
+      </w:pPr>
+      <w:rPr>
+        <w:rFonts w:ascii="Symbol" w:hAnsi="Symbol" w:hint="default"/>
+        <w:sz w:val="20"/>
+      </w:rPr>
+    </w:lvl>
+    <w:lvl w:ilvl="1" w:tentative="1">
+      <w:start w:val="1"/>
+      <w:numFmt w:val="bullet"/>
+      <w:lvlText w:val="o"/>
+      <w:lvlJc w:val="left"/>
+      <w:pPr>
+        <w:tabs>
+          <w:tab w:val="num" w:pos="1440"/>
+        </w:tabs>
+        <w:ind w:left="1440" w:hanging="360"/>
+      </w:pPr>
+      <w:rPr>
+        <w:rFonts w:ascii="Courier New" w:hAnsi="Courier New" w:hint="default"/>
+        <w:sz w:val="20"/>
+      </w:rPr>
+    </w:lvl>
+    <w:lvl w:ilvl="2" w:tentative="1">
+      <w:start w:val="1"/>
+      <w:numFmt w:val="bullet"/>
+      <w:lvlText w:val=""/>
+      <w:lvlJc w:val="left"/>
+      <w:pPr>
+        <w:tabs>
+          <w:tab w:val="num" w:pos="2160"/>
+        </w:tabs>
+        <w:ind w:left="2160" w:hanging="360"/>
+      </w:pPr>
+      <w:rPr>
+        <w:rFonts w:ascii="Wingdings" w:hAnsi="Wingdings" w:hint="default"/>
+        <w:sz w:val="20"/>
+      </w:rPr>
+    </w:lvl>
+    <w:lvl w:ilvl="3" w:tentative="1">
+      <w:start w:val="1"/>
+      <w:numFmt w:val="bullet"/>
+      <w:lvlText w:val=""/>
+      <w:lvlJc w:val="left"/>
+      <w:pPr>
+        <w:tabs>
+          <w:tab w:val="num" w:pos="2880"/>
+        </w:tabs>
+        <w:ind w:left="2880" w:hanging="360"/>
+      </w:pPr>
+      <w:rPr>
+        <w:rFonts w:ascii="Wingdings" w:hAnsi="Wingdings" w:hint="default"/>
+        <w:sz w:val="20"/>
+      </w:rPr>
+    </w:lvl>
+    <w:lvl w:ilvl="4" w:tentative="1">
+      <w:start w:val="1"/>
+      <w:numFmt w:val="bullet"/>
+      <w:lvlText w:val=""/>
+      <w:lvlJc w:val="left"/>
+      <w:pPr>
+        <w:tabs>
+          <w:tab w:val="num" w:pos="3600"/>
+        </w:tabs>
+        <w:ind w:left="3600" w:hanging="360"/>
+      </w:pPr>
+      <w:rPr>
+        <w:rFonts w:ascii="Wingdings" w:hAnsi="Wingdings" w:hint="default"/>
+        <w:sz w:val="20"/>
+      </w:rPr>
+    </w:lvl>
+    <w:lvl w:ilvl="5" w:tentative="1">
+      <w:start w:val="1"/>
+      <w:numFmt w:val="bullet"/>
+      <w:lvlText w:val=""/>
+      <w:lvlJc w:val="left"/>
+      <w:pPr>
+        <w:tabs>
+          <w:tab w:val="num" w:pos="4320"/>
+        </w:tabs>
+        <w:ind w:left="4320" w:hanging="360"/>
+      </w:pPr>
+      <w:rPr>
+        <w:rFonts w:ascii="Wingdings" w:hAnsi="Wingdings" w:hint="default"/>
+        <w:sz w:val="20"/>
+      </w:rPr>
+    </w:lvl>
+    <w:lvl w:ilvl="6" w:tentative="1">
+      <w:start w:val="1"/>
+      <w:numFmt w:val="bullet"/>
+      <w:lvlText w:val=""/>
+      <w:lvlJc w:val="left"/>
+      <w:pPr>
+        <w:tabs>
+          <w:tab w:val="num" w:pos="5040"/>
+        </w:tabs>
+        <w:ind w:left="5040" w:hanging="360"/>
+      </w:pPr>
+      <w:rPr>
+        <w:rFonts w:ascii="Wingdings" w:hAnsi="Wingdings" w:hint="default"/>
+        <w:sz w:val="20"/>
+      </w:rPr>
+    </w:lvl>
+    <w:lvl w:ilvl="7" w:tentative="1">
+      <w:start w:val="1"/>
+      <w:numFmt w:val="bullet"/>
+      <w:lvlText w:val=""/>
+      <w:lvlJc w:val="left"/>
+      <w:pPr>
+        <w:tabs>
+          <w:tab w:val="num" w:pos="5760"/>
+        </w:tabs>
+        <w:ind w:left="5760" w:hanging="360"/>
+      </w:pPr>
+      <w:rPr>
+        <w:rFonts w:ascii="Wingdings" w:hAnsi="Wingdings" w:hint="default"/>
+        <w:sz w:val="20"/>
+      </w:rPr>
+    </w:lvl>
+    <w:lvl w:ilvl="8" w:tentative="1">
+      <w:start w:val="1"/>
+      <w:numFmt w:val="bullet"/>
+      <w:lvlText w:val=""/>
+      <w:lvlJc w:val="left"/>
+      <w:pPr>
+        <w:tabs>
+          <w:tab w:val="num" w:pos="6480"/>
+        </w:tabs>
+        <w:ind w:left="6480" w:hanging="360"/>
+      </w:pPr>
+      <w:rPr>
+        <w:rFonts w:ascii="Wingdings" w:hAnsi="Wingdings" w:hint="default"/>
+        <w:sz w:val="20"/>
+      </w:rPr>
+    </w:lvl>
+  </w:abstractNum>
+  <w:abstractNum w:abstractNumId="21" w15:restartNumberingAfterBreak="0">
     <w:nsid w:val="46754901"/>
     <w:multiLevelType w:val="hybridMultilevel"/>
     <w:tmpl w:val="E03E2C06"/>
@@ -4915,7 +8959,128 @@
       </w:rPr>
     </w:lvl>
   </w:abstractNum>
-  <w:abstractNum w:abstractNumId="18" w15:restartNumberingAfterBreak="0">
+  <w:abstractNum w:abstractNumId="22" w15:restartNumberingAfterBreak="0">
+    <w:nsid w:val="49E46F71"/>
+    <w:multiLevelType w:val="multilevel"/>
+    <w:tmpl w:val="0ED425AE"/>
+    <w:lvl w:ilvl="0">
+      <w:start w:val="1"/>
+      <w:numFmt w:val="decimal"/>
+      <w:lvlText w:val="%1."/>
+      <w:lvlJc w:val="left"/>
+      <w:pPr>
+        <w:tabs>
+          <w:tab w:val="num" w:pos="720"/>
+        </w:tabs>
+        <w:ind w:left="720" w:hanging="360"/>
+      </w:pPr>
+    </w:lvl>
+    <w:lvl w:ilvl="1">
+      <w:start w:val="1"/>
+      <w:numFmt w:val="bullet"/>
+      <w:lvlText w:val="o"/>
+      <w:lvlJc w:val="left"/>
+      <w:pPr>
+        <w:tabs>
+          <w:tab w:val="num" w:pos="1440"/>
+        </w:tabs>
+        <w:ind w:left="1440" w:hanging="360"/>
+      </w:pPr>
+      <w:rPr>
+        <w:rFonts w:ascii="Courier New" w:hAnsi="Courier New" w:hint="default"/>
+        <w:sz w:val="20"/>
+      </w:rPr>
+    </w:lvl>
+    <w:lvl w:ilvl="2">
+      <w:start w:val="1"/>
+      <w:numFmt w:val="bullet"/>
+      <w:lvlText w:val=""/>
+      <w:lvlJc w:val="left"/>
+      <w:pPr>
+        <w:tabs>
+          <w:tab w:val="num" w:pos="2160"/>
+        </w:tabs>
+        <w:ind w:left="2160" w:hanging="360"/>
+      </w:pPr>
+      <w:rPr>
+        <w:rFonts w:ascii="Wingdings" w:hAnsi="Wingdings" w:hint="default"/>
+        <w:sz w:val="20"/>
+      </w:rPr>
+    </w:lvl>
+    <w:lvl w:ilvl="3" w:tentative="1">
+      <w:start w:val="1"/>
+      <w:numFmt w:val="decimal"/>
+      <w:lvlText w:val="%4."/>
+      <w:lvlJc w:val="left"/>
+      <w:pPr>
+        <w:tabs>
+          <w:tab w:val="num" w:pos="2880"/>
+        </w:tabs>
+        <w:ind w:left="2880" w:hanging="360"/>
+      </w:pPr>
+    </w:lvl>
+    <w:lvl w:ilvl="4" w:tentative="1">
+      <w:start w:val="1"/>
+      <w:numFmt w:val="decimal"/>
+      <w:lvlText w:val="%5."/>
+      <w:lvlJc w:val="left"/>
+      <w:pPr>
+        <w:tabs>
+          <w:tab w:val="num" w:pos="3600"/>
+        </w:tabs>
+        <w:ind w:left="3600" w:hanging="360"/>
+      </w:pPr>
+    </w:lvl>
+    <w:lvl w:ilvl="5" w:tentative="1">
+      <w:start w:val="1"/>
+      <w:numFmt w:val="decimal"/>
+      <w:lvlText w:val="%6."/>
+      <w:lvlJc w:val="left"/>
+      <w:pPr>
+        <w:tabs>
+          <w:tab w:val="num" w:pos="4320"/>
+        </w:tabs>
+        <w:ind w:left="4320" w:hanging="360"/>
+      </w:pPr>
+    </w:lvl>
+    <w:lvl w:ilvl="6" w:tentative="1">
+      <w:start w:val="1"/>
+      <w:numFmt w:val="decimal"/>
+      <w:lvlText w:val="%7."/>
+      <w:lvlJc w:val="left"/>
+      <w:pPr>
+        <w:tabs>
+          <w:tab w:val="num" w:pos="5040"/>
+        </w:tabs>
+        <w:ind w:left="5040" w:hanging="360"/>
+      </w:pPr>
+    </w:lvl>
+    <w:lvl w:ilvl="7" w:tentative="1">
+      <w:start w:val="1"/>
+      <w:numFmt w:val="decimal"/>
+      <w:lvlText w:val="%8."/>
+      <w:lvlJc w:val="left"/>
+      <w:pPr>
+        <w:tabs>
+          <w:tab w:val="num" w:pos="5760"/>
+        </w:tabs>
+        <w:ind w:left="5760" w:hanging="360"/>
+      </w:pPr>
+    </w:lvl>
+    <w:lvl w:ilvl="8" w:tentative="1">
+      <w:start w:val="1"/>
+      <w:numFmt w:val="decimal"/>
+      <w:lvlText w:val="%9."/>
+      <w:lvlJc w:val="left"/>
+      <w:pPr>
+        <w:tabs>
+          <w:tab w:val="num" w:pos="6480"/>
+        </w:tabs>
+        <w:ind w:left="6480" w:hanging="360"/>
+      </w:pPr>
+    </w:lvl>
+  </w:abstractNum>
+  <w:abstractNum w:abstractNumId="23" w15:restartNumberingAfterBreak="0">
     <w:nsid w:val="5032546F"/>
     <w:multiLevelType w:val="multilevel"/>
     <w:tmpl w:val="658ABF7C"/>
@@ -5059,7 +9224,156 @@
       </w:rPr>
     </w:lvl>
   </w:abstractNum>
-  <w:abstractNum w:abstractNumId="19" w15:restartNumberingAfterBreak="0">
+  <w:abstractNum w:abstractNumId="24" w15:restartNumberingAfterBreak="0">
+    <w:nsid w:val="513C27FB"/>
+    <w:multiLevelType w:val="multilevel"/>
+    <w:tmpl w:val="15EA0AE8"/>
+    <w:lvl w:ilvl="0">
+      <w:start w:val="1"/>
+      <w:numFmt w:val="bullet"/>
+      <w:lvlText w:val=""/>
+      <w:lvlJc w:val="left"/>
+      <w:pPr>
+        <w:tabs>
+          <w:tab w:val="num" w:pos="720"/>
+        </w:tabs>
+        <w:ind w:left="720" w:hanging="360"/>
+      </w:pPr>
+      <w:rPr>
+        <w:rFonts w:ascii="Symbol" w:hAnsi="Symbol" w:hint="default"/>
+        <w:sz w:val="20"/>
+      </w:rPr>
+    </w:lvl>
+    <w:lvl w:ilvl="1" w:tentative="1">
+      <w:start w:val="1"/>
+      <w:numFmt w:val="bullet"/>
+      <w:lvlText w:val="o"/>
+      <w:lvlJc w:val="left"/>
+      <w:pPr>
+        <w:tabs>
+          <w:tab w:val="num" w:pos="1440"/>
+        </w:tabs>
+        <w:ind w:left="1440" w:hanging="360"/>
+      </w:pPr>
+      <w:rPr>
+        <w:rFonts w:ascii="Courier New" w:hAnsi="Courier New" w:hint="default"/>
+        <w:sz w:val="20"/>
+      </w:rPr>
+    </w:lvl>
+    <w:lvl w:ilvl="2" w:tentative="1">
+      <w:start w:val="1"/>
+      <w:numFmt w:val="bullet"/>
+      <w:lvlText w:val=""/>
+      <w:lvlJc w:val="left"/>
+      <w:pPr>
+        <w:tabs>
+          <w:tab w:val="num" w:pos="2160"/>
+        </w:tabs>
+        <w:ind w:left="2160" w:hanging="360"/>
+      </w:pPr>
+      <w:rPr>
+        <w:rFonts w:ascii="Wingdings" w:hAnsi="Wingdings" w:hint="default"/>
+        <w:sz w:val="20"/>
+      </w:rPr>
+    </w:lvl>
+    <w:lvl w:ilvl="3" w:tentative="1">
+      <w:start w:val="1"/>
+      <w:numFmt w:val="bullet"/>
+      <w:lvlText w:val=""/>
+      <w:lvlJc w:val="left"/>
+      <w:pPr>
+        <w:tabs>
+          <w:tab w:val="num" w:pos="2880"/>
+        </w:tabs>
+        <w:ind w:left="2880" w:hanging="360"/>
+      </w:pPr>
+      <w:rPr>
+        <w:rFonts w:ascii="Wingdings" w:hAnsi="Wingdings" w:hint="default"/>
+        <w:sz w:val="20"/>
+      </w:rPr>
+    </w:lvl>
+    <w:lvl w:ilvl="4" w:tentative="1">
+      <w:start w:val="1"/>
+      <w:numFmt w:val="bullet"/>
+      <w:lvlText w:val=""/>
+      <w:lvlJc w:val="left"/>
+      <w:pPr>
+        <w:tabs>
+          <w:tab w:val="num" w:pos="3600"/>
+        </w:tabs>
+        <w:ind w:left="3600" w:hanging="360"/>
+      </w:pPr>
+      <w:rPr>
+        <w:rFonts w:ascii="Wingdings" w:hAnsi="Wingdings" w:hint="default"/>
+        <w:sz w:val="20"/>
+      </w:rPr>
+    </w:lvl>
+    <w:lvl w:ilvl="5" w:tentative="1">
+      <w:start w:val="1"/>
+      <w:numFmt w:val="bullet"/>
+      <w:lvlText w:val=""/>
+      <w:lvlJc w:val="left"/>
+      <w:pPr>
+        <w:tabs>
+          <w:tab w:val="num" w:pos="4320"/>
+        </w:tabs>
+        <w:ind w:left="4320" w:hanging="360"/>
+      </w:pPr>
+      <w:rPr>
+        <w:rFonts w:ascii="Wingdings" w:hAnsi="Wingdings" w:hint="default"/>
+        <w:sz w:val="20"/>
+      </w:rPr>
+    </w:lvl>
+    <w:lvl w:ilvl="6" w:tentative="1">
+      <w:start w:val="1"/>
+      <w:numFmt w:val="bullet"/>
+      <w:lvlText w:val=""/>
+      <w:lvlJc w:val="left"/>
+      <w:pPr>
+        <w:tabs>
+          <w:tab w:val="num" w:pos="5040"/>
+        </w:tabs>
+        <w:ind w:left="5040" w:hanging="360"/>
+      </w:pPr>
+      <w:rPr>
+        <w:rFonts w:ascii="Wingdings" w:hAnsi="Wingdings" w:hint="default"/>
+        <w:sz w:val="20"/>
+      </w:rPr>
+    </w:lvl>
+    <w:lvl w:ilvl="7" w:tentative="1">
+      <w:start w:val="1"/>
+      <w:numFmt w:val="bullet"/>
+      <w:lvlText w:val=""/>
+      <w:lvlJc w:val="left"/>
+      <w:pPr>
+        <w:tabs>
+          <w:tab w:val="num" w:pos="5760"/>
+        </w:tabs>
+        <w:ind w:left="5760" w:hanging="360"/>
+      </w:pPr>
+      <w:rPr>
+        <w:rFonts w:ascii="Wingdings" w:hAnsi="Wingdings" w:hint="default"/>
+        <w:sz w:val="20"/>
+      </w:rPr>
+    </w:lvl>
+    <w:lvl w:ilvl="8" w:tentative="1">
+      <w:start w:val="1"/>
+      <w:numFmt w:val="bullet"/>
+      <w:lvlText w:val=""/>
+      <w:lvlJc w:val="left"/>
+      <w:pPr>
+        <w:tabs>
+          <w:tab w:val="num" w:pos="6480"/>
+        </w:tabs>
+        <w:ind w:left="6480" w:hanging="360"/>
+      </w:pPr>
+      <w:rPr>
+        <w:rFonts w:ascii="Wingdings" w:hAnsi="Wingdings" w:hint="default"/>
+        <w:sz w:val="20"/>
+      </w:rPr>
+    </w:lvl>
+  </w:abstractNum>
+  <w:abstractNum w:abstractNumId="25" w15:restartNumberingAfterBreak="0">
     <w:nsid w:val="5368096F"/>
     <w:multiLevelType w:val="hybridMultilevel"/>
     <w:tmpl w:val="42AC0C2C"/>
@@ -5172,7 +9486,249 @@
       </w:rPr>
     </w:lvl>
   </w:abstractNum>
-  <w:abstractNum w:abstractNumId="20" w15:restartNumberingAfterBreak="0">
+  <w:abstractNum w:abstractNumId="26" w15:restartNumberingAfterBreak="0">
+    <w:nsid w:val="59031292"/>
+    <w:multiLevelType w:val="multilevel"/>
+    <w:tmpl w:val="2020B536"/>
+    <w:lvl w:ilvl="0">
+      <w:start w:val="1"/>
+      <w:numFmt w:val="decimal"/>
+      <w:lvlText w:val="%1."/>
+      <w:lvlJc w:val="left"/>
+      <w:pPr>
+        <w:tabs>
+          <w:tab w:val="num" w:pos="720"/>
+        </w:tabs>
+        <w:ind w:left="720" w:hanging="360"/>
+      </w:pPr>
+    </w:lvl>
+    <w:lvl w:ilvl="1">
+      <w:start w:val="1"/>
+      <w:numFmt w:val="bullet"/>
+      <w:lvlText w:val="o"/>
+      <w:lvlJc w:val="left"/>
+      <w:pPr>
+        <w:tabs>
+          <w:tab w:val="num" w:pos="1440"/>
+        </w:tabs>
+        <w:ind w:left="1440" w:hanging="360"/>
+      </w:pPr>
+      <w:rPr>
+        <w:rFonts w:ascii="Courier New" w:hAnsi="Courier New" w:hint="default"/>
+        <w:sz w:val="20"/>
+      </w:rPr>
+    </w:lvl>
+    <w:lvl w:ilvl="2">
+      <w:start w:val="1"/>
+      <w:numFmt w:val="bullet"/>
+      <w:lvlText w:val=""/>
+      <w:lvlJc w:val="left"/>
+      <w:pPr>
+        <w:tabs>
+          <w:tab w:val="num" w:pos="2160"/>
+        </w:tabs>
+        <w:ind w:left="2160" w:hanging="360"/>
+      </w:pPr>
+      <w:rPr>
+        <w:rFonts w:ascii="Wingdings" w:hAnsi="Wingdings" w:hint="default"/>
+        <w:sz w:val="20"/>
+      </w:rPr>
+    </w:lvl>
+    <w:lvl w:ilvl="3" w:tentative="1">
+      <w:start w:val="1"/>
+      <w:numFmt w:val="decimal"/>
+      <w:lvlText w:val="%4."/>
+      <w:lvlJc w:val="left"/>
+      <w:pPr>
+        <w:tabs>
+          <w:tab w:val="num" w:pos="2880"/>
+        </w:tabs>
+        <w:ind w:left="2880" w:hanging="360"/>
+      </w:pPr>
+    </w:lvl>
+    <w:lvl w:ilvl="4" w:tentative="1">
+      <w:start w:val="1"/>
+      <w:numFmt w:val="decimal"/>
+      <w:lvlText w:val="%5."/>
+      <w:lvlJc w:val="left"/>
+      <w:pPr>
+        <w:tabs>
+          <w:tab w:val="num" w:pos="3600"/>
+        </w:tabs>
+        <w:ind w:left="3600" w:hanging="360"/>
+      </w:pPr>
+    </w:lvl>
+    <w:lvl w:ilvl="5" w:tentative="1">
+      <w:start w:val="1"/>
+      <w:numFmt w:val="decimal"/>
+      <w:lvlText w:val="%6."/>
+      <w:lvlJc w:val="left"/>
+      <w:pPr>
+        <w:tabs>
+          <w:tab w:val="num" w:pos="4320"/>
+        </w:tabs>
+        <w:ind w:left="4320" w:hanging="360"/>
+      </w:pPr>
+    </w:lvl>
+    <w:lvl w:ilvl="6" w:tentative="1">
+      <w:start w:val="1"/>
+      <w:numFmt w:val="decimal"/>
+      <w:lvlText w:val="%7."/>
+      <w:lvlJc w:val="left"/>
+      <w:pPr>
+        <w:tabs>
+          <w:tab w:val="num" w:pos="5040"/>
+        </w:tabs>
+        <w:ind w:left="5040" w:hanging="360"/>
+      </w:pPr>
+    </w:lvl>
+    <w:lvl w:ilvl="7" w:tentative="1">
+      <w:start w:val="1"/>
+      <w:numFmt w:val="decimal"/>
+      <w:lvlText w:val="%8."/>
+      <w:lvlJc w:val="left"/>
+      <w:pPr>
+        <w:tabs>
+          <w:tab w:val="num" w:pos="5760"/>
+        </w:tabs>
+        <w:ind w:left="5760" w:hanging="360"/>
+      </w:pPr>
+    </w:lvl>
+    <w:lvl w:ilvl="8" w:tentative="1">
+      <w:start w:val="1"/>
+      <w:numFmt w:val="decimal"/>
+      <w:lvlText w:val="%9."/>
+      <w:lvlJc w:val="left"/>
+      <w:pPr>
+        <w:tabs>
+          <w:tab w:val="num" w:pos="6480"/>
+        </w:tabs>
+        <w:ind w:left="6480" w:hanging="360"/>
+      </w:pPr>
+    </w:lvl>
+  </w:abstractNum>
+  <w:abstractNum w:abstractNumId="27" w15:restartNumberingAfterBreak="0">
+    <w:nsid w:val="5BC027FB"/>
+    <w:multiLevelType w:val="multilevel"/>
+    <w:tmpl w:val="FDAA2748"/>
+    <w:lvl w:ilvl="0">
+      <w:start w:val="1"/>
+      <w:numFmt w:val="decimal"/>
+      <w:lvlText w:val="%1."/>
+      <w:lvlJc w:val="left"/>
+      <w:pPr>
+        <w:tabs>
+          <w:tab w:val="num" w:pos="720"/>
+        </w:tabs>
+        <w:ind w:left="720" w:hanging="360"/>
+      </w:pPr>
+    </w:lvl>
+    <w:lvl w:ilvl="1">
+      <w:start w:val="1"/>
+      <w:numFmt w:val="bullet"/>
+      <w:lvlText w:val="o"/>
+      <w:lvlJc w:val="left"/>
+      <w:pPr>
+        <w:tabs>
+          <w:tab w:val="num" w:pos="1440"/>
+        </w:tabs>
+        <w:ind w:left="1440" w:hanging="360"/>
+      </w:pPr>
+      <w:rPr>
+        <w:rFonts w:ascii="Courier New" w:hAnsi="Courier New" w:hint="default"/>
+        <w:sz w:val="20"/>
+      </w:rPr>
+    </w:lvl>
+    <w:lvl w:ilvl="2">
+      <w:start w:val="1"/>
+      <w:numFmt w:val="bullet"/>
+      <w:lvlText w:val=""/>
+      <w:lvlJc w:val="left"/>
+      <w:pPr>
+        <w:tabs>
+          <w:tab w:val="num" w:pos="2160"/>
+        </w:tabs>
+        <w:ind w:left="2160" w:hanging="360"/>
+      </w:pPr>
+      <w:rPr>
+        <w:rFonts w:ascii="Wingdings" w:hAnsi="Wingdings" w:hint="default"/>
+        <w:sz w:val="20"/>
+      </w:rPr>
+    </w:lvl>
+    <w:lvl w:ilvl="3" w:tentative="1">
+      <w:start w:val="1"/>
+      <w:numFmt w:val="decimal"/>
+      <w:lvlText w:val="%4."/>
+      <w:lvlJc w:val="left"/>
+      <w:pPr>
+        <w:tabs>
+          <w:tab w:val="num" w:pos="2880"/>
+        </w:tabs>
+        <w:ind w:left="2880" w:hanging="360"/>
+      </w:pPr>
+    </w:lvl>
+    <w:lvl w:ilvl="4" w:tentative="1">
+      <w:start w:val="1"/>
+      <w:numFmt w:val="decimal"/>
+      <w:lvlText w:val="%5."/>
+      <w:lvlJc w:val="left"/>
+      <w:pPr>
+        <w:tabs>
+          <w:tab w:val="num" w:pos="3600"/>
+        </w:tabs>
+        <w:ind w:left="3600" w:hanging="360"/>
+      </w:pPr>
+    </w:lvl>
+    <w:lvl w:ilvl="5" w:tentative="1">
+      <w:start w:val="1"/>
+      <w:numFmt w:val="decimal"/>
+      <w:lvlText w:val="%6."/>
+      <w:lvlJc w:val="left"/>
+      <w:pPr>
+        <w:tabs>
+          <w:tab w:val="num" w:pos="4320"/>
+        </w:tabs>
+        <w:ind w:left="4320" w:hanging="360"/>
+      </w:pPr>
+    </w:lvl>
+    <w:lvl w:ilvl="6" w:tentative="1">
+      <w:start w:val="1"/>
+      <w:numFmt w:val="decimal"/>
+      <w:lvlText w:val="%7."/>
+      <w:lvlJc w:val="left"/>
+      <w:pPr>
+        <w:tabs>
+          <w:tab w:val="num" w:pos="5040"/>
+        </w:tabs>
+        <w:ind w:left="5040" w:hanging="360"/>
+      </w:pPr>
+    </w:lvl>
+    <w:lvl w:ilvl="7" w:tentative="1">
+      <w:start w:val="1"/>
+      <w:numFmt w:val="decimal"/>
+      <w:lvlText w:val="%8."/>
+      <w:lvlJc w:val="left"/>
+      <w:pPr>
+        <w:tabs>
+          <w:tab w:val="num" w:pos="5760"/>
+        </w:tabs>
+        <w:ind w:left="5760" w:hanging="360"/>
+      </w:pPr>
+    </w:lvl>
+    <w:lvl w:ilvl="8" w:tentative="1">
+      <w:start w:val="1"/>
+      <w:numFmt w:val="decimal"/>
+      <w:lvlText w:val="%9."/>
+      <w:lvlJc w:val="left"/>
+      <w:pPr>
+        <w:tabs>
+          <w:tab w:val="num" w:pos="6480"/>
+        </w:tabs>
+        <w:ind w:left="6480" w:hanging="360"/>
+      </w:pPr>
+    </w:lvl>
+  </w:abstractNum>
+  <w:abstractNum w:abstractNumId="28" w15:restartNumberingAfterBreak="0">
     <w:nsid w:val="5CDB0901"/>
     <w:multiLevelType w:val="multilevel"/>
     <w:tmpl w:val="18C0C628"/>
@@ -5321,7 +9877,7 @@
       </w:rPr>
     </w:lvl>
   </w:abstractNum>
-  <w:abstractNum w:abstractNumId="21" w15:restartNumberingAfterBreak="0">
+  <w:abstractNum w:abstractNumId="29" w15:restartNumberingAfterBreak="0">
     <w:nsid w:val="607F3091"/>
     <w:multiLevelType w:val="hybridMultilevel"/>
     <w:tmpl w:val="EC4E35D8"/>
@@ -5434,7 +9990,7 @@
       </w:rPr>
     </w:lvl>
   </w:abstractNum>
-  <w:abstractNum w:abstractNumId="22" w15:restartNumberingAfterBreak="0">
+  <w:abstractNum w:abstractNumId="30" w15:restartNumberingAfterBreak="0">
     <w:nsid w:val="6533152C"/>
     <w:multiLevelType w:val="multilevel"/>
     <w:tmpl w:val="B5D2B6AE"/>
@@ -5583,7 +10139,7 @@
       </w:rPr>
     </w:lvl>
   </w:abstractNum>
-  <w:abstractNum w:abstractNumId="23" w15:restartNumberingAfterBreak="0">
+  <w:abstractNum w:abstractNumId="31" w15:restartNumberingAfterBreak="0">
     <w:nsid w:val="6B1725F4"/>
     <w:multiLevelType w:val="multilevel"/>
     <w:tmpl w:val="99F85174"/>
@@ -5732,7 +10288,120 @@
       </w:rPr>
     </w:lvl>
   </w:abstractNum>
-  <w:abstractNum w:abstractNumId="24" w15:restartNumberingAfterBreak="0">
+  <w:abstractNum w:abstractNumId="32" w15:restartNumberingAfterBreak="0">
+    <w:nsid w:val="6BAD18FE"/>
+    <w:multiLevelType w:val="hybridMultilevel"/>
+    <w:tmpl w:val="FE0E17D0"/>
+    <w:lvl w:ilvl="0" w:tplc="40090001">
+      <w:start w:val="1"/>
+      <w:numFmt w:val="bullet"/>
+      <w:lvlText w:val=""/>
+      <w:lvlJc w:val="left"/>
+      <w:pPr>
+        <w:ind w:left="720" w:hanging="360"/>
+      </w:pPr>
+      <w:rPr>
+        <w:rFonts w:ascii="Symbol" w:hAnsi="Symbol" w:hint="default"/>
+      </w:rPr>
+    </w:lvl>
+    <w:lvl w:ilvl="1" w:tplc="40090003" w:tentative="1">
+      <w:start w:val="1"/>
+      <w:numFmt w:val="bullet"/>
+      <w:lvlText w:val="o"/>
+      <w:lvlJc w:val="left"/>
+      <w:pPr>
+        <w:ind w:left="1440" w:hanging="360"/>
+      </w:pPr>
+      <w:rPr>
+        <w:rFonts w:ascii="Courier New" w:hAnsi="Courier New" w:cs="Courier New" w:hint="default"/>
+      </w:rPr>
+    </w:lvl>
+    <w:lvl w:ilvl="2" w:tplc="40090005" w:tentative="1">
+      <w:start w:val="1"/>
+      <w:numFmt w:val="bullet"/>
+      <w:lvlText w:val=""/>
+      <w:lvlJc w:val="left"/>
+      <w:pPr>
+        <w:ind w:left="2160" w:hanging="360"/>
+      </w:pPr>
+      <w:rPr>
+        <w:rFonts w:ascii="Wingdings" w:hAnsi="Wingdings" w:hint="default"/>
+      </w:rPr>
+    </w:lvl>
+    <w:lvl w:ilvl="3" w:tplc="40090001" w:tentative="1">
+      <w:start w:val="1"/>
+      <w:numFmt w:val="bullet"/>
+      <w:lvlText w:val=""/>
+      <w:lvlJc w:val="left"/>
+      <w:pPr>
+        <w:ind w:left="2880" w:hanging="360"/>
+      </w:pPr>
+      <w:rPr>
+        <w:rFonts w:ascii="Symbol" w:hAnsi="Symbol" w:hint="default"/>
+      </w:rPr>
+    </w:lvl>
+    <w:lvl w:ilvl="4" w:tplc="40090003" w:tentative="1">
+      <w:start w:val="1"/>
+      <w:numFmt w:val="bullet"/>
+      <w:lvlText w:val="o"/>
+      <w:lvlJc w:val="left"/>
+      <w:pPr>
+        <w:ind w:left="3600" w:hanging="360"/>
+      </w:pPr>
+      <w:rPr>
+        <w:rFonts w:ascii="Courier New" w:hAnsi="Courier New" w:cs="Courier New" w:hint="default"/>
+      </w:rPr>
+    </w:lvl>
+    <w:lvl w:ilvl="5" w:tplc="40090005" w:tentative="1">
+      <w:start w:val="1"/>
+      <w:numFmt w:val="bullet"/>
+      <w:lvlText w:val=""/>
+      <w:lvlJc w:val="left"/>
+      <w:pPr>
+        <w:ind w:left="4320" w:hanging="360"/>
+      </w:pPr>
+      <w:rPr>
+        <w:rFonts w:ascii="Wingdings" w:hAnsi="Wingdings" w:hint="default"/>
+      </w:rPr>
+    </w:lvl>
+    <w:lvl w:ilvl="6" w:tplc="40090001" w:tentative="1">
+      <w:start w:val="1"/>
+      <w:numFmt w:val="bullet"/>
+      <w:lvlText w:val=""/>
+      <w:lvlJc w:val="left"/>
+      <w:pPr>
+        <w:ind w:left="5040" w:hanging="360"/>
+      </w:pPr>
+      <w:rPr>
+        <w:rFonts w:ascii="Symbol" w:hAnsi="Symbol" w:hint="default"/>
+      </w:rPr>
+    </w:lvl>
+    <w:lvl w:ilvl="7" w:tplc="40090003" w:tentative="1">
+      <w:start w:val="1"/>
+      <w:numFmt w:val="bullet"/>
+      <w:lvlText w:val="o"/>
+      <w:lvlJc w:val="left"/>
+      <w:pPr>
+        <w:ind w:left="5760" w:hanging="360"/>
+      </w:pPr>
+      <w:rPr>
+        <w:rFonts w:ascii="Courier New" w:hAnsi="Courier New" w:cs="Courier New" w:hint="default"/>
+      </w:rPr>
+    </w:lvl>
+    <w:lvl w:ilvl="8" w:tplc="40090005" w:tentative="1">
+      <w:start w:val="1"/>
+      <w:numFmt w:val="bullet"/>
+      <w:lvlText w:val=""/>
+      <w:lvlJc w:val="left"/>
+      <w:pPr>
+        <w:ind w:left="6480" w:hanging="360"/>
+      </w:pPr>
+      <w:rPr>
+        <w:rFonts w:ascii="Wingdings" w:hAnsi="Wingdings" w:hint="default"/>
+      </w:rPr>
+    </w:lvl>
+  </w:abstractNum>
+  <w:abstractNum w:abstractNumId="33" w15:restartNumberingAfterBreak="0">
     <w:nsid w:val="790F0C94"/>
     <w:multiLevelType w:val="multilevel"/>
     <w:tmpl w:val="6E7E50B4"/>
@@ -5881,7 +10550,7 @@
       </w:rPr>
     </w:lvl>
   </w:abstractNum>
-  <w:abstractNum w:abstractNumId="25" w15:restartNumberingAfterBreak="0">
+  <w:abstractNum w:abstractNumId="34" w15:restartNumberingAfterBreak="0">
     <w:nsid w:val="79DF2F66"/>
     <w:multiLevelType w:val="hybridMultilevel"/>
     <w:tmpl w:val="46C2F5E8"/>
@@ -5995,19 +10664,19 @@
     </w:lvl>
   </w:abstractNum>
   <w:num w:numId="1" w16cid:durableId="1067410906">
-    <w:abstractNumId w:val="20"/>
+    <w:abstractNumId w:val="28"/>
   </w:num>
   <w:num w:numId="2" w16cid:durableId="42945205">
-    <w:abstractNumId w:val="13"/>
+    <w:abstractNumId w:val="14"/>
   </w:num>
   <w:num w:numId="3" w16cid:durableId="1530097756">
-    <w:abstractNumId w:val="18"/>
+    <w:abstractNumId w:val="23"/>
   </w:num>
   <w:num w:numId="4" w16cid:durableId="1924294785">
-    <w:abstractNumId w:val="16"/>
+    <w:abstractNumId w:val="19"/>
   </w:num>
   <w:num w:numId="5" w16cid:durableId="724378602">
-    <w:abstractNumId w:val="23"/>
+    <w:abstractNumId w:val="31"/>
   </w:num>
   <w:num w:numId="6" w16cid:durableId="581138600">
     <w:abstractNumId w:val="3"/>
@@ -6025,13 +10694,13 @@
     <w:abstractNumId w:val="2"/>
   </w:num>
   <w:num w:numId="11" w16cid:durableId="64956189">
-    <w:abstractNumId w:val="15"/>
+    <w:abstractNumId w:val="18"/>
   </w:num>
   <w:num w:numId="12" w16cid:durableId="778530166">
     <w:abstractNumId w:val="4"/>
   </w:num>
   <w:num w:numId="13" w16cid:durableId="880749085">
-    <w:abstractNumId w:val="21"/>
+    <w:abstractNumId w:val="29"/>
   </w:num>
   <w:num w:numId="14" w16cid:durableId="859976036">
     <w:abstractNumId w:val="5"/>
@@ -6040,37 +10709,64 @@
     <w:abstractNumId w:val="10"/>
   </w:num>
   <w:num w:numId="16" w16cid:durableId="226767490">
-    <w:abstractNumId w:val="19"/>
+    <w:abstractNumId w:val="25"/>
   </w:num>
   <w:num w:numId="17" w16cid:durableId="1564366226">
     <w:abstractNumId w:val="8"/>
   </w:num>
   <w:num w:numId="18" w16cid:durableId="174810707">
-    <w:abstractNumId w:val="17"/>
+    <w:abstractNumId w:val="21"/>
   </w:num>
   <w:num w:numId="19" w16cid:durableId="1535268456">
     <w:abstractNumId w:val="7"/>
   </w:num>
   <w:num w:numId="20" w16cid:durableId="2035033294">
-    <w:abstractNumId w:val="14"/>
+    <w:abstractNumId w:val="15"/>
   </w:num>
   <w:num w:numId="21" w16cid:durableId="1269433096">
-    <w:abstractNumId w:val="25"/>
+    <w:abstractNumId w:val="34"/>
   </w:num>
   <w:num w:numId="22" w16cid:durableId="654798699">
-    <w:abstractNumId w:val="11"/>
+    <w:abstractNumId w:val="12"/>
   </w:num>
   <w:num w:numId="23" w16cid:durableId="1917088432">
-    <w:abstractNumId w:val="22"/>
+    <w:abstractNumId w:val="30"/>
   </w:num>
   <w:num w:numId="24" w16cid:durableId="63139350">
-    <w:abstractNumId w:val="12"/>
+    <w:abstractNumId w:val="13"/>
   </w:num>
   <w:num w:numId="25" w16cid:durableId="247929493">
     <w:abstractNumId w:val="1"/>
   </w:num>
   <w:num w:numId="26" w16cid:durableId="1249196887">
+    <w:abstractNumId w:val="33"/>
+  </w:num>
+  <w:num w:numId="27" w16cid:durableId="1751804659">
     <w:abstractNumId w:val="24"/>
+  </w:num>
+  <w:num w:numId="28" w16cid:durableId="601836171">
+    <w:abstractNumId w:val="20"/>
+  </w:num>
+  <w:num w:numId="29" w16cid:durableId="740256358">
+    <w:abstractNumId w:val="26"/>
+  </w:num>
+  <w:num w:numId="30" w16cid:durableId="2041389860">
+    <w:abstractNumId w:val="17"/>
+  </w:num>
+  <w:num w:numId="31" w16cid:durableId="308872358">
+    <w:abstractNumId w:val="16"/>
+  </w:num>
+  <w:num w:numId="32" w16cid:durableId="1671829697">
+    <w:abstractNumId w:val="22"/>
+  </w:num>
+  <w:num w:numId="33" w16cid:durableId="766391002">
+    <w:abstractNumId w:val="27"/>
+  </w:num>
+  <w:num w:numId="34" w16cid:durableId="300580007">
+    <w:abstractNumId w:val="32"/>
+  </w:num>
+  <w:num w:numId="35" w16cid:durableId="673191987">
+    <w:abstractNumId w:val="11"/>
   </w:num>
 </w:numbering>
 </file>

--- a/Data Cleaning.docx
+++ b/Data Cleaning.docx
@@ -45,15 +45,7 @@
         </w:numPr>
       </w:pPr>
       <w:r>
-        <w:t xml:space="preserve">Checked for duplicate rows using </w:t>
-      </w:r>
-      <w:proofErr w:type="gramStart"/>
-      <w:r>
-        <w:t>duplicated(</w:t>
-      </w:r>
-      <w:proofErr w:type="gramEnd"/>
-      <w:r>
-        <w:t>).</w:t>
+        <w:t>Checked for duplicate rows using duplicated().</w:t>
       </w:r>
     </w:p>
     <w:p>
@@ -86,23 +78,7 @@
         </w:numPr>
       </w:pPr>
       <w:r>
-        <w:t xml:space="preserve">Identified missing values using </w:t>
-      </w:r>
-      <w:proofErr w:type="spellStart"/>
-      <w:r>
-        <w:t>isnull</w:t>
-      </w:r>
-      <w:proofErr w:type="spellEnd"/>
-      <w:r>
-        <w:t>(</w:t>
-      </w:r>
-      <w:proofErr w:type="gramStart"/>
-      <w:r>
-        <w:t>).sum</w:t>
-      </w:r>
-      <w:proofErr w:type="gramEnd"/>
-      <w:r>
-        <w:t>().</w:t>
+        <w:t>Identified missing values using isnull().sum().</w:t>
       </w:r>
     </w:p>
     <w:p>
@@ -136,75 +112,11 @@
         <w:shd w:val="clear" w:color="auto" w:fill="FFFFFF"/>
         <w:spacing w:after="0" w:line="285" w:lineRule="atLeast"/>
       </w:pPr>
-      <w:proofErr w:type="spellStart"/>
       <w:r>
         <w:rPr>
           <w:lang w:eastAsia="en-IN"/>
         </w:rPr>
-        <w:t>marketing_campaign_df</w:t>
-      </w:r>
-      <w:proofErr w:type="spellEnd"/>
-      <w:r>
-        <w:rPr>
-          <w:lang w:eastAsia="en-IN"/>
-        </w:rPr>
-        <w:t>['</w:t>
-      </w:r>
-      <w:proofErr w:type="spellStart"/>
-      <w:r>
-        <w:rPr>
-          <w:lang w:eastAsia="en-IN"/>
-        </w:rPr>
-        <w:t>Dt_Customer</w:t>
-      </w:r>
-      <w:proofErr w:type="spellEnd"/>
-      <w:r>
-        <w:rPr>
-          <w:lang w:eastAsia="en-IN"/>
-        </w:rPr>
-        <w:t xml:space="preserve">'] = </w:t>
-      </w:r>
-      <w:proofErr w:type="spellStart"/>
-      <w:r>
-        <w:rPr>
-          <w:lang w:eastAsia="en-IN"/>
-        </w:rPr>
-        <w:t>pd.to_datetime</w:t>
-      </w:r>
-      <w:proofErr w:type="spellEnd"/>
-      <w:r>
-        <w:rPr>
-          <w:lang w:eastAsia="en-IN"/>
-        </w:rPr>
-        <w:t>(</w:t>
-      </w:r>
-      <w:proofErr w:type="spellStart"/>
-      <w:r>
-        <w:rPr>
-          <w:lang w:eastAsia="en-IN"/>
-        </w:rPr>
-        <w:t>marketing_campaign_df</w:t>
-      </w:r>
-      <w:proofErr w:type="spellEnd"/>
-      <w:r>
-        <w:rPr>
-          <w:lang w:eastAsia="en-IN"/>
-        </w:rPr>
-        <w:t>['</w:t>
-      </w:r>
-      <w:proofErr w:type="spellStart"/>
-      <w:r>
-        <w:rPr>
-          <w:lang w:eastAsia="en-IN"/>
-        </w:rPr>
-        <w:t>Dt_Customer</w:t>
-      </w:r>
-      <w:proofErr w:type="spellEnd"/>
-      <w:r>
-        <w:rPr>
-          <w:lang w:eastAsia="en-IN"/>
-        </w:rPr>
-        <w:t>'])</w:t>
+        <w:t>marketing_campaign_df['Dt_Customer'] = pd.to_datetime(marketing_campaign_df['Dt_Customer'])</w:t>
       </w:r>
     </w:p>
     <w:p>
@@ -277,35 +189,7 @@
         <w:rPr>
           <w:lang w:eastAsia="en-IN"/>
         </w:rPr>
-        <w:t>Q1=</w:t>
-      </w:r>
-      <w:proofErr w:type="spellStart"/>
-      <w:r>
-        <w:rPr>
-          <w:lang w:eastAsia="en-IN"/>
-        </w:rPr>
-        <w:t>marketing_campaign_df</w:t>
-      </w:r>
-      <w:proofErr w:type="spellEnd"/>
-      <w:r>
-        <w:rPr>
-          <w:lang w:eastAsia="en-IN"/>
-        </w:rPr>
-        <w:t>['Income'</w:t>
-      </w:r>
-      <w:proofErr w:type="gramStart"/>
-      <w:r>
-        <w:rPr>
-          <w:lang w:eastAsia="en-IN"/>
-        </w:rPr>
-        <w:t>].quantile</w:t>
-      </w:r>
-      <w:proofErr w:type="gramEnd"/>
-      <w:r>
-        <w:rPr>
-          <w:lang w:eastAsia="en-IN"/>
-        </w:rPr>
-        <w:t>(0.25)</w:t>
+        <w:t>Q1=marketing_campaign_df['Income'].quantile(0.25)</w:t>
       </w:r>
     </w:p>
     <w:p>
@@ -320,35 +204,7 @@
         <w:rPr>
           <w:lang w:eastAsia="en-IN"/>
         </w:rPr>
-        <w:t>Q3=</w:t>
-      </w:r>
-      <w:proofErr w:type="spellStart"/>
-      <w:r>
-        <w:rPr>
-          <w:lang w:eastAsia="en-IN"/>
-        </w:rPr>
-        <w:t>marketing_campaign_df</w:t>
-      </w:r>
-      <w:proofErr w:type="spellEnd"/>
-      <w:r>
-        <w:rPr>
-          <w:lang w:eastAsia="en-IN"/>
-        </w:rPr>
-        <w:t>['Income'</w:t>
-      </w:r>
-      <w:proofErr w:type="gramStart"/>
-      <w:r>
-        <w:rPr>
-          <w:lang w:eastAsia="en-IN"/>
-        </w:rPr>
-        <w:t>].quantile</w:t>
-      </w:r>
-      <w:proofErr w:type="gramEnd"/>
-      <w:r>
-        <w:rPr>
-          <w:lang w:eastAsia="en-IN"/>
-        </w:rPr>
-        <w:t>(0.75)</w:t>
+        <w:t>Q3=marketing_campaign_df['Income'].quantile(0.75)</w:t>
       </w:r>
     </w:p>
     <w:p>
@@ -427,15 +283,7 @@
         <w:t>Total Purchases</w:t>
       </w:r>
       <w:r>
-        <w:t xml:space="preserve"> = Sum of web, </w:t>
-      </w:r>
-      <w:proofErr w:type="spellStart"/>
-      <w:r>
-        <w:t>catalog</w:t>
-      </w:r>
-      <w:proofErr w:type="spellEnd"/>
-      <w:r>
-        <w:t>, and store purchases</w:t>
+        <w:t xml:space="preserve"> = Sum of web, catalog, and store purchases</w:t>
       </w:r>
     </w:p>
     <w:p>
@@ -471,15 +319,7 @@
         <w:t xml:space="preserve">Family Size </w:t>
       </w:r>
       <w:r>
-        <w:t xml:space="preserve">= Number of </w:t>
-      </w:r>
-      <w:proofErr w:type="gramStart"/>
-      <w:r>
-        <w:t>adult</w:t>
-      </w:r>
-      <w:proofErr w:type="gramEnd"/>
-      <w:r>
-        <w:t xml:space="preserve"> +Number of children</w:t>
+        <w:t>= Number of adult +Number of children</w:t>
       </w:r>
     </w:p>
     <w:p>
@@ -507,16 +347,8 @@
         <w:rPr>
           <w:lang w:eastAsia="en-IN"/>
         </w:rPr>
-        <w:t xml:space="preserve"> = Number of days since the </w:t>
-      </w:r>
-      <w:proofErr w:type="spellStart"/>
-      <w:r>
-        <w:rPr>
-          <w:lang w:eastAsia="en-IN"/>
-        </w:rPr>
-        <w:t>enrollment</w:t>
-      </w:r>
-      <w:proofErr w:type="spellEnd"/>
+        <w:t xml:space="preserve"> = Number of days since the enrollment</w:t>
+      </w:r>
     </w:p>
     <w:p>
       <w:pPr>
@@ -556,13 +388,8 @@
           <w:numId w:val="6"/>
         </w:numPr>
       </w:pPr>
-      <w:proofErr w:type="spellStart"/>
-      <w:r>
-        <w:t>Year_Birth</w:t>
-      </w:r>
-      <w:proofErr w:type="spellEnd"/>
-      <w:r>
-        <w:t xml:space="preserve"> → replaced by Age</w:t>
+      <w:r>
+        <w:t>Year_Birth → replaced by Age</w:t>
       </w:r>
     </w:p>
     <w:p>
@@ -574,69 +401,11 @@
           <w:lang w:eastAsia="en-IN"/>
         </w:rPr>
       </w:pPr>
-      <w:proofErr w:type="spellStart"/>
       <w:r>
         <w:rPr>
           <w:lang w:eastAsia="en-IN"/>
         </w:rPr>
-        <w:t>marketing_campaign_</w:t>
-      </w:r>
-      <w:proofErr w:type="gramStart"/>
-      <w:r>
-        <w:rPr>
-          <w:lang w:eastAsia="en-IN"/>
-        </w:rPr>
-        <w:t>df.drop</w:t>
-      </w:r>
-      <w:proofErr w:type="spellEnd"/>
-      <w:proofErr w:type="gramEnd"/>
-      <w:r>
-        <w:rPr>
-          <w:lang w:eastAsia="en-IN"/>
-        </w:rPr>
-        <w:t>(['</w:t>
-      </w:r>
-      <w:proofErr w:type="spellStart"/>
-      <w:r>
-        <w:rPr>
-          <w:lang w:eastAsia="en-IN"/>
-        </w:rPr>
-        <w:t>Year_Birth</w:t>
-      </w:r>
-      <w:proofErr w:type="spellEnd"/>
-      <w:r>
-        <w:rPr>
-          <w:lang w:eastAsia="en-IN"/>
-        </w:rPr>
-        <w:t>'</w:t>
-      </w:r>
-      <w:proofErr w:type="gramStart"/>
-      <w:r>
-        <w:rPr>
-          <w:lang w:eastAsia="en-IN"/>
-        </w:rPr>
-        <w:t>],axis</w:t>
-      </w:r>
-      <w:proofErr w:type="gramEnd"/>
-      <w:r>
-        <w:rPr>
-          <w:lang w:eastAsia="en-IN"/>
-        </w:rPr>
-        <w:t>=</w:t>
-      </w:r>
-      <w:proofErr w:type="gramStart"/>
-      <w:r>
-        <w:rPr>
-          <w:lang w:eastAsia="en-IN"/>
-        </w:rPr>
-        <w:t>1,inplace</w:t>
-      </w:r>
-      <w:proofErr w:type="gramEnd"/>
-      <w:r>
-        <w:rPr>
-          <w:lang w:eastAsia="en-IN"/>
-        </w:rPr>
-        <w:t>=True)</w:t>
+        <w:t>marketing_campaign_df.drop(['Year_Birth'],axis=1,inplace=True)</w:t>
       </w:r>
     </w:p>
     <w:p>
@@ -815,15 +584,7 @@
     </w:p>
     <w:p>
       <w:r>
-        <w:t xml:space="preserve">Income is an important factor influencing purchasing </w:t>
-      </w:r>
-      <w:proofErr w:type="spellStart"/>
-      <w:r>
-        <w:t>behavior</w:t>
-      </w:r>
-      <w:proofErr w:type="spellEnd"/>
-      <w:r>
-        <w:t>.</w:t>
+        <w:t>Income is an important factor influencing purchasing behavior.</w:t>
       </w:r>
     </w:p>
     <w:p>
@@ -843,23 +604,7 @@
           <w:b/>
           <w:bCs/>
         </w:rPr>
-        <w:t xml:space="preserve">Spending </w:t>
-      </w:r>
-      <w:proofErr w:type="spellStart"/>
-      <w:r>
-        <w:rPr>
-          <w:b/>
-          <w:bCs/>
-        </w:rPr>
-        <w:t>Behavior</w:t>
-      </w:r>
-      <w:proofErr w:type="spellEnd"/>
-      <w:r>
-        <w:rPr>
-          <w:b/>
-          <w:bCs/>
-        </w:rPr>
-        <w:t xml:space="preserve"> Analysis</w:t>
+        <w:t>Spending Behavior Analysis</w:t>
       </w:r>
     </w:p>
     <w:p>
@@ -1398,27 +1143,7 @@
           <w:sz w:val="28"/>
           <w:szCs w:val="28"/>
         </w:rPr>
-        <w:t xml:space="preserve">Purchase </w:t>
-      </w:r>
-      <w:proofErr w:type="spellStart"/>
-      <w:r>
-        <w:rPr>
-          <w:b/>
-          <w:bCs/>
-          <w:sz w:val="28"/>
-          <w:szCs w:val="28"/>
-        </w:rPr>
-        <w:t>Behavior</w:t>
-      </w:r>
-      <w:proofErr w:type="spellEnd"/>
-      <w:r>
-        <w:rPr>
-          <w:b/>
-          <w:bCs/>
-          <w:sz w:val="28"/>
-          <w:szCs w:val="28"/>
-        </w:rPr>
-        <w:t xml:space="preserve"> Analysis</w:t>
+        <w:t>Purchase Behavior Analysis</w:t>
       </w:r>
     </w:p>
     <w:p>
@@ -1781,15 +1506,7 @@
         </w:numPr>
       </w:pPr>
       <w:r>
-        <w:t xml:space="preserve">The maximum visits (10) </w:t>
-      </w:r>
-      <w:proofErr w:type="gramStart"/>
-      <w:r>
-        <w:t>is</w:t>
-      </w:r>
-      <w:proofErr w:type="gramEnd"/>
-      <w:r>
-        <w:t xml:space="preserve"> relatively limited, showing low spread.</w:t>
+        <w:t>The maximum visits (10) is relatively limited, showing low spread.</w:t>
       </w:r>
     </w:p>
     <w:p>
@@ -1811,7 +1528,6 @@
           <w:bCs/>
         </w:rPr>
       </w:pPr>
-      <w:proofErr w:type="spellStart"/>
       <w:r>
         <w:rPr>
           <w:b/>
@@ -1820,7 +1536,6 @@
         <w:lastRenderedPageBreak/>
         <w:t>Total_Purchases</w:t>
       </w:r>
-      <w:proofErr w:type="spellEnd"/>
     </w:p>
     <w:p>
       <w:pPr>
@@ -1891,15 +1606,7 @@
         </w:numPr>
       </w:pPr>
       <w:r>
-        <w:t xml:space="preserve">Overall: customers show fairly consistent purchase </w:t>
-      </w:r>
-      <w:proofErr w:type="spellStart"/>
-      <w:r>
-        <w:t>behavior</w:t>
-      </w:r>
-      <w:proofErr w:type="spellEnd"/>
-      <w:r>
-        <w:t xml:space="preserve"> with minimal imbalance.</w:t>
+        <w:t>Overall: customers show fairly consistent purchase behavior with minimal imbalance.</w:t>
       </w:r>
     </w:p>
     <w:p>
@@ -1957,15 +1664,7 @@
         </w:numPr>
       </w:pPr>
       <w:r>
-        <w:t xml:space="preserve">Nearly equal share of customers </w:t>
-      </w:r>
-      <w:proofErr w:type="gramStart"/>
-      <w:r>
-        <w:t>have</w:t>
-      </w:r>
-      <w:proofErr w:type="gramEnd"/>
-      <w:r>
-        <w:t xml:space="preserve"> no children (47.17%) </w:t>
+        <w:t xml:space="preserve">Nearly equal share of customers have no children (47.17%) </w:t>
       </w:r>
     </w:p>
     <w:p>
@@ -2141,15 +1840,7 @@
         <w:t>5+ members</w:t>
       </w:r>
       <w:r>
-        <w:t xml:space="preserve">) are almost </w:t>
-      </w:r>
-      <w:proofErr w:type="spellStart"/>
-      <w:r>
-        <w:t>nonexistent</w:t>
-      </w:r>
-      <w:proofErr w:type="spellEnd"/>
-      <w:r>
-        <w:t xml:space="preserve"> in the dataset</w:t>
+        <w:t>) are almost nonexistent in the dataset</w:t>
       </w:r>
     </w:p>
     <w:p>
@@ -4383,27 +4074,7 @@
           <w:sz w:val="24"/>
           <w:szCs w:val="24"/>
         </w:rPr>
-        <w:t xml:space="preserve">Fruits, Sweets, and </w:t>
-      </w:r>
-      <w:proofErr w:type="gramStart"/>
-      <w:r>
-        <w:rPr>
-          <w:b/>
-          <w:bCs/>
-          <w:sz w:val="24"/>
-          <w:szCs w:val="24"/>
-        </w:rPr>
-        <w:t>Gold</w:t>
-      </w:r>
-      <w:proofErr w:type="gramEnd"/>
-      <w:r>
-        <w:rPr>
-          <w:b/>
-          <w:bCs/>
-          <w:sz w:val="24"/>
-          <w:szCs w:val="24"/>
-        </w:rPr>
-        <w:t xml:space="preserve"> products contribute less to customer spending </w:t>
+        <w:t xml:space="preserve">Fruits, Sweets, and Gold products contribute less to customer spending </w:t>
       </w:r>
     </w:p>
     <w:p>
@@ -4658,25 +4329,14 @@
           <w:szCs w:val="24"/>
         </w:rPr>
       </w:pPr>
-      <w:proofErr w:type="spellStart"/>
-      <w:r>
-        <w:rPr>
-          <w:b/>
-          <w:bCs/>
-          <w:sz w:val="24"/>
-          <w:szCs w:val="24"/>
-        </w:rPr>
-        <w:t>Catalog</w:t>
-      </w:r>
-      <w:proofErr w:type="spellEnd"/>
-      <w:r>
-        <w:rPr>
-          <w:b/>
-          <w:bCs/>
-          <w:sz w:val="24"/>
-          <w:szCs w:val="24"/>
-        </w:rPr>
-        <w:t xml:space="preserve"> purchases show moderate activity </w:t>
+      <w:r>
+        <w:rPr>
+          <w:b/>
+          <w:bCs/>
+          <w:sz w:val="24"/>
+          <w:szCs w:val="24"/>
+        </w:rPr>
+        <w:t xml:space="preserve">Catalog purchases show moderate activity </w:t>
       </w:r>
     </w:p>
     <w:p>
@@ -4699,27 +4359,7 @@
           <w:sz w:val="24"/>
           <w:szCs w:val="24"/>
         </w:rPr>
-        <w:t xml:space="preserve">Customers who accepted campaigns made about 2–3 </w:t>
-      </w:r>
-      <w:proofErr w:type="spellStart"/>
-      <w:r>
-        <w:rPr>
-          <w:b/>
-          <w:bCs/>
-          <w:sz w:val="24"/>
-          <w:szCs w:val="24"/>
-        </w:rPr>
-        <w:t>catalog</w:t>
-      </w:r>
-      <w:proofErr w:type="spellEnd"/>
-      <w:r>
-        <w:rPr>
-          <w:b/>
-          <w:bCs/>
-          <w:sz w:val="24"/>
-          <w:szCs w:val="24"/>
-        </w:rPr>
-        <w:t xml:space="preserve"> purchases. </w:t>
+        <w:t xml:space="preserve">Customers who accepted campaigns made about 2–3 catalog purchases. </w:t>
       </w:r>
     </w:p>
     <w:p>
@@ -4735,25 +4375,14 @@
           <w:szCs w:val="24"/>
         </w:rPr>
       </w:pPr>
-      <w:proofErr w:type="spellStart"/>
-      <w:r>
-        <w:rPr>
-          <w:b/>
-          <w:bCs/>
-          <w:sz w:val="24"/>
-          <w:szCs w:val="24"/>
-        </w:rPr>
-        <w:t>Catalog</w:t>
-      </w:r>
-      <w:proofErr w:type="spellEnd"/>
-      <w:r>
-        <w:rPr>
-          <w:b/>
-          <w:bCs/>
-          <w:sz w:val="24"/>
-          <w:szCs w:val="24"/>
-        </w:rPr>
-        <w:t xml:space="preserve"> shopping contributes to campaign response but less than web and store channels. </w:t>
+      <w:r>
+        <w:rPr>
+          <w:b/>
+          <w:bCs/>
+          <w:sz w:val="24"/>
+          <w:szCs w:val="24"/>
+        </w:rPr>
+        <w:t xml:space="preserve">Catalog shopping contributes to campaign response but less than web and store channels. </w:t>
       </w:r>
     </w:p>
     <w:p>
@@ -4908,25 +4537,14 @@
           <w:szCs w:val="24"/>
         </w:rPr>
       </w:pPr>
-      <w:proofErr w:type="spellStart"/>
-      <w:r>
-        <w:rPr>
-          <w:b/>
-          <w:bCs/>
-          <w:sz w:val="24"/>
-          <w:szCs w:val="24"/>
-        </w:rPr>
-        <w:t>Catalog</w:t>
-      </w:r>
-      <w:proofErr w:type="spellEnd"/>
-      <w:r>
-        <w:rPr>
-          <w:b/>
-          <w:bCs/>
-          <w:sz w:val="24"/>
-          <w:szCs w:val="24"/>
-        </w:rPr>
-        <w:t xml:space="preserve"> Purchases (~3.0) </w:t>
+      <w:r>
+        <w:rPr>
+          <w:b/>
+          <w:bCs/>
+          <w:sz w:val="24"/>
+          <w:szCs w:val="24"/>
+        </w:rPr>
+        <w:t xml:space="preserve">Catalog Purchases (~3.0) </w:t>
       </w:r>
     </w:p>
     <w:p>
@@ -4995,27 +4613,7 @@
           <w:sz w:val="24"/>
           <w:szCs w:val="24"/>
         </w:rPr>
-        <w:t xml:space="preserve">Campaign 3 attracted comparatively </w:t>
-      </w:r>
-      <w:proofErr w:type="gramStart"/>
-      <w:r>
-        <w:rPr>
-          <w:b/>
-          <w:bCs/>
-          <w:sz w:val="24"/>
-          <w:szCs w:val="24"/>
-        </w:rPr>
-        <w:t>less</w:t>
-      </w:r>
-      <w:proofErr w:type="gramEnd"/>
-      <w:r>
-        <w:rPr>
-          <w:b/>
-          <w:bCs/>
-          <w:sz w:val="24"/>
-          <w:szCs w:val="24"/>
-        </w:rPr>
-        <w:t xml:space="preserve"> active customers </w:t>
+        <w:t xml:space="preserve">Campaign 3 attracted comparatively less active customers </w:t>
       </w:r>
     </w:p>
     <w:p>
@@ -5597,27 +5195,7 @@
                 <w:sz w:val="24"/>
                 <w:szCs w:val="24"/>
               </w:rPr>
-              <w:t xml:space="preserve"> (accepted </w:t>
-            </w:r>
-            <w:proofErr w:type="spellStart"/>
-            <w:r>
-              <w:rPr>
-                <w:b/>
-                <w:bCs/>
-                <w:sz w:val="24"/>
-                <w:szCs w:val="24"/>
-              </w:rPr>
-              <w:t>atleast</w:t>
-            </w:r>
-            <w:proofErr w:type="spellEnd"/>
-            <w:r>
-              <w:rPr>
-                <w:b/>
-                <w:bCs/>
-                <w:sz w:val="24"/>
-                <w:szCs w:val="24"/>
-              </w:rPr>
-              <w:t xml:space="preserve"> one campaign)</w:t>
+              <w:t xml:space="preserve"> (accepted atleast one campaign)</w:t>
             </w:r>
           </w:p>
         </w:tc>
@@ -5689,7 +5267,6 @@
                 <w:szCs w:val="24"/>
               </w:rPr>
             </w:pPr>
-            <w:proofErr w:type="spellStart"/>
             <w:r>
               <w:rPr>
                 <w:b/>
@@ -5697,17 +5274,7 @@
                 <w:sz w:val="24"/>
                 <w:szCs w:val="24"/>
               </w:rPr>
-              <w:t>NumWebVisitsMonth</w:t>
-            </w:r>
-            <w:proofErr w:type="spellEnd"/>
-            <w:r>
-              <w:rPr>
-                <w:b/>
-                <w:bCs/>
-                <w:sz w:val="24"/>
-                <w:szCs w:val="24"/>
-              </w:rPr>
-              <w:t xml:space="preserve"> &gt; </w:t>
+              <w:t xml:space="preserve">NumWebVisitsMonth &gt; </w:t>
             </w:r>
             <w:r>
               <w:rPr>
@@ -5867,7 +5434,6 @@
                 <w:szCs w:val="24"/>
               </w:rPr>
             </w:pPr>
-            <w:proofErr w:type="spellStart"/>
             <w:r>
               <w:rPr>
                 <w:b/>
@@ -5875,17 +5441,7 @@
                 <w:sz w:val="24"/>
                 <w:szCs w:val="24"/>
               </w:rPr>
-              <w:t>Total_Spend</w:t>
-            </w:r>
-            <w:proofErr w:type="spellEnd"/>
-            <w:r>
-              <w:rPr>
-                <w:b/>
-                <w:bCs/>
-                <w:sz w:val="24"/>
-                <w:szCs w:val="24"/>
-              </w:rPr>
-              <w:t xml:space="preserve"> &gt; 90th percentile</w:t>
+              <w:t>Total_Spend &gt; 90th percentile</w:t>
             </w:r>
           </w:p>
         </w:tc>
@@ -5903,39 +5459,7 @@
           <w:sz w:val="24"/>
           <w:szCs w:val="24"/>
         </w:rPr>
-        <w:t xml:space="preserve">Customer segmentation was performed to group customers with similar demographic, </w:t>
-      </w:r>
-      <w:proofErr w:type="spellStart"/>
-      <w:r>
-        <w:rPr>
-          <w:sz w:val="24"/>
-          <w:szCs w:val="24"/>
-        </w:rPr>
-        <w:t>behavioral</w:t>
-      </w:r>
-      <w:proofErr w:type="spellEnd"/>
-      <w:r>
-        <w:rPr>
-          <w:sz w:val="24"/>
-          <w:szCs w:val="24"/>
-        </w:rPr>
-        <w:t xml:space="preserve">, and spending characteristics. By categorizing customers into segments such as High Income, Young Customer, Campaign Responder, High Web Engagement, Family Customer, and High Spender, the analysis provides actionable insights into customer </w:t>
-      </w:r>
-      <w:proofErr w:type="spellStart"/>
-      <w:r>
-        <w:rPr>
-          <w:sz w:val="24"/>
-          <w:szCs w:val="24"/>
-        </w:rPr>
-        <w:t>behavior</w:t>
-      </w:r>
-      <w:proofErr w:type="spellEnd"/>
-      <w:r>
-        <w:rPr>
-          <w:sz w:val="24"/>
-          <w:szCs w:val="24"/>
-        </w:rPr>
-        <w:t>. These segments help businesses identify valuable customers, personalize marketing campaigns, improve customer retention, optimize resource allocation, and support strategic decision-making.</w:t>
+        <w:t>Customer segmentation was performed to group customers with similar demographic, behavioral, and spending characteristics. By categorizing customers into segments such as High Income, Young Customer, Campaign Responder, High Web Engagement, Family Customer, and High Spender, the analysis provides actionable insights into customer behavior. These segments help businesses identify valuable customers, personalize marketing campaigns, improve customer retention, optimize resource allocation, and support strategic decision-making.</w:t>
       </w:r>
     </w:p>
     <w:p>
@@ -5993,7 +5517,6 @@
           <w:szCs w:val="24"/>
         </w:rPr>
       </w:pPr>
-      <w:proofErr w:type="spellStart"/>
       <w:r>
         <w:rPr>
           <w:b/>
@@ -6003,7 +5526,6 @@
         </w:rPr>
         <w:t>marketing_campaigns_data</w:t>
       </w:r>
-      <w:proofErr w:type="spellEnd"/>
       <w:r>
         <w:rPr>
           <w:sz w:val="24"/>
@@ -6018,7 +5540,35 @@
           <w:sz w:val="24"/>
           <w:szCs w:val="24"/>
         </w:rPr>
-        <w:t>m</w:t>
+        <w:t>marketing_campaign_analysis_data.csv</w:t>
+      </w:r>
+    </w:p>
+    <w:p>
+      <w:pPr>
+        <w:numPr>
+          <w:ilvl w:val="0"/>
+          <w:numId w:val="35"/>
+        </w:numPr>
+        <w:rPr>
+          <w:sz w:val="24"/>
+          <w:szCs w:val="24"/>
+        </w:rPr>
+      </w:pPr>
+      <w:r>
+        <w:rPr>
+          <w:b/>
+          <w:bCs/>
+          <w:sz w:val="24"/>
+          <w:szCs w:val="24"/>
+        </w:rPr>
+        <w:t>derived_table</w:t>
+      </w:r>
+      <w:r>
+        <w:rPr>
+          <w:sz w:val="24"/>
+          <w:szCs w:val="24"/>
+        </w:rPr>
+        <w:t xml:space="preserve">, containing </w:t>
       </w:r>
       <w:r>
         <w:rPr>
@@ -6027,7 +5577,35 @@
           <w:sz w:val="24"/>
           <w:szCs w:val="24"/>
         </w:rPr>
-        <w:t>arketing</w:t>
+        <w:t>derived columns</w:t>
+      </w:r>
+    </w:p>
+    <w:p>
+      <w:pPr>
+        <w:numPr>
+          <w:ilvl w:val="0"/>
+          <w:numId w:val="35"/>
+        </w:numPr>
+        <w:rPr>
+          <w:sz w:val="24"/>
+          <w:szCs w:val="24"/>
+        </w:rPr>
+      </w:pPr>
+      <w:r>
+        <w:rPr>
+          <w:b/>
+          <w:bCs/>
+          <w:sz w:val="24"/>
+          <w:szCs w:val="24"/>
+        </w:rPr>
+        <w:t>derived_segmentation_table</w:t>
+      </w:r>
+      <w:r>
+        <w:rPr>
+          <w:sz w:val="24"/>
+          <w:szCs w:val="24"/>
+        </w:rPr>
+        <w:t xml:space="preserve">, containing </w:t>
       </w:r>
       <w:r>
         <w:rPr>
@@ -6036,121 +5614,1300 @@
           <w:sz w:val="24"/>
           <w:szCs w:val="24"/>
         </w:rPr>
-        <w:t>_c</w:t>
-      </w:r>
-      <w:r>
-        <w:rPr>
-          <w:i/>
-          <w:iCs/>
-          <w:sz w:val="24"/>
-          <w:szCs w:val="24"/>
-        </w:rPr>
-        <w:t>ampaign</w:t>
-      </w:r>
-      <w:r>
-        <w:rPr>
-          <w:i/>
-          <w:iCs/>
-          <w:sz w:val="24"/>
-          <w:szCs w:val="24"/>
-        </w:rPr>
-        <w:t>_a</w:t>
-      </w:r>
-      <w:r>
-        <w:rPr>
-          <w:i/>
-          <w:iCs/>
-          <w:sz w:val="24"/>
-          <w:szCs w:val="24"/>
-        </w:rPr>
-        <w:t>nalysis</w:t>
-      </w:r>
-      <w:r>
-        <w:rPr>
-          <w:i/>
-          <w:iCs/>
-          <w:sz w:val="24"/>
-          <w:szCs w:val="24"/>
-        </w:rPr>
-        <w:t>_data.csv</w:t>
-      </w:r>
-    </w:p>
-    <w:p>
-      <w:pPr>
-        <w:numPr>
-          <w:ilvl w:val="0"/>
-          <w:numId w:val="35"/>
-        </w:numPr>
-        <w:rPr>
-          <w:sz w:val="24"/>
-          <w:szCs w:val="24"/>
-        </w:rPr>
-      </w:pPr>
-      <w:proofErr w:type="spellStart"/>
-      <w:r>
-        <w:rPr>
-          <w:b/>
-          <w:bCs/>
-          <w:sz w:val="24"/>
-          <w:szCs w:val="24"/>
-        </w:rPr>
-        <w:t>derived_table</w:t>
-      </w:r>
-      <w:proofErr w:type="spellEnd"/>
-      <w:r>
-        <w:rPr>
-          <w:sz w:val="24"/>
-          <w:szCs w:val="24"/>
-        </w:rPr>
-        <w:t xml:space="preserve">, containing </w:t>
-      </w:r>
-      <w:r>
-        <w:rPr>
-          <w:i/>
-          <w:iCs/>
-          <w:sz w:val="24"/>
-          <w:szCs w:val="24"/>
-        </w:rPr>
-        <w:t>derived columns</w:t>
-      </w:r>
-    </w:p>
-    <w:p>
-      <w:pPr>
-        <w:numPr>
-          <w:ilvl w:val="0"/>
-          <w:numId w:val="35"/>
-        </w:numPr>
-        <w:rPr>
-          <w:sz w:val="24"/>
-          <w:szCs w:val="24"/>
-        </w:rPr>
-      </w:pPr>
-      <w:proofErr w:type="spellStart"/>
-      <w:r>
-        <w:rPr>
-          <w:b/>
-          <w:bCs/>
-          <w:sz w:val="24"/>
-          <w:szCs w:val="24"/>
-        </w:rPr>
-        <w:t>derived_segmentation_table</w:t>
-      </w:r>
-      <w:proofErr w:type="spellEnd"/>
-      <w:r>
-        <w:rPr>
-          <w:sz w:val="24"/>
-          <w:szCs w:val="24"/>
-        </w:rPr>
-        <w:t xml:space="preserve">, containing </w:t>
-      </w:r>
-      <w:r>
-        <w:rPr>
-          <w:i/>
-          <w:iCs/>
-          <w:sz w:val="24"/>
-          <w:szCs w:val="24"/>
-        </w:rPr>
         <w:t>rule-based segmentation columns</w:t>
+      </w:r>
+    </w:p>
+    <w:p>
+      <w:pPr>
+        <w:rPr>
+          <w:sz w:val="24"/>
+          <w:szCs w:val="24"/>
+        </w:rPr>
+      </w:pPr>
+      <w:r>
+        <w:rPr>
+          <w:sz w:val="24"/>
+          <w:szCs w:val="24"/>
+        </w:rPr>
+        <w:t xml:space="preserve">Then per project requirement summarized the segments </w:t>
+      </w:r>
+      <w:r>
+        <w:rPr>
+          <w:sz w:val="24"/>
+          <w:szCs w:val="24"/>
+        </w:rPr>
+        <w:t>in SQL using CASE statements</w:t>
+      </w:r>
+    </w:p>
+    <w:p>
+      <w:pPr>
+        <w:rPr>
+          <w:b/>
+          <w:bCs/>
+          <w:sz w:val="24"/>
+          <w:szCs w:val="24"/>
+        </w:rPr>
+      </w:pPr>
+      <w:r>
+        <w:rPr>
+          <w:b/>
+          <w:bCs/>
+          <w:sz w:val="24"/>
+          <w:szCs w:val="24"/>
+        </w:rPr>
+        <w:t xml:space="preserve">Compute KPIs </w:t>
+      </w:r>
+      <w:r>
+        <w:rPr>
+          <w:b/>
+          <w:bCs/>
+          <w:sz w:val="24"/>
+          <w:szCs w:val="24"/>
+        </w:rPr>
+        <w:t>(Key Performance Indicator</w:t>
+      </w:r>
+      <w:r>
+        <w:rPr>
+          <w:b/>
+          <w:bCs/>
+          <w:sz w:val="24"/>
+          <w:szCs w:val="24"/>
+        </w:rPr>
+        <w:t>s</w:t>
+      </w:r>
+      <w:r>
+        <w:rPr>
+          <w:b/>
+          <w:bCs/>
+          <w:sz w:val="24"/>
+          <w:szCs w:val="24"/>
+        </w:rPr>
+        <w:t>)</w:t>
+      </w:r>
+    </w:p>
+    <w:p>
+      <w:pPr>
+        <w:rPr>
+          <w:sz w:val="24"/>
+          <w:szCs w:val="24"/>
+        </w:rPr>
+      </w:pPr>
+      <w:r>
+        <w:rPr>
+          <w:b/>
+          <w:bCs/>
+          <w:sz w:val="24"/>
+          <w:szCs w:val="24"/>
+        </w:rPr>
+        <w:t xml:space="preserve">KPI </w:t>
+      </w:r>
+      <w:r>
+        <w:rPr>
+          <w:sz w:val="24"/>
+          <w:szCs w:val="24"/>
+        </w:rPr>
+        <w:t>is a measurable value that shows how well a business is achieving its objectives. KPIs help summarize performance using important metrics.</w:t>
+      </w:r>
+      <w:r>
+        <w:rPr>
+          <w:sz w:val="24"/>
+          <w:szCs w:val="24"/>
+        </w:rPr>
+        <w:t xml:space="preserve"> </w:t>
+      </w:r>
+      <w:r>
+        <w:rPr>
+          <w:sz w:val="24"/>
+          <w:szCs w:val="24"/>
+        </w:rPr>
+        <w:t xml:space="preserve">In our </w:t>
+      </w:r>
+      <w:r>
+        <w:rPr>
+          <w:b/>
+          <w:bCs/>
+          <w:sz w:val="24"/>
+          <w:szCs w:val="24"/>
+        </w:rPr>
+        <w:t>marketing campaign</w:t>
+      </w:r>
+      <w:r>
+        <w:rPr>
+          <w:sz w:val="24"/>
+          <w:szCs w:val="24"/>
+        </w:rPr>
+        <w:t xml:space="preserve"> project, KPIs answer questions such as:</w:t>
+      </w:r>
+    </w:p>
+    <w:p>
+      <w:pPr>
+        <w:numPr>
+          <w:ilvl w:val="0"/>
+          <w:numId w:val="36"/>
+        </w:numPr>
+        <w:rPr>
+          <w:sz w:val="24"/>
+          <w:szCs w:val="24"/>
+        </w:rPr>
+      </w:pPr>
+      <w:r>
+        <w:rPr>
+          <w:sz w:val="24"/>
+          <w:szCs w:val="24"/>
+        </w:rPr>
+        <w:t xml:space="preserve">How many customers responded to the campaign? </w:t>
+      </w:r>
+    </w:p>
+    <w:p>
+      <w:pPr>
+        <w:numPr>
+          <w:ilvl w:val="0"/>
+          <w:numId w:val="36"/>
+        </w:numPr>
+        <w:rPr>
+          <w:sz w:val="24"/>
+          <w:szCs w:val="24"/>
+        </w:rPr>
+      </w:pPr>
+      <w:r>
+        <w:rPr>
+          <w:sz w:val="24"/>
+          <w:szCs w:val="24"/>
+        </w:rPr>
+        <w:t xml:space="preserve">Which customer segment spends the most? </w:t>
+      </w:r>
+    </w:p>
+    <w:p>
+      <w:pPr>
+        <w:numPr>
+          <w:ilvl w:val="0"/>
+          <w:numId w:val="36"/>
+        </w:numPr>
+        <w:rPr>
+          <w:sz w:val="24"/>
+          <w:szCs w:val="24"/>
+        </w:rPr>
+      </w:pPr>
+      <w:r>
+        <w:rPr>
+          <w:sz w:val="24"/>
+          <w:szCs w:val="24"/>
+        </w:rPr>
+        <w:t xml:space="preserve">Which segment visits the website most often? </w:t>
+      </w:r>
+    </w:p>
+    <w:p>
+      <w:pPr>
+        <w:numPr>
+          <w:ilvl w:val="0"/>
+          <w:numId w:val="36"/>
+        </w:numPr>
+        <w:rPr>
+          <w:sz w:val="24"/>
+          <w:szCs w:val="24"/>
+        </w:rPr>
+      </w:pPr>
+      <w:r>
+        <w:rPr>
+          <w:sz w:val="24"/>
+          <w:szCs w:val="24"/>
+        </w:rPr>
+        <w:t xml:space="preserve">Which segment makes the most purchases? </w:t>
+      </w:r>
+    </w:p>
+    <w:p>
+      <w:pPr>
+        <w:ind w:left="360"/>
+        <w:rPr>
+          <w:sz w:val="24"/>
+          <w:szCs w:val="24"/>
+        </w:rPr>
+      </w:pPr>
+      <w:r>
+        <w:rPr>
+          <w:sz w:val="24"/>
+          <w:szCs w:val="24"/>
+        </w:rPr>
+        <w:lastRenderedPageBreak/>
+        <w:t xml:space="preserve">We are calculating average because average represents the </w:t>
+      </w:r>
+      <w:r>
+        <w:rPr>
+          <w:b/>
+          <w:bCs/>
+          <w:sz w:val="24"/>
+          <w:szCs w:val="24"/>
+        </w:rPr>
+        <w:t>typical behavior</w:t>
+      </w:r>
+      <w:r>
+        <w:rPr>
+          <w:sz w:val="24"/>
+          <w:szCs w:val="24"/>
+        </w:rPr>
+        <w:t xml:space="preserve"> of customers in a segment. Since segments often contain different numbers of customers, using totals alone can be misleading.</w:t>
+      </w:r>
+    </w:p>
+    <w:p>
+      <w:pPr>
+        <w:rPr>
+          <w:b/>
+          <w:bCs/>
+          <w:sz w:val="24"/>
+          <w:szCs w:val="24"/>
+        </w:rPr>
+      </w:pPr>
+      <w:r>
+        <w:rPr>
+          <w:b/>
+          <w:bCs/>
+          <w:sz w:val="24"/>
+          <w:szCs w:val="24"/>
+        </w:rPr>
+        <w:t>Segment-Level Summary</w:t>
+      </w:r>
+    </w:p>
+    <w:p>
+      <w:pPr>
+        <w:rPr>
+          <w:b/>
+          <w:bCs/>
+          <w:sz w:val="24"/>
+          <w:szCs w:val="24"/>
+        </w:rPr>
+      </w:pPr>
+      <w:r>
+        <w:rPr>
+          <w:b/>
+          <w:bCs/>
+          <w:sz w:val="24"/>
+          <w:szCs w:val="24"/>
+        </w:rPr>
+        <w:t xml:space="preserve">Age Band </w:t>
+      </w:r>
+      <w:r>
+        <w:rPr>
+          <w:b/>
+          <w:bCs/>
+          <w:sz w:val="24"/>
+          <w:szCs w:val="24"/>
+        </w:rPr>
+        <w:t>and</w:t>
+      </w:r>
+      <w:r>
+        <w:rPr>
+          <w:b/>
+          <w:bCs/>
+          <w:sz w:val="24"/>
+          <w:szCs w:val="24"/>
+        </w:rPr>
+        <w:t xml:space="preserve"> Income Band</w:t>
+      </w:r>
+    </w:p>
+    <w:p>
+      <w:pPr>
+        <w:rPr>
+          <w:sz w:val="24"/>
+          <w:szCs w:val="24"/>
+        </w:rPr>
+      </w:pPr>
+      <w:r>
+        <w:rPr>
+          <w:sz w:val="24"/>
+          <w:szCs w:val="24"/>
+        </w:rPr>
+        <w:t xml:space="preserve">The segmentation analysis indicates that </w:t>
+      </w:r>
+      <w:r>
+        <w:rPr>
+          <w:b/>
+          <w:bCs/>
+          <w:sz w:val="24"/>
+          <w:szCs w:val="24"/>
+        </w:rPr>
+        <w:t>income is the primary driver of customer value</w:t>
+      </w:r>
+      <w:r>
+        <w:rPr>
+          <w:sz w:val="24"/>
+          <w:szCs w:val="24"/>
+        </w:rPr>
+        <w:t>, while age further influences spending, purchasing behavior, and campaign responsiveness.</w:t>
+      </w:r>
+    </w:p>
+    <w:p>
+      <w:pPr>
+        <w:numPr>
+          <w:ilvl w:val="0"/>
+          <w:numId w:val="39"/>
+        </w:numPr>
+        <w:rPr>
+          <w:sz w:val="24"/>
+          <w:szCs w:val="24"/>
+        </w:rPr>
+      </w:pPr>
+      <w:r>
+        <w:rPr>
+          <w:b/>
+          <w:bCs/>
+          <w:sz w:val="24"/>
+          <w:szCs w:val="24"/>
+        </w:rPr>
+        <w:t>High-income customers</w:t>
+      </w:r>
+      <w:r>
+        <w:rPr>
+          <w:sz w:val="24"/>
+          <w:szCs w:val="24"/>
+        </w:rPr>
+        <w:t xml:space="preserve"> are the most valuable across all age groups. Among them, </w:t>
+      </w:r>
+      <w:r>
+        <w:rPr>
+          <w:b/>
+          <w:bCs/>
+          <w:sz w:val="24"/>
+          <w:szCs w:val="24"/>
+        </w:rPr>
+        <w:t>Senior Adults</w:t>
+      </w:r>
+      <w:r>
+        <w:rPr>
+          <w:sz w:val="24"/>
+          <w:szCs w:val="24"/>
+        </w:rPr>
+        <w:t xml:space="preserve"> generate the highest average spend (</w:t>
+      </w:r>
+      <w:r>
+        <w:rPr>
+          <w:b/>
+          <w:bCs/>
+          <w:sz w:val="24"/>
+          <w:szCs w:val="24"/>
+        </w:rPr>
+        <w:t>1210.22</w:t>
+      </w:r>
+      <w:r>
+        <w:rPr>
+          <w:sz w:val="24"/>
+          <w:szCs w:val="24"/>
+        </w:rPr>
+        <w:t xml:space="preserve">), followed by </w:t>
+      </w:r>
+      <w:r>
+        <w:rPr>
+          <w:b/>
+          <w:bCs/>
+          <w:sz w:val="24"/>
+          <w:szCs w:val="24"/>
+        </w:rPr>
+        <w:t>Middle-Aged (1088.64)</w:t>
+      </w:r>
+      <w:r>
+        <w:rPr>
+          <w:sz w:val="24"/>
+          <w:szCs w:val="24"/>
+        </w:rPr>
+        <w:t xml:space="preserve"> and </w:t>
+      </w:r>
+      <w:r>
+        <w:rPr>
+          <w:b/>
+          <w:bCs/>
+          <w:sz w:val="24"/>
+          <w:szCs w:val="24"/>
+        </w:rPr>
+        <w:t>Young Adults (977.22)</w:t>
+      </w:r>
+      <w:r>
+        <w:rPr>
+          <w:sz w:val="24"/>
+          <w:szCs w:val="24"/>
+        </w:rPr>
+        <w:t xml:space="preserve">. They also spend the most on every product category, particularly </w:t>
+      </w:r>
+      <w:r>
+        <w:rPr>
+          <w:b/>
+          <w:bCs/>
+          <w:sz w:val="24"/>
+          <w:szCs w:val="24"/>
+        </w:rPr>
+        <w:t>wine (509.26)</w:t>
+      </w:r>
+      <w:r>
+        <w:rPr>
+          <w:sz w:val="24"/>
+          <w:szCs w:val="24"/>
+        </w:rPr>
+        <w:t xml:space="preserve"> and </w:t>
+      </w:r>
+      <w:r>
+        <w:rPr>
+          <w:b/>
+          <w:bCs/>
+          <w:sz w:val="24"/>
+          <w:szCs w:val="24"/>
+        </w:rPr>
+        <w:t>meat (448.39)</w:t>
+      </w:r>
+      <w:r>
+        <w:rPr>
+          <w:sz w:val="24"/>
+          <w:szCs w:val="24"/>
+        </w:rPr>
+        <w:t>, and make the highest number of store (</w:t>
+      </w:r>
+      <w:r>
+        <w:rPr>
+          <w:b/>
+          <w:bCs/>
+          <w:sz w:val="24"/>
+          <w:szCs w:val="24"/>
+        </w:rPr>
+        <w:t>6.19</w:t>
+      </w:r>
+      <w:r>
+        <w:rPr>
+          <w:sz w:val="24"/>
+          <w:szCs w:val="24"/>
+        </w:rPr>
+        <w:t>) and catalog (</w:t>
+      </w:r>
+      <w:r>
+        <w:rPr>
+          <w:b/>
+          <w:bCs/>
+          <w:sz w:val="24"/>
+          <w:szCs w:val="24"/>
+        </w:rPr>
+        <w:t>3.36</w:t>
+      </w:r>
+      <w:r>
+        <w:rPr>
+          <w:sz w:val="24"/>
+          <w:szCs w:val="24"/>
+        </w:rPr>
+        <w:t>) purchases. Their lower average web visits (</w:t>
+      </w:r>
+      <w:r>
+        <w:rPr>
+          <w:b/>
+          <w:bCs/>
+          <w:sz w:val="24"/>
+          <w:szCs w:val="24"/>
+        </w:rPr>
+        <w:t>4.02</w:t>
+      </w:r>
+      <w:r>
+        <w:rPr>
+          <w:sz w:val="24"/>
+          <w:szCs w:val="24"/>
+        </w:rPr>
+        <w:t>) suggest they make more purposeful purchases rather than frequent browsing.</w:t>
+      </w:r>
+    </w:p>
+    <w:p>
+      <w:pPr>
+        <w:numPr>
+          <w:ilvl w:val="0"/>
+          <w:numId w:val="39"/>
+        </w:numPr>
+        <w:rPr>
+          <w:sz w:val="24"/>
+          <w:szCs w:val="24"/>
+        </w:rPr>
+      </w:pPr>
+      <w:r>
+        <w:rPr>
+          <w:b/>
+          <w:bCs/>
+          <w:sz w:val="24"/>
+          <w:szCs w:val="24"/>
+        </w:rPr>
+        <w:t>Middle-income customers</w:t>
+      </w:r>
+      <w:r>
+        <w:rPr>
+          <w:sz w:val="24"/>
+          <w:szCs w:val="24"/>
+        </w:rPr>
+        <w:t xml:space="preserve"> exhibit moderate purchasing power. Senior Adults again lead this group with an average spend of </w:t>
+      </w:r>
+      <w:r>
+        <w:rPr>
+          <w:b/>
+          <w:bCs/>
+          <w:sz w:val="24"/>
+          <w:szCs w:val="24"/>
+        </w:rPr>
+        <w:t>730.94</w:t>
+      </w:r>
+      <w:r>
+        <w:rPr>
+          <w:sz w:val="24"/>
+          <w:szCs w:val="24"/>
+        </w:rPr>
+        <w:t>, while spending declines among Middle-Aged (</w:t>
+      </w:r>
+      <w:r>
+        <w:rPr>
+          <w:b/>
+          <w:bCs/>
+          <w:sz w:val="24"/>
+          <w:szCs w:val="24"/>
+        </w:rPr>
+        <w:t>610.26</w:t>
+      </w:r>
+      <w:r>
+        <w:rPr>
+          <w:sz w:val="24"/>
+          <w:szCs w:val="24"/>
+        </w:rPr>
+        <w:t>) and Young Adults (</w:t>
+      </w:r>
+      <w:r>
+        <w:rPr>
+          <w:b/>
+          <w:bCs/>
+          <w:sz w:val="24"/>
+          <w:szCs w:val="24"/>
+        </w:rPr>
+        <w:t>514.90</w:t>
+      </w:r>
+      <w:r>
+        <w:rPr>
+          <w:sz w:val="24"/>
+          <w:szCs w:val="24"/>
+        </w:rPr>
+        <w:t>). Compared with high-income customers, they visit the website more frequently (</w:t>
+      </w:r>
+      <w:r>
+        <w:rPr>
+          <w:b/>
+          <w:bCs/>
+          <w:sz w:val="24"/>
+          <w:szCs w:val="24"/>
+        </w:rPr>
+        <w:t>4.98–5.31 visits</w:t>
+      </w:r>
+      <w:r>
+        <w:rPr>
+          <w:sz w:val="24"/>
+          <w:szCs w:val="24"/>
+        </w:rPr>
+        <w:t>) but spend considerably less. Their purchases remain concentrated on wine and meat products.</w:t>
+      </w:r>
+    </w:p>
+    <w:p>
+      <w:pPr>
+        <w:numPr>
+          <w:ilvl w:val="0"/>
+          <w:numId w:val="39"/>
+        </w:numPr>
+        <w:rPr>
+          <w:sz w:val="24"/>
+          <w:szCs w:val="24"/>
+        </w:rPr>
+      </w:pPr>
+      <w:r>
+        <w:rPr>
+          <w:b/>
+          <w:bCs/>
+          <w:sz w:val="24"/>
+          <w:szCs w:val="24"/>
+        </w:rPr>
+        <w:t>Low-income customers</w:t>
+      </w:r>
+      <w:r>
+        <w:rPr>
+          <w:sz w:val="24"/>
+          <w:szCs w:val="24"/>
+        </w:rPr>
+        <w:t xml:space="preserve"> have the lowest spending across all age groups, with average spend ranging from </w:t>
+      </w:r>
+      <w:r>
+        <w:rPr>
+          <w:b/>
+          <w:bCs/>
+          <w:sz w:val="24"/>
+          <w:szCs w:val="24"/>
+        </w:rPr>
+        <w:t>140.23</w:t>
+      </w:r>
+      <w:r>
+        <w:rPr>
+          <w:sz w:val="24"/>
+          <w:szCs w:val="24"/>
+        </w:rPr>
+        <w:t xml:space="preserve"> to </w:t>
+      </w:r>
+      <w:r>
+        <w:rPr>
+          <w:b/>
+          <w:bCs/>
+          <w:sz w:val="24"/>
+          <w:szCs w:val="24"/>
+        </w:rPr>
+        <w:t>249.87</w:t>
+      </w:r>
+      <w:r>
+        <w:rPr>
+          <w:sz w:val="24"/>
+          <w:szCs w:val="24"/>
+        </w:rPr>
+        <w:t xml:space="preserve">. In contrast, they record the </w:t>
+      </w:r>
+      <w:r>
+        <w:rPr>
+          <w:b/>
+          <w:bCs/>
+          <w:sz w:val="24"/>
+          <w:szCs w:val="24"/>
+        </w:rPr>
+        <w:t>highest website visits (6.00–6.36)</w:t>
+      </w:r>
+      <w:r>
+        <w:rPr>
+          <w:sz w:val="24"/>
+          <w:szCs w:val="24"/>
+        </w:rPr>
+        <w:t>, indicating greater browsing activity but lower purchasing power. Their product spending is relatively low across all categories, and they rely primarily on store purchases, with very limited catalog purchases.</w:t>
+      </w:r>
+    </w:p>
+    <w:p>
+      <w:pPr>
+        <w:numPr>
+          <w:ilvl w:val="0"/>
+          <w:numId w:val="39"/>
+        </w:numPr>
+        <w:rPr>
+          <w:sz w:val="24"/>
+          <w:szCs w:val="24"/>
+        </w:rPr>
+      </w:pPr>
+      <w:r>
+        <w:rPr>
+          <w:b/>
+          <w:bCs/>
+          <w:sz w:val="24"/>
+          <w:szCs w:val="24"/>
+        </w:rPr>
+        <w:t>Age also influences purchasing behavior within each income group.</w:t>
+      </w:r>
+      <w:r>
+        <w:rPr>
+          <w:sz w:val="24"/>
+          <w:szCs w:val="24"/>
+        </w:rPr>
+        <w:t xml:space="preserve"> Senior Adults consistently outspend Middle-Aged and Young Adults in the same income band, indicating stronger purchasing power and higher customer value. Younger customers tend to make slightly more web purchases, especially in the high-income segment, reflecting greater engagement with online shopping.</w:t>
+      </w:r>
+    </w:p>
+    <w:p>
+      <w:pPr>
+        <w:rPr>
+          <w:b/>
+          <w:bCs/>
+          <w:sz w:val="24"/>
+          <w:szCs w:val="24"/>
+        </w:rPr>
+      </w:pPr>
+      <w:r>
+        <w:rPr>
+          <w:b/>
+          <w:bCs/>
+          <w:sz w:val="24"/>
+          <w:szCs w:val="24"/>
+        </w:rPr>
+        <w:t>Campaign Acceptance Analysis</w:t>
+      </w:r>
+    </w:p>
+    <w:p>
+      <w:pPr>
+        <w:rPr>
+          <w:sz w:val="24"/>
+          <w:szCs w:val="24"/>
+        </w:rPr>
+      </w:pPr>
+      <w:r>
+        <w:rPr>
+          <w:sz w:val="24"/>
+          <w:szCs w:val="24"/>
+        </w:rPr>
+        <w:t>Campaign acceptance rates closely follow customer income and spending patterns.</w:t>
+      </w:r>
+    </w:p>
+    <w:p>
+      <w:pPr>
+        <w:numPr>
+          <w:ilvl w:val="0"/>
+          <w:numId w:val="40"/>
+        </w:numPr>
+        <w:rPr>
+          <w:sz w:val="24"/>
+          <w:szCs w:val="24"/>
+        </w:rPr>
+      </w:pPr>
+      <w:r>
+        <w:rPr>
+          <w:b/>
+          <w:bCs/>
+          <w:sz w:val="24"/>
+          <w:szCs w:val="24"/>
+        </w:rPr>
+        <w:t>High-income Senior Adults</w:t>
+      </w:r>
+      <w:r>
+        <w:rPr>
+          <w:sz w:val="24"/>
+          <w:szCs w:val="24"/>
+        </w:rPr>
+        <w:t xml:space="preserve"> achieved the highest acceptance rates across nearly all campaigns, including </w:t>
+      </w:r>
+      <w:r>
+        <w:rPr>
+          <w:b/>
+          <w:bCs/>
+          <w:sz w:val="24"/>
+          <w:szCs w:val="24"/>
+        </w:rPr>
+        <w:t>Campaign 1 (23.26%)</w:t>
+      </w:r>
+      <w:r>
+        <w:rPr>
+          <w:sz w:val="24"/>
+          <w:szCs w:val="24"/>
+        </w:rPr>
+        <w:t xml:space="preserve">, </w:t>
+      </w:r>
+      <w:r>
+        <w:rPr>
+          <w:b/>
+          <w:bCs/>
+          <w:sz w:val="24"/>
+          <w:szCs w:val="24"/>
+        </w:rPr>
+        <w:t>Campaign 4 (9.61%)</w:t>
+      </w:r>
+      <w:r>
+        <w:rPr>
+          <w:sz w:val="24"/>
+          <w:szCs w:val="24"/>
+        </w:rPr>
+        <w:t xml:space="preserve">, </w:t>
+      </w:r>
+      <w:r>
+        <w:rPr>
+          <w:b/>
+          <w:bCs/>
+          <w:sz w:val="24"/>
+          <w:szCs w:val="24"/>
+        </w:rPr>
+        <w:t>Campaign 5 (9.49%)</w:t>
+      </w:r>
+      <w:r>
+        <w:rPr>
+          <w:sz w:val="24"/>
+          <w:szCs w:val="24"/>
+        </w:rPr>
+        <w:t xml:space="preserve">, and the </w:t>
+      </w:r>
+      <w:r>
+        <w:rPr>
+          <w:b/>
+          <w:bCs/>
+          <w:sz w:val="24"/>
+          <w:szCs w:val="24"/>
+        </w:rPr>
+        <w:t>Last Campaign Response Rate (26.81%)</w:t>
+      </w:r>
+      <w:r>
+        <w:rPr>
+          <w:sz w:val="24"/>
+          <w:szCs w:val="24"/>
+        </w:rPr>
+        <w:t>. This indicates that they are the most receptive segment to marketing campaigns.</w:t>
+      </w:r>
+    </w:p>
+    <w:p>
+      <w:pPr>
+        <w:numPr>
+          <w:ilvl w:val="0"/>
+          <w:numId w:val="40"/>
+        </w:numPr>
+        <w:rPr>
+          <w:sz w:val="24"/>
+          <w:szCs w:val="24"/>
+        </w:rPr>
+      </w:pPr>
+      <w:r>
+        <w:rPr>
+          <w:b/>
+          <w:bCs/>
+          <w:sz w:val="24"/>
+          <w:szCs w:val="24"/>
+        </w:rPr>
+        <w:lastRenderedPageBreak/>
+        <w:t>Middle-Aged and Young High-Income</w:t>
+      </w:r>
+      <w:r>
+        <w:rPr>
+          <w:sz w:val="24"/>
+          <w:szCs w:val="24"/>
+        </w:rPr>
+        <w:t xml:space="preserve"> customers also responded well, although acceptance rates decline slightly with age. The final campaign response decreases from </w:t>
+      </w:r>
+      <w:r>
+        <w:rPr>
+          <w:b/>
+          <w:bCs/>
+          <w:sz w:val="24"/>
+          <w:szCs w:val="24"/>
+        </w:rPr>
+        <w:t>26.81%</w:t>
+      </w:r>
+      <w:r>
+        <w:rPr>
+          <w:sz w:val="24"/>
+          <w:szCs w:val="24"/>
+        </w:rPr>
+        <w:t xml:space="preserve"> (Senior Adults) to </w:t>
+      </w:r>
+      <w:r>
+        <w:rPr>
+          <w:b/>
+          <w:bCs/>
+          <w:sz w:val="24"/>
+          <w:szCs w:val="24"/>
+        </w:rPr>
+        <w:t>24.52%</w:t>
+      </w:r>
+      <w:r>
+        <w:rPr>
+          <w:sz w:val="24"/>
+          <w:szCs w:val="24"/>
+        </w:rPr>
+        <w:t xml:space="preserve"> (Middle-Aged) and </w:t>
+      </w:r>
+      <w:r>
+        <w:rPr>
+          <w:b/>
+          <w:bCs/>
+          <w:sz w:val="24"/>
+          <w:szCs w:val="24"/>
+        </w:rPr>
+        <w:t>22.47%</w:t>
+      </w:r>
+      <w:r>
+        <w:rPr>
+          <w:sz w:val="24"/>
+          <w:szCs w:val="24"/>
+        </w:rPr>
+        <w:t xml:space="preserve"> (Young Adults).</w:t>
+      </w:r>
+    </w:p>
+    <w:p>
+      <w:pPr>
+        <w:numPr>
+          <w:ilvl w:val="0"/>
+          <w:numId w:val="40"/>
+        </w:numPr>
+        <w:rPr>
+          <w:sz w:val="24"/>
+          <w:szCs w:val="24"/>
+        </w:rPr>
+      </w:pPr>
+      <w:r>
+        <w:rPr>
+          <w:b/>
+          <w:bCs/>
+          <w:sz w:val="24"/>
+          <w:szCs w:val="24"/>
+        </w:rPr>
+        <w:t>Middle-income customers</w:t>
+      </w:r>
+      <w:r>
+        <w:rPr>
+          <w:sz w:val="24"/>
+          <w:szCs w:val="24"/>
+        </w:rPr>
+        <w:t xml:space="preserve"> exhibit moderate campaign engagement. Their Last Campaign Response Rates range from </w:t>
+      </w:r>
+      <w:r>
+        <w:rPr>
+          <w:b/>
+          <w:bCs/>
+          <w:sz w:val="24"/>
+          <w:szCs w:val="24"/>
+        </w:rPr>
+        <w:t>12.83% to 16.28%</w:t>
+      </w:r>
+      <w:r>
+        <w:rPr>
+          <w:sz w:val="24"/>
+          <w:szCs w:val="24"/>
+        </w:rPr>
+        <w:t>, with Senior Adults responding more positively than younger groups.</w:t>
+      </w:r>
+    </w:p>
+    <w:p>
+      <w:pPr>
+        <w:numPr>
+          <w:ilvl w:val="0"/>
+          <w:numId w:val="40"/>
+        </w:numPr>
+        <w:rPr>
+          <w:sz w:val="24"/>
+          <w:szCs w:val="24"/>
+        </w:rPr>
+      </w:pPr>
+      <w:r>
+        <w:rPr>
+          <w:b/>
+          <w:bCs/>
+          <w:sz w:val="24"/>
+          <w:szCs w:val="24"/>
+        </w:rPr>
+        <w:t>Low-income customers</w:t>
+      </w:r>
+      <w:r>
+        <w:rPr>
+          <w:sz w:val="24"/>
+          <w:szCs w:val="24"/>
+        </w:rPr>
+        <w:t xml:space="preserve"> have the lowest acceptance across all campaigns. Their Last Campaign Response Rates vary between </w:t>
+      </w:r>
+      <w:r>
+        <w:rPr>
+          <w:b/>
+          <w:bCs/>
+          <w:sz w:val="24"/>
+          <w:szCs w:val="24"/>
+        </w:rPr>
+        <w:t>3.90% and 6.21%</w:t>
+      </w:r>
+      <w:r>
+        <w:rPr>
+          <w:sz w:val="24"/>
+          <w:szCs w:val="24"/>
+        </w:rPr>
+        <w:t>, suggesting that marketing campaigns are significantly less effective for this segment.</w:t>
+      </w:r>
+    </w:p>
+    <w:p>
+      <w:pPr>
+        <w:numPr>
+          <w:ilvl w:val="0"/>
+          <w:numId w:val="40"/>
+        </w:numPr>
+        <w:rPr>
+          <w:sz w:val="24"/>
+          <w:szCs w:val="24"/>
+        </w:rPr>
+      </w:pPr>
+      <w:r>
+        <w:rPr>
+          <w:sz w:val="24"/>
+          <w:szCs w:val="24"/>
+        </w:rPr>
+        <w:t xml:space="preserve">Across all segments, </w:t>
+      </w:r>
+      <w:r>
+        <w:rPr>
+          <w:b/>
+          <w:bCs/>
+          <w:sz w:val="24"/>
+          <w:szCs w:val="24"/>
+        </w:rPr>
+        <w:t>Campaign 1 consistently achieved the highest acceptance rate</w:t>
+      </w:r>
+      <w:r>
+        <w:rPr>
+          <w:sz w:val="24"/>
+          <w:szCs w:val="24"/>
+        </w:rPr>
+        <w:t xml:space="preserve">, followed by the </w:t>
+      </w:r>
+      <w:r>
+        <w:rPr>
+          <w:b/>
+          <w:bCs/>
+          <w:sz w:val="24"/>
+          <w:szCs w:val="24"/>
+        </w:rPr>
+        <w:t>Last Campaign</w:t>
+      </w:r>
+      <w:r>
+        <w:rPr>
+          <w:sz w:val="24"/>
+          <w:szCs w:val="24"/>
+        </w:rPr>
+        <w:t xml:space="preserve">. </w:t>
+      </w:r>
+      <w:r>
+        <w:rPr>
+          <w:b/>
+          <w:bCs/>
+          <w:sz w:val="24"/>
+          <w:szCs w:val="24"/>
+        </w:rPr>
+        <w:t>Campaign 2 recorded the lowest acceptance rate</w:t>
+      </w:r>
+      <w:r>
+        <w:rPr>
+          <w:sz w:val="24"/>
+          <w:szCs w:val="24"/>
+        </w:rPr>
+        <w:t xml:space="preserve"> in every age and income group, indicating that it was the least successful campaign.</w:t>
+      </w:r>
+    </w:p>
+    <w:p>
+      <w:pPr>
+        <w:rPr>
+          <w:b/>
+          <w:bCs/>
+          <w:sz w:val="24"/>
+          <w:szCs w:val="24"/>
+        </w:rPr>
+      </w:pPr>
+      <w:r>
+        <w:rPr>
+          <w:b/>
+          <w:bCs/>
+          <w:sz w:val="24"/>
+          <w:szCs w:val="24"/>
+        </w:rPr>
+        <w:t>Key Business Insights</w:t>
+      </w:r>
+    </w:p>
+    <w:p>
+      <w:pPr>
+        <w:numPr>
+          <w:ilvl w:val="0"/>
+          <w:numId w:val="41"/>
+        </w:numPr>
+        <w:rPr>
+          <w:sz w:val="24"/>
+          <w:szCs w:val="24"/>
+        </w:rPr>
+      </w:pPr>
+      <w:r>
+        <w:rPr>
+          <w:b/>
+          <w:bCs/>
+          <w:sz w:val="24"/>
+          <w:szCs w:val="24"/>
+        </w:rPr>
+        <w:t>Income is the strongest predictor of customer value</w:t>
+      </w:r>
+      <w:r>
+        <w:rPr>
+          <w:sz w:val="24"/>
+          <w:szCs w:val="24"/>
+        </w:rPr>
+        <w:t>, with spending and campaign responsiveness increasing substantially as income rises.</w:t>
+      </w:r>
+    </w:p>
+    <w:p>
+      <w:pPr>
+        <w:numPr>
+          <w:ilvl w:val="0"/>
+          <w:numId w:val="41"/>
+        </w:numPr>
+        <w:rPr>
+          <w:sz w:val="24"/>
+          <w:szCs w:val="24"/>
+        </w:rPr>
+      </w:pPr>
+      <w:r>
+        <w:rPr>
+          <w:b/>
+          <w:bCs/>
+          <w:sz w:val="24"/>
+          <w:szCs w:val="24"/>
+        </w:rPr>
+        <w:t>Senior Adults with High Income</w:t>
+      </w:r>
+      <w:r>
+        <w:rPr>
+          <w:sz w:val="24"/>
+          <w:szCs w:val="24"/>
+        </w:rPr>
+        <w:t xml:space="preserve"> represent the most profitable and responsive customer segment, making them the ideal target for premium products and personalized marketing campaigns.</w:t>
+      </w:r>
+    </w:p>
+    <w:p>
+      <w:pPr>
+        <w:numPr>
+          <w:ilvl w:val="0"/>
+          <w:numId w:val="41"/>
+        </w:numPr>
+        <w:rPr>
+          <w:sz w:val="24"/>
+          <w:szCs w:val="24"/>
+        </w:rPr>
+      </w:pPr>
+      <w:r>
+        <w:rPr>
+          <w:b/>
+          <w:bCs/>
+          <w:sz w:val="24"/>
+          <w:szCs w:val="24"/>
+        </w:rPr>
+        <w:t>Wine and meat</w:t>
+      </w:r>
+      <w:r>
+        <w:rPr>
+          <w:sz w:val="24"/>
+          <w:szCs w:val="24"/>
+        </w:rPr>
+        <w:t xml:space="preserve"> are the dominant product categories across all customer segments, making them suitable products for promotional campaigns.</w:t>
+      </w:r>
+    </w:p>
+    <w:p>
+      <w:pPr>
+        <w:numPr>
+          <w:ilvl w:val="0"/>
+          <w:numId w:val="41"/>
+        </w:numPr>
+        <w:rPr>
+          <w:sz w:val="24"/>
+          <w:szCs w:val="24"/>
+        </w:rPr>
+      </w:pPr>
+      <w:r>
+        <w:rPr>
+          <w:sz w:val="24"/>
+          <w:szCs w:val="24"/>
+        </w:rPr>
+        <w:t xml:space="preserve">Customers with </w:t>
+      </w:r>
+      <w:r>
+        <w:rPr>
+          <w:b/>
+          <w:bCs/>
+          <w:sz w:val="24"/>
+          <w:szCs w:val="24"/>
+        </w:rPr>
+        <w:t>lower incomes visit the website more frequently but convert less often</w:t>
+      </w:r>
+      <w:r>
+        <w:rPr>
+          <w:sz w:val="24"/>
+          <w:szCs w:val="24"/>
+        </w:rPr>
+        <w:t>, suggesting opportunities to improve conversion through targeted offers, discounts, or personalized recommendations.</w:t>
+      </w:r>
+    </w:p>
+    <w:p>
+      <w:pPr>
+        <w:numPr>
+          <w:ilvl w:val="0"/>
+          <w:numId w:val="41"/>
+        </w:numPr>
+        <w:rPr>
+          <w:sz w:val="24"/>
+          <w:szCs w:val="24"/>
+        </w:rPr>
+      </w:pPr>
+      <w:r>
+        <w:rPr>
+          <w:b/>
+          <w:bCs/>
+          <w:sz w:val="24"/>
+          <w:szCs w:val="24"/>
+        </w:rPr>
+        <w:t>Campaign 1 and the Last Campaign</w:t>
+      </w:r>
+      <w:r>
+        <w:rPr>
+          <w:sz w:val="24"/>
+          <w:szCs w:val="24"/>
+        </w:rPr>
+        <w:t xml:space="preserve"> were the most successful overall, while </w:t>
+      </w:r>
+      <w:r>
+        <w:rPr>
+          <w:b/>
+          <w:bCs/>
+          <w:sz w:val="24"/>
+          <w:szCs w:val="24"/>
+        </w:rPr>
+        <w:t>Campaign 2 consistently underperformed</w:t>
+      </w:r>
+      <w:r>
+        <w:rPr>
+          <w:sz w:val="24"/>
+          <w:szCs w:val="24"/>
+        </w:rPr>
+        <w:t>, indicating that its strategy or offer may need to be redesigned.</w:t>
+      </w:r>
+    </w:p>
+    <w:p>
+      <w:pPr>
+        <w:numPr>
+          <w:ilvl w:val="0"/>
+          <w:numId w:val="41"/>
+        </w:numPr>
+        <w:rPr>
+          <w:sz w:val="24"/>
+          <w:szCs w:val="24"/>
+        </w:rPr>
+      </w:pPr>
+      <w:r>
+        <w:rPr>
+          <w:sz w:val="24"/>
+          <w:szCs w:val="24"/>
+        </w:rPr>
+        <w:t xml:space="preserve">Although </w:t>
+      </w:r>
+      <w:r>
+        <w:rPr>
+          <w:b/>
+          <w:bCs/>
+          <w:sz w:val="24"/>
+          <w:szCs w:val="24"/>
+        </w:rPr>
+        <w:t>Middle-Income customers</w:t>
+      </w:r>
+      <w:r>
+        <w:rPr>
+          <w:sz w:val="24"/>
+          <w:szCs w:val="24"/>
+        </w:rPr>
+        <w:t xml:space="preserve"> are less profitable than High-Income customers, they represent the </w:t>
+      </w:r>
+      <w:r>
+        <w:rPr>
+          <w:b/>
+          <w:bCs/>
+          <w:sz w:val="24"/>
+          <w:szCs w:val="24"/>
+        </w:rPr>
+        <w:t>largest customer base</w:t>
+      </w:r>
+      <w:r>
+        <w:rPr>
+          <w:sz w:val="24"/>
+          <w:szCs w:val="24"/>
+        </w:rPr>
+        <w:t xml:space="preserve">, especially the </w:t>
+      </w:r>
+      <w:r>
+        <w:rPr>
+          <w:b/>
+          <w:bCs/>
+          <w:sz w:val="24"/>
+          <w:szCs w:val="24"/>
+        </w:rPr>
+        <w:t>Middle-Aged</w:t>
+      </w:r>
+      <w:r>
+        <w:rPr>
+          <w:sz w:val="24"/>
+          <w:szCs w:val="24"/>
+        </w:rPr>
+        <w:t xml:space="preserve"> segment (12,521 customers). Targeted campaigns aimed at increasing their average spend could generate substantial overall revenue.</w:t>
       </w:r>
     </w:p>
     <w:p>
@@ -7073,6 +7830,155 @@
     </w:lvl>
   </w:abstractNum>
   <w:abstractNum w:abstractNumId="7" w15:restartNumberingAfterBreak="0">
+    <w:nsid w:val="14E41FE1"/>
+    <w:multiLevelType w:val="multilevel"/>
+    <w:tmpl w:val="4F909D74"/>
+    <w:lvl w:ilvl="0">
+      <w:start w:val="1"/>
+      <w:numFmt w:val="bullet"/>
+      <w:lvlText w:val=""/>
+      <w:lvlJc w:val="left"/>
+      <w:pPr>
+        <w:tabs>
+          <w:tab w:val="num" w:pos="720"/>
+        </w:tabs>
+        <w:ind w:left="720" w:hanging="360"/>
+      </w:pPr>
+      <w:rPr>
+        <w:rFonts w:ascii="Symbol" w:hAnsi="Symbol" w:hint="default"/>
+        <w:sz w:val="20"/>
+      </w:rPr>
+    </w:lvl>
+    <w:lvl w:ilvl="1" w:tentative="1">
+      <w:start w:val="1"/>
+      <w:numFmt w:val="bullet"/>
+      <w:lvlText w:val="o"/>
+      <w:lvlJc w:val="left"/>
+      <w:pPr>
+        <w:tabs>
+          <w:tab w:val="num" w:pos="1440"/>
+        </w:tabs>
+        <w:ind w:left="1440" w:hanging="360"/>
+      </w:pPr>
+      <w:rPr>
+        <w:rFonts w:ascii="Courier New" w:hAnsi="Courier New" w:hint="default"/>
+        <w:sz w:val="20"/>
+      </w:rPr>
+    </w:lvl>
+    <w:lvl w:ilvl="2" w:tentative="1">
+      <w:start w:val="1"/>
+      <w:numFmt w:val="bullet"/>
+      <w:lvlText w:val=""/>
+      <w:lvlJc w:val="left"/>
+      <w:pPr>
+        <w:tabs>
+          <w:tab w:val="num" w:pos="2160"/>
+        </w:tabs>
+        <w:ind w:left="2160" w:hanging="360"/>
+      </w:pPr>
+      <w:rPr>
+        <w:rFonts w:ascii="Wingdings" w:hAnsi="Wingdings" w:hint="default"/>
+        <w:sz w:val="20"/>
+      </w:rPr>
+    </w:lvl>
+    <w:lvl w:ilvl="3" w:tentative="1">
+      <w:start w:val="1"/>
+      <w:numFmt w:val="bullet"/>
+      <w:lvlText w:val=""/>
+      <w:lvlJc w:val="left"/>
+      <w:pPr>
+        <w:tabs>
+          <w:tab w:val="num" w:pos="2880"/>
+        </w:tabs>
+        <w:ind w:left="2880" w:hanging="360"/>
+      </w:pPr>
+      <w:rPr>
+        <w:rFonts w:ascii="Wingdings" w:hAnsi="Wingdings" w:hint="default"/>
+        <w:sz w:val="20"/>
+      </w:rPr>
+    </w:lvl>
+    <w:lvl w:ilvl="4" w:tentative="1">
+      <w:start w:val="1"/>
+      <w:numFmt w:val="bullet"/>
+      <w:lvlText w:val=""/>
+      <w:lvlJc w:val="left"/>
+      <w:pPr>
+        <w:tabs>
+          <w:tab w:val="num" w:pos="3600"/>
+        </w:tabs>
+        <w:ind w:left="3600" w:hanging="360"/>
+      </w:pPr>
+      <w:rPr>
+        <w:rFonts w:ascii="Wingdings" w:hAnsi="Wingdings" w:hint="default"/>
+        <w:sz w:val="20"/>
+      </w:rPr>
+    </w:lvl>
+    <w:lvl w:ilvl="5" w:tentative="1">
+      <w:start w:val="1"/>
+      <w:numFmt w:val="bullet"/>
+      <w:lvlText w:val=""/>
+      <w:lvlJc w:val="left"/>
+      <w:pPr>
+        <w:tabs>
+          <w:tab w:val="num" w:pos="4320"/>
+        </w:tabs>
+        <w:ind w:left="4320" w:hanging="360"/>
+      </w:pPr>
+      <w:rPr>
+        <w:rFonts w:ascii="Wingdings" w:hAnsi="Wingdings" w:hint="default"/>
+        <w:sz w:val="20"/>
+      </w:rPr>
+    </w:lvl>
+    <w:lvl w:ilvl="6" w:tentative="1">
+      <w:start w:val="1"/>
+      <w:numFmt w:val="bullet"/>
+      <w:lvlText w:val=""/>
+      <w:lvlJc w:val="left"/>
+      <w:pPr>
+        <w:tabs>
+          <w:tab w:val="num" w:pos="5040"/>
+        </w:tabs>
+        <w:ind w:left="5040" w:hanging="360"/>
+      </w:pPr>
+      <w:rPr>
+        <w:rFonts w:ascii="Wingdings" w:hAnsi="Wingdings" w:hint="default"/>
+        <w:sz w:val="20"/>
+      </w:rPr>
+    </w:lvl>
+    <w:lvl w:ilvl="7" w:tentative="1">
+      <w:start w:val="1"/>
+      <w:numFmt w:val="bullet"/>
+      <w:lvlText w:val=""/>
+      <w:lvlJc w:val="left"/>
+      <w:pPr>
+        <w:tabs>
+          <w:tab w:val="num" w:pos="5760"/>
+        </w:tabs>
+        <w:ind w:left="5760" w:hanging="360"/>
+      </w:pPr>
+      <w:rPr>
+        <w:rFonts w:ascii="Wingdings" w:hAnsi="Wingdings" w:hint="default"/>
+        <w:sz w:val="20"/>
+      </w:rPr>
+    </w:lvl>
+    <w:lvl w:ilvl="8" w:tentative="1">
+      <w:start w:val="1"/>
+      <w:numFmt w:val="bullet"/>
+      <w:lvlText w:val=""/>
+      <w:lvlJc w:val="left"/>
+      <w:pPr>
+        <w:tabs>
+          <w:tab w:val="num" w:pos="6480"/>
+        </w:tabs>
+        <w:ind w:left="6480" w:hanging="360"/>
+      </w:pPr>
+      <w:rPr>
+        <w:rFonts w:ascii="Wingdings" w:hAnsi="Wingdings" w:hint="default"/>
+        <w:sz w:val="20"/>
+      </w:rPr>
+    </w:lvl>
+  </w:abstractNum>
+  <w:abstractNum w:abstractNumId="8" w15:restartNumberingAfterBreak="0">
     <w:nsid w:val="17350BDE"/>
     <w:multiLevelType w:val="hybridMultilevel"/>
     <w:tmpl w:val="F37EEB3E"/>
@@ -7185,7 +8091,7 @@
       </w:rPr>
     </w:lvl>
   </w:abstractNum>
-  <w:abstractNum w:abstractNumId="8" w15:restartNumberingAfterBreak="0">
+  <w:abstractNum w:abstractNumId="9" w15:restartNumberingAfterBreak="0">
     <w:nsid w:val="176405B2"/>
     <w:multiLevelType w:val="hybridMultilevel"/>
     <w:tmpl w:val="58D66A62"/>
@@ -7298,7 +8204,156 @@
       </w:rPr>
     </w:lvl>
   </w:abstractNum>
-  <w:abstractNum w:abstractNumId="9" w15:restartNumberingAfterBreak="0">
+  <w:abstractNum w:abstractNumId="10" w15:restartNumberingAfterBreak="0">
+    <w:nsid w:val="1D3239AD"/>
+    <w:multiLevelType w:val="multilevel"/>
+    <w:tmpl w:val="C5667682"/>
+    <w:lvl w:ilvl="0">
+      <w:start w:val="1"/>
+      <w:numFmt w:val="bullet"/>
+      <w:lvlText w:val=""/>
+      <w:lvlJc w:val="left"/>
+      <w:pPr>
+        <w:tabs>
+          <w:tab w:val="num" w:pos="720"/>
+        </w:tabs>
+        <w:ind w:left="720" w:hanging="360"/>
+      </w:pPr>
+      <w:rPr>
+        <w:rFonts w:ascii="Symbol" w:hAnsi="Symbol" w:hint="default"/>
+        <w:sz w:val="20"/>
+      </w:rPr>
+    </w:lvl>
+    <w:lvl w:ilvl="1" w:tentative="1">
+      <w:start w:val="1"/>
+      <w:numFmt w:val="bullet"/>
+      <w:lvlText w:val="o"/>
+      <w:lvlJc w:val="left"/>
+      <w:pPr>
+        <w:tabs>
+          <w:tab w:val="num" w:pos="1440"/>
+        </w:tabs>
+        <w:ind w:left="1440" w:hanging="360"/>
+      </w:pPr>
+      <w:rPr>
+        <w:rFonts w:ascii="Courier New" w:hAnsi="Courier New" w:hint="default"/>
+        <w:sz w:val="20"/>
+      </w:rPr>
+    </w:lvl>
+    <w:lvl w:ilvl="2" w:tentative="1">
+      <w:start w:val="1"/>
+      <w:numFmt w:val="bullet"/>
+      <w:lvlText w:val=""/>
+      <w:lvlJc w:val="left"/>
+      <w:pPr>
+        <w:tabs>
+          <w:tab w:val="num" w:pos="2160"/>
+        </w:tabs>
+        <w:ind w:left="2160" w:hanging="360"/>
+      </w:pPr>
+      <w:rPr>
+        <w:rFonts w:ascii="Wingdings" w:hAnsi="Wingdings" w:hint="default"/>
+        <w:sz w:val="20"/>
+      </w:rPr>
+    </w:lvl>
+    <w:lvl w:ilvl="3" w:tentative="1">
+      <w:start w:val="1"/>
+      <w:numFmt w:val="bullet"/>
+      <w:lvlText w:val=""/>
+      <w:lvlJc w:val="left"/>
+      <w:pPr>
+        <w:tabs>
+          <w:tab w:val="num" w:pos="2880"/>
+        </w:tabs>
+        <w:ind w:left="2880" w:hanging="360"/>
+      </w:pPr>
+      <w:rPr>
+        <w:rFonts w:ascii="Wingdings" w:hAnsi="Wingdings" w:hint="default"/>
+        <w:sz w:val="20"/>
+      </w:rPr>
+    </w:lvl>
+    <w:lvl w:ilvl="4" w:tentative="1">
+      <w:start w:val="1"/>
+      <w:numFmt w:val="bullet"/>
+      <w:lvlText w:val=""/>
+      <w:lvlJc w:val="left"/>
+      <w:pPr>
+        <w:tabs>
+          <w:tab w:val="num" w:pos="3600"/>
+        </w:tabs>
+        <w:ind w:left="3600" w:hanging="360"/>
+      </w:pPr>
+      <w:rPr>
+        <w:rFonts w:ascii="Wingdings" w:hAnsi="Wingdings" w:hint="default"/>
+        <w:sz w:val="20"/>
+      </w:rPr>
+    </w:lvl>
+    <w:lvl w:ilvl="5" w:tentative="1">
+      <w:start w:val="1"/>
+      <w:numFmt w:val="bullet"/>
+      <w:lvlText w:val=""/>
+      <w:lvlJc w:val="left"/>
+      <w:pPr>
+        <w:tabs>
+          <w:tab w:val="num" w:pos="4320"/>
+        </w:tabs>
+        <w:ind w:left="4320" w:hanging="360"/>
+      </w:pPr>
+      <w:rPr>
+        <w:rFonts w:ascii="Wingdings" w:hAnsi="Wingdings" w:hint="default"/>
+        <w:sz w:val="20"/>
+      </w:rPr>
+    </w:lvl>
+    <w:lvl w:ilvl="6" w:tentative="1">
+      <w:start w:val="1"/>
+      <w:numFmt w:val="bullet"/>
+      <w:lvlText w:val=""/>
+      <w:lvlJc w:val="left"/>
+      <w:pPr>
+        <w:tabs>
+          <w:tab w:val="num" w:pos="5040"/>
+        </w:tabs>
+        <w:ind w:left="5040" w:hanging="360"/>
+      </w:pPr>
+      <w:rPr>
+        <w:rFonts w:ascii="Wingdings" w:hAnsi="Wingdings" w:hint="default"/>
+        <w:sz w:val="20"/>
+      </w:rPr>
+    </w:lvl>
+    <w:lvl w:ilvl="7" w:tentative="1">
+      <w:start w:val="1"/>
+      <w:numFmt w:val="bullet"/>
+      <w:lvlText w:val=""/>
+      <w:lvlJc w:val="left"/>
+      <w:pPr>
+        <w:tabs>
+          <w:tab w:val="num" w:pos="5760"/>
+        </w:tabs>
+        <w:ind w:left="5760" w:hanging="360"/>
+      </w:pPr>
+      <w:rPr>
+        <w:rFonts w:ascii="Wingdings" w:hAnsi="Wingdings" w:hint="default"/>
+        <w:sz w:val="20"/>
+      </w:rPr>
+    </w:lvl>
+    <w:lvl w:ilvl="8" w:tentative="1">
+      <w:start w:val="1"/>
+      <w:numFmt w:val="bullet"/>
+      <w:lvlText w:val=""/>
+      <w:lvlJc w:val="left"/>
+      <w:pPr>
+        <w:tabs>
+          <w:tab w:val="num" w:pos="6480"/>
+        </w:tabs>
+        <w:ind w:left="6480" w:hanging="360"/>
+      </w:pPr>
+      <w:rPr>
+        <w:rFonts w:ascii="Wingdings" w:hAnsi="Wingdings" w:hint="default"/>
+        <w:sz w:val="20"/>
+      </w:rPr>
+    </w:lvl>
+  </w:abstractNum>
+  <w:abstractNum w:abstractNumId="11" w15:restartNumberingAfterBreak="0">
     <w:nsid w:val="22640D41"/>
     <w:multiLevelType w:val="hybridMultilevel"/>
     <w:tmpl w:val="52F27134"/>
@@ -7411,7 +8466,7 @@
       </w:rPr>
     </w:lvl>
   </w:abstractNum>
-  <w:abstractNum w:abstractNumId="10" w15:restartNumberingAfterBreak="0">
+  <w:abstractNum w:abstractNumId="12" w15:restartNumberingAfterBreak="0">
     <w:nsid w:val="23CA3C19"/>
     <w:multiLevelType w:val="hybridMultilevel"/>
     <w:tmpl w:val="9AA66ACA"/>
@@ -7524,7 +8579,7 @@
       </w:rPr>
     </w:lvl>
   </w:abstractNum>
-  <w:abstractNum w:abstractNumId="11" w15:restartNumberingAfterBreak="0">
+  <w:abstractNum w:abstractNumId="13" w15:restartNumberingAfterBreak="0">
     <w:nsid w:val="25167222"/>
     <w:multiLevelType w:val="multilevel"/>
     <w:tmpl w:val="A47A6D8E"/>
@@ -7673,7 +8728,7 @@
       </w:rPr>
     </w:lvl>
   </w:abstractNum>
-  <w:abstractNum w:abstractNumId="12" w15:restartNumberingAfterBreak="0">
+  <w:abstractNum w:abstractNumId="14" w15:restartNumberingAfterBreak="0">
     <w:nsid w:val="27B74C59"/>
     <w:multiLevelType w:val="hybridMultilevel"/>
     <w:tmpl w:val="91388846"/>
@@ -7786,7 +8841,7 @@
       </w:rPr>
     </w:lvl>
   </w:abstractNum>
-  <w:abstractNum w:abstractNumId="13" w15:restartNumberingAfterBreak="0">
+  <w:abstractNum w:abstractNumId="15" w15:restartNumberingAfterBreak="0">
     <w:nsid w:val="27DC6662"/>
     <w:multiLevelType w:val="multilevel"/>
     <w:tmpl w:val="0FC2D3DA"/>
@@ -7935,7 +8990,7 @@
       </w:rPr>
     </w:lvl>
   </w:abstractNum>
-  <w:abstractNum w:abstractNumId="14" w15:restartNumberingAfterBreak="0">
+  <w:abstractNum w:abstractNumId="16" w15:restartNumberingAfterBreak="0">
     <w:nsid w:val="2C7A76D7"/>
     <w:multiLevelType w:val="multilevel"/>
     <w:tmpl w:val="EBEA050C"/>
@@ -8084,7 +9139,7 @@
       </w:rPr>
     </w:lvl>
   </w:abstractNum>
-  <w:abstractNum w:abstractNumId="15" w15:restartNumberingAfterBreak="0">
+  <w:abstractNum w:abstractNumId="17" w15:restartNumberingAfterBreak="0">
     <w:nsid w:val="2CCB19D8"/>
     <w:multiLevelType w:val="hybridMultilevel"/>
     <w:tmpl w:val="4378D57A"/>
@@ -8197,7 +9252,7 @@
       </w:rPr>
     </w:lvl>
   </w:abstractNum>
-  <w:abstractNum w:abstractNumId="16" w15:restartNumberingAfterBreak="0">
+  <w:abstractNum w:abstractNumId="18" w15:restartNumberingAfterBreak="0">
     <w:nsid w:val="34B8247C"/>
     <w:multiLevelType w:val="multilevel"/>
     <w:tmpl w:val="C062290C"/>
@@ -8318,7 +9373,7 @@
       </w:pPr>
     </w:lvl>
   </w:abstractNum>
-  <w:abstractNum w:abstractNumId="17" w15:restartNumberingAfterBreak="0">
+  <w:abstractNum w:abstractNumId="19" w15:restartNumberingAfterBreak="0">
     <w:nsid w:val="35D8574A"/>
     <w:multiLevelType w:val="multilevel"/>
     <w:tmpl w:val="0AB07124"/>
@@ -8435,7 +9490,156 @@
       </w:pPr>
     </w:lvl>
   </w:abstractNum>
-  <w:abstractNum w:abstractNumId="18" w15:restartNumberingAfterBreak="0">
+  <w:abstractNum w:abstractNumId="20" w15:restartNumberingAfterBreak="0">
+    <w:nsid w:val="391E60E6"/>
+    <w:multiLevelType w:val="multilevel"/>
+    <w:tmpl w:val="40C4FA1A"/>
+    <w:lvl w:ilvl="0">
+      <w:start w:val="1"/>
+      <w:numFmt w:val="bullet"/>
+      <w:lvlText w:val=""/>
+      <w:lvlJc w:val="left"/>
+      <w:pPr>
+        <w:tabs>
+          <w:tab w:val="num" w:pos="720"/>
+        </w:tabs>
+        <w:ind w:left="720" w:hanging="360"/>
+      </w:pPr>
+      <w:rPr>
+        <w:rFonts w:ascii="Symbol" w:hAnsi="Symbol" w:hint="default"/>
+        <w:sz w:val="20"/>
+      </w:rPr>
+    </w:lvl>
+    <w:lvl w:ilvl="1" w:tentative="1">
+      <w:start w:val="1"/>
+      <w:numFmt w:val="bullet"/>
+      <w:lvlText w:val="o"/>
+      <w:lvlJc w:val="left"/>
+      <w:pPr>
+        <w:tabs>
+          <w:tab w:val="num" w:pos="1440"/>
+        </w:tabs>
+        <w:ind w:left="1440" w:hanging="360"/>
+      </w:pPr>
+      <w:rPr>
+        <w:rFonts w:ascii="Courier New" w:hAnsi="Courier New" w:hint="default"/>
+        <w:sz w:val="20"/>
+      </w:rPr>
+    </w:lvl>
+    <w:lvl w:ilvl="2" w:tentative="1">
+      <w:start w:val="1"/>
+      <w:numFmt w:val="bullet"/>
+      <w:lvlText w:val=""/>
+      <w:lvlJc w:val="left"/>
+      <w:pPr>
+        <w:tabs>
+          <w:tab w:val="num" w:pos="2160"/>
+        </w:tabs>
+        <w:ind w:left="2160" w:hanging="360"/>
+      </w:pPr>
+      <w:rPr>
+        <w:rFonts w:ascii="Wingdings" w:hAnsi="Wingdings" w:hint="default"/>
+        <w:sz w:val="20"/>
+      </w:rPr>
+    </w:lvl>
+    <w:lvl w:ilvl="3" w:tentative="1">
+      <w:start w:val="1"/>
+      <w:numFmt w:val="bullet"/>
+      <w:lvlText w:val=""/>
+      <w:lvlJc w:val="left"/>
+      <w:pPr>
+        <w:tabs>
+          <w:tab w:val="num" w:pos="2880"/>
+        </w:tabs>
+        <w:ind w:left="2880" w:hanging="360"/>
+      </w:pPr>
+      <w:rPr>
+        <w:rFonts w:ascii="Wingdings" w:hAnsi="Wingdings" w:hint="default"/>
+        <w:sz w:val="20"/>
+      </w:rPr>
+    </w:lvl>
+    <w:lvl w:ilvl="4" w:tentative="1">
+      <w:start w:val="1"/>
+      <w:numFmt w:val="bullet"/>
+      <w:lvlText w:val=""/>
+      <w:lvlJc w:val="left"/>
+      <w:pPr>
+        <w:tabs>
+          <w:tab w:val="num" w:pos="3600"/>
+        </w:tabs>
+        <w:ind w:left="3600" w:hanging="360"/>
+      </w:pPr>
+      <w:rPr>
+        <w:rFonts w:ascii="Wingdings" w:hAnsi="Wingdings" w:hint="default"/>
+        <w:sz w:val="20"/>
+      </w:rPr>
+    </w:lvl>
+    <w:lvl w:ilvl="5" w:tentative="1">
+      <w:start w:val="1"/>
+      <w:numFmt w:val="bullet"/>
+      <w:lvlText w:val=""/>
+      <w:lvlJc w:val="left"/>
+      <w:pPr>
+        <w:tabs>
+          <w:tab w:val="num" w:pos="4320"/>
+        </w:tabs>
+        <w:ind w:left="4320" w:hanging="360"/>
+      </w:pPr>
+      <w:rPr>
+        <w:rFonts w:ascii="Wingdings" w:hAnsi="Wingdings" w:hint="default"/>
+        <w:sz w:val="20"/>
+      </w:rPr>
+    </w:lvl>
+    <w:lvl w:ilvl="6" w:tentative="1">
+      <w:start w:val="1"/>
+      <w:numFmt w:val="bullet"/>
+      <w:lvlText w:val=""/>
+      <w:lvlJc w:val="left"/>
+      <w:pPr>
+        <w:tabs>
+          <w:tab w:val="num" w:pos="5040"/>
+        </w:tabs>
+        <w:ind w:left="5040" w:hanging="360"/>
+      </w:pPr>
+      <w:rPr>
+        <w:rFonts w:ascii="Wingdings" w:hAnsi="Wingdings" w:hint="default"/>
+        <w:sz w:val="20"/>
+      </w:rPr>
+    </w:lvl>
+    <w:lvl w:ilvl="7" w:tentative="1">
+      <w:start w:val="1"/>
+      <w:numFmt w:val="bullet"/>
+      <w:lvlText w:val=""/>
+      <w:lvlJc w:val="left"/>
+      <w:pPr>
+        <w:tabs>
+          <w:tab w:val="num" w:pos="5760"/>
+        </w:tabs>
+        <w:ind w:left="5760" w:hanging="360"/>
+      </w:pPr>
+      <w:rPr>
+        <w:rFonts w:ascii="Wingdings" w:hAnsi="Wingdings" w:hint="default"/>
+        <w:sz w:val="20"/>
+      </w:rPr>
+    </w:lvl>
+    <w:lvl w:ilvl="8" w:tentative="1">
+      <w:start w:val="1"/>
+      <w:numFmt w:val="bullet"/>
+      <w:lvlText w:val=""/>
+      <w:lvlJc w:val="left"/>
+      <w:pPr>
+        <w:tabs>
+          <w:tab w:val="num" w:pos="6480"/>
+        </w:tabs>
+        <w:ind w:left="6480" w:hanging="360"/>
+      </w:pPr>
+      <w:rPr>
+        <w:rFonts w:ascii="Wingdings" w:hAnsi="Wingdings" w:hint="default"/>
+        <w:sz w:val="20"/>
+      </w:rPr>
+    </w:lvl>
+  </w:abstractNum>
+  <w:abstractNum w:abstractNumId="21" w15:restartNumberingAfterBreak="0">
     <w:nsid w:val="393D17CC"/>
     <w:multiLevelType w:val="hybridMultilevel"/>
     <w:tmpl w:val="43C67D28"/>
@@ -8548,7 +9752,7 @@
       </w:rPr>
     </w:lvl>
   </w:abstractNum>
-  <w:abstractNum w:abstractNumId="19" w15:restartNumberingAfterBreak="0">
+  <w:abstractNum w:abstractNumId="22" w15:restartNumberingAfterBreak="0">
     <w:nsid w:val="3B573D25"/>
     <w:multiLevelType w:val="multilevel"/>
     <w:tmpl w:val="DFA8E1C6"/>
@@ -8697,7 +9901,7 @@
       </w:rPr>
     </w:lvl>
   </w:abstractNum>
-  <w:abstractNum w:abstractNumId="20" w15:restartNumberingAfterBreak="0">
+  <w:abstractNum w:abstractNumId="23" w15:restartNumberingAfterBreak="0">
     <w:nsid w:val="43B40052"/>
     <w:multiLevelType w:val="multilevel"/>
     <w:tmpl w:val="FE9E9ACE"/>
@@ -8846,7 +10050,156 @@
       </w:rPr>
     </w:lvl>
   </w:abstractNum>
-  <w:abstractNum w:abstractNumId="21" w15:restartNumberingAfterBreak="0">
+  <w:abstractNum w:abstractNumId="24" w15:restartNumberingAfterBreak="0">
+    <w:nsid w:val="459235C5"/>
+    <w:multiLevelType w:val="multilevel"/>
+    <w:tmpl w:val="2528D718"/>
+    <w:lvl w:ilvl="0">
+      <w:start w:val="1"/>
+      <w:numFmt w:val="bullet"/>
+      <w:lvlText w:val=""/>
+      <w:lvlJc w:val="left"/>
+      <w:pPr>
+        <w:tabs>
+          <w:tab w:val="num" w:pos="720"/>
+        </w:tabs>
+        <w:ind w:left="720" w:hanging="360"/>
+      </w:pPr>
+      <w:rPr>
+        <w:rFonts w:ascii="Symbol" w:hAnsi="Symbol" w:hint="default"/>
+        <w:sz w:val="20"/>
+      </w:rPr>
+    </w:lvl>
+    <w:lvl w:ilvl="1" w:tentative="1">
+      <w:start w:val="1"/>
+      <w:numFmt w:val="bullet"/>
+      <w:lvlText w:val="o"/>
+      <w:lvlJc w:val="left"/>
+      <w:pPr>
+        <w:tabs>
+          <w:tab w:val="num" w:pos="1440"/>
+        </w:tabs>
+        <w:ind w:left="1440" w:hanging="360"/>
+      </w:pPr>
+      <w:rPr>
+        <w:rFonts w:ascii="Courier New" w:hAnsi="Courier New" w:hint="default"/>
+        <w:sz w:val="20"/>
+      </w:rPr>
+    </w:lvl>
+    <w:lvl w:ilvl="2" w:tentative="1">
+      <w:start w:val="1"/>
+      <w:numFmt w:val="bullet"/>
+      <w:lvlText w:val=""/>
+      <w:lvlJc w:val="left"/>
+      <w:pPr>
+        <w:tabs>
+          <w:tab w:val="num" w:pos="2160"/>
+        </w:tabs>
+        <w:ind w:left="2160" w:hanging="360"/>
+      </w:pPr>
+      <w:rPr>
+        <w:rFonts w:ascii="Wingdings" w:hAnsi="Wingdings" w:hint="default"/>
+        <w:sz w:val="20"/>
+      </w:rPr>
+    </w:lvl>
+    <w:lvl w:ilvl="3" w:tentative="1">
+      <w:start w:val="1"/>
+      <w:numFmt w:val="bullet"/>
+      <w:lvlText w:val=""/>
+      <w:lvlJc w:val="left"/>
+      <w:pPr>
+        <w:tabs>
+          <w:tab w:val="num" w:pos="2880"/>
+        </w:tabs>
+        <w:ind w:left="2880" w:hanging="360"/>
+      </w:pPr>
+      <w:rPr>
+        <w:rFonts w:ascii="Wingdings" w:hAnsi="Wingdings" w:hint="default"/>
+        <w:sz w:val="20"/>
+      </w:rPr>
+    </w:lvl>
+    <w:lvl w:ilvl="4" w:tentative="1">
+      <w:start w:val="1"/>
+      <w:numFmt w:val="bullet"/>
+      <w:lvlText w:val=""/>
+      <w:lvlJc w:val="left"/>
+      <w:pPr>
+        <w:tabs>
+          <w:tab w:val="num" w:pos="3600"/>
+        </w:tabs>
+        <w:ind w:left="3600" w:hanging="360"/>
+      </w:pPr>
+      <w:rPr>
+        <w:rFonts w:ascii="Wingdings" w:hAnsi="Wingdings" w:hint="default"/>
+        <w:sz w:val="20"/>
+      </w:rPr>
+    </w:lvl>
+    <w:lvl w:ilvl="5" w:tentative="1">
+      <w:start w:val="1"/>
+      <w:numFmt w:val="bullet"/>
+      <w:lvlText w:val=""/>
+      <w:lvlJc w:val="left"/>
+      <w:pPr>
+        <w:tabs>
+          <w:tab w:val="num" w:pos="4320"/>
+        </w:tabs>
+        <w:ind w:left="4320" w:hanging="360"/>
+      </w:pPr>
+      <w:rPr>
+        <w:rFonts w:ascii="Wingdings" w:hAnsi="Wingdings" w:hint="default"/>
+        <w:sz w:val="20"/>
+      </w:rPr>
+    </w:lvl>
+    <w:lvl w:ilvl="6" w:tentative="1">
+      <w:start w:val="1"/>
+      <w:numFmt w:val="bullet"/>
+      <w:lvlText w:val=""/>
+      <w:lvlJc w:val="left"/>
+      <w:pPr>
+        <w:tabs>
+          <w:tab w:val="num" w:pos="5040"/>
+        </w:tabs>
+        <w:ind w:left="5040" w:hanging="360"/>
+      </w:pPr>
+      <w:rPr>
+        <w:rFonts w:ascii="Wingdings" w:hAnsi="Wingdings" w:hint="default"/>
+        <w:sz w:val="20"/>
+      </w:rPr>
+    </w:lvl>
+    <w:lvl w:ilvl="7" w:tentative="1">
+      <w:start w:val="1"/>
+      <w:numFmt w:val="bullet"/>
+      <w:lvlText w:val=""/>
+      <w:lvlJc w:val="left"/>
+      <w:pPr>
+        <w:tabs>
+          <w:tab w:val="num" w:pos="5760"/>
+        </w:tabs>
+        <w:ind w:left="5760" w:hanging="360"/>
+      </w:pPr>
+      <w:rPr>
+        <w:rFonts w:ascii="Wingdings" w:hAnsi="Wingdings" w:hint="default"/>
+        <w:sz w:val="20"/>
+      </w:rPr>
+    </w:lvl>
+    <w:lvl w:ilvl="8" w:tentative="1">
+      <w:start w:val="1"/>
+      <w:numFmt w:val="bullet"/>
+      <w:lvlText w:val=""/>
+      <w:lvlJc w:val="left"/>
+      <w:pPr>
+        <w:tabs>
+          <w:tab w:val="num" w:pos="6480"/>
+        </w:tabs>
+        <w:ind w:left="6480" w:hanging="360"/>
+      </w:pPr>
+      <w:rPr>
+        <w:rFonts w:ascii="Wingdings" w:hAnsi="Wingdings" w:hint="default"/>
+        <w:sz w:val="20"/>
+      </w:rPr>
+    </w:lvl>
+  </w:abstractNum>
+  <w:abstractNum w:abstractNumId="25" w15:restartNumberingAfterBreak="0">
     <w:nsid w:val="46754901"/>
     <w:multiLevelType w:val="hybridMultilevel"/>
     <w:tmpl w:val="E03E2C06"/>
@@ -8959,7 +10312,7 @@
       </w:rPr>
     </w:lvl>
   </w:abstractNum>
-  <w:abstractNum w:abstractNumId="22" w15:restartNumberingAfterBreak="0">
+  <w:abstractNum w:abstractNumId="26" w15:restartNumberingAfterBreak="0">
     <w:nsid w:val="49E46F71"/>
     <w:multiLevelType w:val="multilevel"/>
     <w:tmpl w:val="0ED425AE"/>
@@ -9080,7 +10433,156 @@
       </w:pPr>
     </w:lvl>
   </w:abstractNum>
-  <w:abstractNum w:abstractNumId="23" w15:restartNumberingAfterBreak="0">
+  <w:abstractNum w:abstractNumId="27" w15:restartNumberingAfterBreak="0">
+    <w:nsid w:val="4C6B7243"/>
+    <w:multiLevelType w:val="multilevel"/>
+    <w:tmpl w:val="9ED27A7C"/>
+    <w:lvl w:ilvl="0">
+      <w:start w:val="1"/>
+      <w:numFmt w:val="bullet"/>
+      <w:lvlText w:val=""/>
+      <w:lvlJc w:val="left"/>
+      <w:pPr>
+        <w:tabs>
+          <w:tab w:val="num" w:pos="720"/>
+        </w:tabs>
+        <w:ind w:left="720" w:hanging="360"/>
+      </w:pPr>
+      <w:rPr>
+        <w:rFonts w:ascii="Symbol" w:hAnsi="Symbol" w:hint="default"/>
+        <w:sz w:val="20"/>
+      </w:rPr>
+    </w:lvl>
+    <w:lvl w:ilvl="1" w:tentative="1">
+      <w:start w:val="1"/>
+      <w:numFmt w:val="bullet"/>
+      <w:lvlText w:val="o"/>
+      <w:lvlJc w:val="left"/>
+      <w:pPr>
+        <w:tabs>
+          <w:tab w:val="num" w:pos="1440"/>
+        </w:tabs>
+        <w:ind w:left="1440" w:hanging="360"/>
+      </w:pPr>
+      <w:rPr>
+        <w:rFonts w:ascii="Courier New" w:hAnsi="Courier New" w:hint="default"/>
+        <w:sz w:val="20"/>
+      </w:rPr>
+    </w:lvl>
+    <w:lvl w:ilvl="2" w:tentative="1">
+      <w:start w:val="1"/>
+      <w:numFmt w:val="bullet"/>
+      <w:lvlText w:val=""/>
+      <w:lvlJc w:val="left"/>
+      <w:pPr>
+        <w:tabs>
+          <w:tab w:val="num" w:pos="2160"/>
+        </w:tabs>
+        <w:ind w:left="2160" w:hanging="360"/>
+      </w:pPr>
+      <w:rPr>
+        <w:rFonts w:ascii="Wingdings" w:hAnsi="Wingdings" w:hint="default"/>
+        <w:sz w:val="20"/>
+      </w:rPr>
+    </w:lvl>
+    <w:lvl w:ilvl="3" w:tentative="1">
+      <w:start w:val="1"/>
+      <w:numFmt w:val="bullet"/>
+      <w:lvlText w:val=""/>
+      <w:lvlJc w:val="left"/>
+      <w:pPr>
+        <w:tabs>
+          <w:tab w:val="num" w:pos="2880"/>
+        </w:tabs>
+        <w:ind w:left="2880" w:hanging="360"/>
+      </w:pPr>
+      <w:rPr>
+        <w:rFonts w:ascii="Wingdings" w:hAnsi="Wingdings" w:hint="default"/>
+        <w:sz w:val="20"/>
+      </w:rPr>
+    </w:lvl>
+    <w:lvl w:ilvl="4" w:tentative="1">
+      <w:start w:val="1"/>
+      <w:numFmt w:val="bullet"/>
+      <w:lvlText w:val=""/>
+      <w:lvlJc w:val="left"/>
+      <w:pPr>
+        <w:tabs>
+          <w:tab w:val="num" w:pos="3600"/>
+        </w:tabs>
+        <w:ind w:left="3600" w:hanging="360"/>
+      </w:pPr>
+      <w:rPr>
+        <w:rFonts w:ascii="Wingdings" w:hAnsi="Wingdings" w:hint="default"/>
+        <w:sz w:val="20"/>
+      </w:rPr>
+    </w:lvl>
+    <w:lvl w:ilvl="5" w:tentative="1">
+      <w:start w:val="1"/>
+      <w:numFmt w:val="bullet"/>
+      <w:lvlText w:val=""/>
+      <w:lvlJc w:val="left"/>
+      <w:pPr>
+        <w:tabs>
+          <w:tab w:val="num" w:pos="4320"/>
+        </w:tabs>
+        <w:ind w:left="4320" w:hanging="360"/>
+      </w:pPr>
+      <w:rPr>
+        <w:rFonts w:ascii="Wingdings" w:hAnsi="Wingdings" w:hint="default"/>
+        <w:sz w:val="20"/>
+      </w:rPr>
+    </w:lvl>
+    <w:lvl w:ilvl="6" w:tentative="1">
+      <w:start w:val="1"/>
+      <w:numFmt w:val="bullet"/>
+      <w:lvlText w:val=""/>
+      <w:lvlJc w:val="left"/>
+      <w:pPr>
+        <w:tabs>
+          <w:tab w:val="num" w:pos="5040"/>
+        </w:tabs>
+        <w:ind w:left="5040" w:hanging="360"/>
+      </w:pPr>
+      <w:rPr>
+        <w:rFonts w:ascii="Wingdings" w:hAnsi="Wingdings" w:hint="default"/>
+        <w:sz w:val="20"/>
+      </w:rPr>
+    </w:lvl>
+    <w:lvl w:ilvl="7" w:tentative="1">
+      <w:start w:val="1"/>
+      <w:numFmt w:val="bullet"/>
+      <w:lvlText w:val=""/>
+      <w:lvlJc w:val="left"/>
+      <w:pPr>
+        <w:tabs>
+          <w:tab w:val="num" w:pos="5760"/>
+        </w:tabs>
+        <w:ind w:left="5760" w:hanging="360"/>
+      </w:pPr>
+      <w:rPr>
+        <w:rFonts w:ascii="Wingdings" w:hAnsi="Wingdings" w:hint="default"/>
+        <w:sz w:val="20"/>
+      </w:rPr>
+    </w:lvl>
+    <w:lvl w:ilvl="8" w:tentative="1">
+      <w:start w:val="1"/>
+      <w:numFmt w:val="bullet"/>
+      <w:lvlText w:val=""/>
+      <w:lvlJc w:val="left"/>
+      <w:pPr>
+        <w:tabs>
+          <w:tab w:val="num" w:pos="6480"/>
+        </w:tabs>
+        <w:ind w:left="6480" w:hanging="360"/>
+      </w:pPr>
+      <w:rPr>
+        <w:rFonts w:ascii="Wingdings" w:hAnsi="Wingdings" w:hint="default"/>
+        <w:sz w:val="20"/>
+      </w:rPr>
+    </w:lvl>
+  </w:abstractNum>
+  <w:abstractNum w:abstractNumId="28" w15:restartNumberingAfterBreak="0">
     <w:nsid w:val="5032546F"/>
     <w:multiLevelType w:val="multilevel"/>
     <w:tmpl w:val="658ABF7C"/>
@@ -9224,7 +10726,7 @@
       </w:rPr>
     </w:lvl>
   </w:abstractNum>
-  <w:abstractNum w:abstractNumId="24" w15:restartNumberingAfterBreak="0">
+  <w:abstractNum w:abstractNumId="29" w15:restartNumberingAfterBreak="0">
     <w:nsid w:val="513C27FB"/>
     <w:multiLevelType w:val="multilevel"/>
     <w:tmpl w:val="15EA0AE8"/>
@@ -9373,7 +10875,7 @@
       </w:rPr>
     </w:lvl>
   </w:abstractNum>
-  <w:abstractNum w:abstractNumId="25" w15:restartNumberingAfterBreak="0">
+  <w:abstractNum w:abstractNumId="30" w15:restartNumberingAfterBreak="0">
     <w:nsid w:val="5368096F"/>
     <w:multiLevelType w:val="hybridMultilevel"/>
     <w:tmpl w:val="42AC0C2C"/>
@@ -9486,7 +10988,156 @@
       </w:rPr>
     </w:lvl>
   </w:abstractNum>
-  <w:abstractNum w:abstractNumId="26" w15:restartNumberingAfterBreak="0">
+  <w:abstractNum w:abstractNumId="31" w15:restartNumberingAfterBreak="0">
+    <w:nsid w:val="56850285"/>
+    <w:multiLevelType w:val="multilevel"/>
+    <w:tmpl w:val="9190D716"/>
+    <w:lvl w:ilvl="0">
+      <w:start w:val="1"/>
+      <w:numFmt w:val="bullet"/>
+      <w:lvlText w:val=""/>
+      <w:lvlJc w:val="left"/>
+      <w:pPr>
+        <w:tabs>
+          <w:tab w:val="num" w:pos="720"/>
+        </w:tabs>
+        <w:ind w:left="720" w:hanging="360"/>
+      </w:pPr>
+      <w:rPr>
+        <w:rFonts w:ascii="Symbol" w:hAnsi="Symbol" w:hint="default"/>
+        <w:sz w:val="20"/>
+      </w:rPr>
+    </w:lvl>
+    <w:lvl w:ilvl="1" w:tentative="1">
+      <w:start w:val="1"/>
+      <w:numFmt w:val="bullet"/>
+      <w:lvlText w:val="o"/>
+      <w:lvlJc w:val="left"/>
+      <w:pPr>
+        <w:tabs>
+          <w:tab w:val="num" w:pos="1440"/>
+        </w:tabs>
+        <w:ind w:left="1440" w:hanging="360"/>
+      </w:pPr>
+      <w:rPr>
+        <w:rFonts w:ascii="Courier New" w:hAnsi="Courier New" w:hint="default"/>
+        <w:sz w:val="20"/>
+      </w:rPr>
+    </w:lvl>
+    <w:lvl w:ilvl="2" w:tentative="1">
+      <w:start w:val="1"/>
+      <w:numFmt w:val="bullet"/>
+      <w:lvlText w:val=""/>
+      <w:lvlJc w:val="left"/>
+      <w:pPr>
+        <w:tabs>
+          <w:tab w:val="num" w:pos="2160"/>
+        </w:tabs>
+        <w:ind w:left="2160" w:hanging="360"/>
+      </w:pPr>
+      <w:rPr>
+        <w:rFonts w:ascii="Wingdings" w:hAnsi="Wingdings" w:hint="default"/>
+        <w:sz w:val="20"/>
+      </w:rPr>
+    </w:lvl>
+    <w:lvl w:ilvl="3" w:tentative="1">
+      <w:start w:val="1"/>
+      <w:numFmt w:val="bullet"/>
+      <w:lvlText w:val=""/>
+      <w:lvlJc w:val="left"/>
+      <w:pPr>
+        <w:tabs>
+          <w:tab w:val="num" w:pos="2880"/>
+        </w:tabs>
+        <w:ind w:left="2880" w:hanging="360"/>
+      </w:pPr>
+      <w:rPr>
+        <w:rFonts w:ascii="Wingdings" w:hAnsi="Wingdings" w:hint="default"/>
+        <w:sz w:val="20"/>
+      </w:rPr>
+    </w:lvl>
+    <w:lvl w:ilvl="4" w:tentative="1">
+      <w:start w:val="1"/>
+      <w:numFmt w:val="bullet"/>
+      <w:lvlText w:val=""/>
+      <w:lvlJc w:val="left"/>
+      <w:pPr>
+        <w:tabs>
+          <w:tab w:val="num" w:pos="3600"/>
+        </w:tabs>
+        <w:ind w:left="3600" w:hanging="360"/>
+      </w:pPr>
+      <w:rPr>
+        <w:rFonts w:ascii="Wingdings" w:hAnsi="Wingdings" w:hint="default"/>
+        <w:sz w:val="20"/>
+      </w:rPr>
+    </w:lvl>
+    <w:lvl w:ilvl="5" w:tentative="1">
+      <w:start w:val="1"/>
+      <w:numFmt w:val="bullet"/>
+      <w:lvlText w:val=""/>
+      <w:lvlJc w:val="left"/>
+      <w:pPr>
+        <w:tabs>
+          <w:tab w:val="num" w:pos="4320"/>
+        </w:tabs>
+        <w:ind w:left="4320" w:hanging="360"/>
+      </w:pPr>
+      <w:rPr>
+        <w:rFonts w:ascii="Wingdings" w:hAnsi="Wingdings" w:hint="default"/>
+        <w:sz w:val="20"/>
+      </w:rPr>
+    </w:lvl>
+    <w:lvl w:ilvl="6" w:tentative="1">
+      <w:start w:val="1"/>
+      <w:numFmt w:val="bullet"/>
+      <w:lvlText w:val=""/>
+      <w:lvlJc w:val="left"/>
+      <w:pPr>
+        <w:tabs>
+          <w:tab w:val="num" w:pos="5040"/>
+        </w:tabs>
+        <w:ind w:left="5040" w:hanging="360"/>
+      </w:pPr>
+      <w:rPr>
+        <w:rFonts w:ascii="Wingdings" w:hAnsi="Wingdings" w:hint="default"/>
+        <w:sz w:val="20"/>
+      </w:rPr>
+    </w:lvl>
+    <w:lvl w:ilvl="7" w:tentative="1">
+      <w:start w:val="1"/>
+      <w:numFmt w:val="bullet"/>
+      <w:lvlText w:val=""/>
+      <w:lvlJc w:val="left"/>
+      <w:pPr>
+        <w:tabs>
+          <w:tab w:val="num" w:pos="5760"/>
+        </w:tabs>
+        <w:ind w:left="5760" w:hanging="360"/>
+      </w:pPr>
+      <w:rPr>
+        <w:rFonts w:ascii="Wingdings" w:hAnsi="Wingdings" w:hint="default"/>
+        <w:sz w:val="20"/>
+      </w:rPr>
+    </w:lvl>
+    <w:lvl w:ilvl="8" w:tentative="1">
+      <w:start w:val="1"/>
+      <w:numFmt w:val="bullet"/>
+      <w:lvlText w:val=""/>
+      <w:lvlJc w:val="left"/>
+      <w:pPr>
+        <w:tabs>
+          <w:tab w:val="num" w:pos="6480"/>
+        </w:tabs>
+        <w:ind w:left="6480" w:hanging="360"/>
+      </w:pPr>
+      <w:rPr>
+        <w:rFonts w:ascii="Wingdings" w:hAnsi="Wingdings" w:hint="default"/>
+        <w:sz w:val="20"/>
+      </w:rPr>
+    </w:lvl>
+  </w:abstractNum>
+  <w:abstractNum w:abstractNumId="32" w15:restartNumberingAfterBreak="0">
     <w:nsid w:val="59031292"/>
     <w:multiLevelType w:val="multilevel"/>
     <w:tmpl w:val="2020B536"/>
@@ -9607,7 +11258,7 @@
       </w:pPr>
     </w:lvl>
   </w:abstractNum>
-  <w:abstractNum w:abstractNumId="27" w15:restartNumberingAfterBreak="0">
+  <w:abstractNum w:abstractNumId="33" w15:restartNumberingAfterBreak="0">
     <w:nsid w:val="5BC027FB"/>
     <w:multiLevelType w:val="multilevel"/>
     <w:tmpl w:val="FDAA2748"/>
@@ -9728,7 +11379,7 @@
       </w:pPr>
     </w:lvl>
   </w:abstractNum>
-  <w:abstractNum w:abstractNumId="28" w15:restartNumberingAfterBreak="0">
+  <w:abstractNum w:abstractNumId="34" w15:restartNumberingAfterBreak="0">
     <w:nsid w:val="5CDB0901"/>
     <w:multiLevelType w:val="multilevel"/>
     <w:tmpl w:val="18C0C628"/>
@@ -9877,7 +11528,7 @@
       </w:rPr>
     </w:lvl>
   </w:abstractNum>
-  <w:abstractNum w:abstractNumId="29" w15:restartNumberingAfterBreak="0">
+  <w:abstractNum w:abstractNumId="35" w15:restartNumberingAfterBreak="0">
     <w:nsid w:val="607F3091"/>
     <w:multiLevelType w:val="hybridMultilevel"/>
     <w:tmpl w:val="EC4E35D8"/>
@@ -9990,7 +11641,7 @@
       </w:rPr>
     </w:lvl>
   </w:abstractNum>
-  <w:abstractNum w:abstractNumId="30" w15:restartNumberingAfterBreak="0">
+  <w:abstractNum w:abstractNumId="36" w15:restartNumberingAfterBreak="0">
     <w:nsid w:val="6533152C"/>
     <w:multiLevelType w:val="multilevel"/>
     <w:tmpl w:val="B5D2B6AE"/>
@@ -10139,7 +11790,7 @@
       </w:rPr>
     </w:lvl>
   </w:abstractNum>
-  <w:abstractNum w:abstractNumId="31" w15:restartNumberingAfterBreak="0">
+  <w:abstractNum w:abstractNumId="37" w15:restartNumberingAfterBreak="0">
     <w:nsid w:val="6B1725F4"/>
     <w:multiLevelType w:val="multilevel"/>
     <w:tmpl w:val="99F85174"/>
@@ -10288,7 +11939,7 @@
       </w:rPr>
     </w:lvl>
   </w:abstractNum>
-  <w:abstractNum w:abstractNumId="32" w15:restartNumberingAfterBreak="0">
+  <w:abstractNum w:abstractNumId="38" w15:restartNumberingAfterBreak="0">
     <w:nsid w:val="6BAD18FE"/>
     <w:multiLevelType w:val="hybridMultilevel"/>
     <w:tmpl w:val="FE0E17D0"/>
@@ -10401,7 +12052,7 @@
       </w:rPr>
     </w:lvl>
   </w:abstractNum>
-  <w:abstractNum w:abstractNumId="33" w15:restartNumberingAfterBreak="0">
+  <w:abstractNum w:abstractNumId="39" w15:restartNumberingAfterBreak="0">
     <w:nsid w:val="790F0C94"/>
     <w:multiLevelType w:val="multilevel"/>
     <w:tmpl w:val="6E7E50B4"/>
@@ -10550,7 +12201,7 @@
       </w:rPr>
     </w:lvl>
   </w:abstractNum>
-  <w:abstractNum w:abstractNumId="34" w15:restartNumberingAfterBreak="0">
+  <w:abstractNum w:abstractNumId="40" w15:restartNumberingAfterBreak="0">
     <w:nsid w:val="79DF2F66"/>
     <w:multiLevelType w:val="hybridMultilevel"/>
     <w:tmpl w:val="46C2F5E8"/>
@@ -10664,19 +12315,19 @@
     </w:lvl>
   </w:abstractNum>
   <w:num w:numId="1" w16cid:durableId="1067410906">
+    <w:abstractNumId w:val="34"/>
+  </w:num>
+  <w:num w:numId="2" w16cid:durableId="42945205">
+    <w:abstractNumId w:val="16"/>
+  </w:num>
+  <w:num w:numId="3" w16cid:durableId="1530097756">
     <w:abstractNumId w:val="28"/>
   </w:num>
-  <w:num w:numId="2" w16cid:durableId="42945205">
-    <w:abstractNumId w:val="14"/>
-  </w:num>
-  <w:num w:numId="3" w16cid:durableId="1530097756">
-    <w:abstractNumId w:val="23"/>
-  </w:num>
   <w:num w:numId="4" w16cid:durableId="1924294785">
-    <w:abstractNumId w:val="19"/>
+    <w:abstractNumId w:val="22"/>
   </w:num>
   <w:num w:numId="5" w16cid:durableId="724378602">
-    <w:abstractNumId w:val="31"/>
+    <w:abstractNumId w:val="37"/>
   </w:num>
   <w:num w:numId="6" w16cid:durableId="581138600">
     <w:abstractNumId w:val="3"/>
@@ -10688,85 +12339,103 @@
     <w:abstractNumId w:val="0"/>
   </w:num>
   <w:num w:numId="9" w16cid:durableId="1021513956">
-    <w:abstractNumId w:val="9"/>
+    <w:abstractNumId w:val="11"/>
   </w:num>
   <w:num w:numId="10" w16cid:durableId="1684820423">
     <w:abstractNumId w:val="2"/>
   </w:num>
   <w:num w:numId="11" w16cid:durableId="64956189">
-    <w:abstractNumId w:val="18"/>
+    <w:abstractNumId w:val="21"/>
   </w:num>
   <w:num w:numId="12" w16cid:durableId="778530166">
     <w:abstractNumId w:val="4"/>
   </w:num>
   <w:num w:numId="13" w16cid:durableId="880749085">
-    <w:abstractNumId w:val="29"/>
+    <w:abstractNumId w:val="35"/>
   </w:num>
   <w:num w:numId="14" w16cid:durableId="859976036">
     <w:abstractNumId w:val="5"/>
   </w:num>
   <w:num w:numId="15" w16cid:durableId="386881455">
-    <w:abstractNumId w:val="10"/>
+    <w:abstractNumId w:val="12"/>
   </w:num>
   <w:num w:numId="16" w16cid:durableId="226767490">
+    <w:abstractNumId w:val="30"/>
+  </w:num>
+  <w:num w:numId="17" w16cid:durableId="1564366226">
+    <w:abstractNumId w:val="9"/>
+  </w:num>
+  <w:num w:numId="18" w16cid:durableId="174810707">
     <w:abstractNumId w:val="25"/>
   </w:num>
-  <w:num w:numId="17" w16cid:durableId="1564366226">
+  <w:num w:numId="19" w16cid:durableId="1535268456">
     <w:abstractNumId w:val="8"/>
   </w:num>
-  <w:num w:numId="18" w16cid:durableId="174810707">
-    <w:abstractNumId w:val="21"/>
-  </w:num>
-  <w:num w:numId="19" w16cid:durableId="1535268456">
-    <w:abstractNumId w:val="7"/>
-  </w:num>
   <w:num w:numId="20" w16cid:durableId="2035033294">
-    <w:abstractNumId w:val="15"/>
+    <w:abstractNumId w:val="17"/>
   </w:num>
   <w:num w:numId="21" w16cid:durableId="1269433096">
-    <w:abstractNumId w:val="34"/>
+    <w:abstractNumId w:val="40"/>
   </w:num>
   <w:num w:numId="22" w16cid:durableId="654798699">
-    <w:abstractNumId w:val="12"/>
+    <w:abstractNumId w:val="14"/>
   </w:num>
   <w:num w:numId="23" w16cid:durableId="1917088432">
-    <w:abstractNumId w:val="30"/>
+    <w:abstractNumId w:val="36"/>
   </w:num>
   <w:num w:numId="24" w16cid:durableId="63139350">
-    <w:abstractNumId w:val="13"/>
+    <w:abstractNumId w:val="15"/>
   </w:num>
   <w:num w:numId="25" w16cid:durableId="247929493">
     <w:abstractNumId w:val="1"/>
   </w:num>
   <w:num w:numId="26" w16cid:durableId="1249196887">
+    <w:abstractNumId w:val="39"/>
+  </w:num>
+  <w:num w:numId="27" w16cid:durableId="1751804659">
+    <w:abstractNumId w:val="29"/>
+  </w:num>
+  <w:num w:numId="28" w16cid:durableId="601836171">
+    <w:abstractNumId w:val="23"/>
+  </w:num>
+  <w:num w:numId="29" w16cid:durableId="740256358">
+    <w:abstractNumId w:val="32"/>
+  </w:num>
+  <w:num w:numId="30" w16cid:durableId="2041389860">
+    <w:abstractNumId w:val="19"/>
+  </w:num>
+  <w:num w:numId="31" w16cid:durableId="308872358">
+    <w:abstractNumId w:val="18"/>
+  </w:num>
+  <w:num w:numId="32" w16cid:durableId="1671829697">
+    <w:abstractNumId w:val="26"/>
+  </w:num>
+  <w:num w:numId="33" w16cid:durableId="766391002">
     <w:abstractNumId w:val="33"/>
   </w:num>
-  <w:num w:numId="27" w16cid:durableId="1751804659">
+  <w:num w:numId="34" w16cid:durableId="300580007">
+    <w:abstractNumId w:val="38"/>
+  </w:num>
+  <w:num w:numId="35" w16cid:durableId="673191987">
+    <w:abstractNumId w:val="13"/>
+  </w:num>
+  <w:num w:numId="36" w16cid:durableId="1033111905">
+    <w:abstractNumId w:val="20"/>
+  </w:num>
+  <w:num w:numId="37" w16cid:durableId="618296399">
     <w:abstractNumId w:val="24"/>
   </w:num>
-  <w:num w:numId="28" w16cid:durableId="601836171">
-    <w:abstractNumId w:val="20"/>
-  </w:num>
-  <w:num w:numId="29" w16cid:durableId="740256358">
-    <w:abstractNumId w:val="26"/>
-  </w:num>
-  <w:num w:numId="30" w16cid:durableId="2041389860">
-    <w:abstractNumId w:val="17"/>
-  </w:num>
-  <w:num w:numId="31" w16cid:durableId="308872358">
-    <w:abstractNumId w:val="16"/>
-  </w:num>
-  <w:num w:numId="32" w16cid:durableId="1671829697">
-    <w:abstractNumId w:val="22"/>
-  </w:num>
-  <w:num w:numId="33" w16cid:durableId="766391002">
+  <w:num w:numId="38" w16cid:durableId="955260913">
     <w:abstractNumId w:val="27"/>
   </w:num>
-  <w:num w:numId="34" w16cid:durableId="300580007">
-    <w:abstractNumId w:val="32"/>
+  <w:num w:numId="39" w16cid:durableId="1992949943">
+    <w:abstractNumId w:val="10"/>
   </w:num>
-  <w:num w:numId="35" w16cid:durableId="673191987">
-    <w:abstractNumId w:val="11"/>
+  <w:num w:numId="40" w16cid:durableId="1848205980">
+    <w:abstractNumId w:val="7"/>
+  </w:num>
+  <w:num w:numId="41" w16cid:durableId="1949123637">
+    <w:abstractNumId w:val="31"/>
   </w:num>
 </w:numbering>
 </file>
